--- a/02_Project_Portfolio/Graduation_Thesis_Catalog.docx
+++ b/02_Project_Portfolio/Graduation_Thesis_Catalog.docx
@@ -28,14 +28,15 @@
         </w:p>
       </w:sdtContent>
     </w:sdt>
-    <w:bookmarkStart w:id="71" w:name="danh-mục-đồ-án-tốt-nghiệp"/>
     <w:p>
       <w:pPr>
         <w:pStyle w:val="Heading1"/>
       </w:pPr>
+      <w:bookmarkStart w:id="20" w:name="danh-mục-đồ-án-tốt-nghiệp"/>
       <w:r>
         <w:t xml:space="preserve">Danh mục Đồ án tốt nghiệp</w:t>
       </w:r>
+      <w:bookmarkEnd w:id="20"/>
     </w:p>
     <w:p>
       <w:pPr>
@@ -43,7 +44,6 @@
       </w:pPr>
       <w:r>
         <w:rPr>
-          <w:bCs/>
           <w:b/>
         </w:rPr>
         <w:t xml:space="preserve">Correct + complete + reproducible + quantitatively evaluated</w:t>
@@ -54,7 +54,7 @@
         <w:pStyle w:val="BodyText"/>
       </w:pPr>
       <w:r>
-        <w:t xml:space="preserve">Engineering &amp; Research Mentoring Program (Lucero) · Phiên bản 1.5.1 · 2026-08-23</w:t>
+        <w:t xml:space="preserve">Engineering &amp; Research Mentoring Program (Lucero) · Phiên bản 1.6.0 · 2026-08-23</w:t>
       </w:r>
     </w:p>
     <w:p>
@@ -71,14 +71,12 @@
       </w:pPr>
       <w:r>
         <w:rPr>
-          <w:iCs/>
           <w:i/>
         </w:rPr>
         <w:t xml:space="preserve">File này được sinh tự động từ</w:t>
       </w:r>
       <w:r>
         <w:rPr>
-          <w:iCs/>
           <w:i/>
         </w:rPr>
         <w:t xml:space="preserve"> </w:t>
@@ -86,21 +84,18 @@
       <w:r>
         <w:rPr>
           <w:rStyle w:val="VerbatimChar"/>
-          <w:iCs/>
           <w:i/>
         </w:rPr>
         <w:t xml:space="preserve">06_Data/</w:t>
       </w:r>
       <w:r>
         <w:rPr>
-          <w:iCs/>
-          <w:i/>
-        </w:rPr>
-        <w:t xml:space="preserve"> </w:t>
-      </w:r>
-      <w:r>
-        <w:rPr>
-          <w:iCs/>
+          <w:i/>
+        </w:rPr>
+        <w:t xml:space="preserve"> </w:t>
+      </w:r>
+      <w:r>
+        <w:rPr>
           <w:i/>
         </w:rPr>
         <w:t xml:space="preserve">(scripts/generate_catalogs.py). KHÔNG sửa tay — mọi thay đổi phải sửa nguồn chuẩn rồi generate lại.</w:t>
@@ -125,7 +120,6 @@
       </w:r>
       <w:r>
         <w:rPr>
-          <w:bCs/>
           <w:b/>
         </w:rPr>
         <w:t xml:space="preserve">T = Đồ án tốt nghiệp</w:t>
@@ -152,97 +146,86 @@
       </w:pPr>
       <w:r>
         <w:rPr>
-          <w:iCs/>
           <w:i/>
         </w:rPr>
         <w:t xml:space="preserve">Quy ước mã tham chiếu: Mỗi phần tử là mã chính xác (vd</w:t>
       </w:r>
       <w:r>
         <w:rPr>
-          <w:iCs/>
-          <w:i/>
-        </w:rPr>
-        <w:t xml:space="preserve"> </w:t>
-      </w:r>
-      <w:r>
-        <w:rPr>
-          <w:iCs/>
+          <w:i/>
+        </w:rPr>
+        <w:t xml:space="preserve"> </w:t>
+      </w:r>
+      <w:r>
+        <w:rPr>
           <w:i/>
         </w:rPr>
         <w:t xml:space="preserve">‘</w:t>
       </w:r>
       <w:r>
         <w:rPr>
-          <w:iCs/>
           <w:i/>
         </w:rPr>
         <w:t xml:space="preserve">A5-T02</w:t>
       </w:r>
       <w:r>
         <w:rPr>
-          <w:iCs/>
           <w:i/>
         </w:rPr>
         <w:t xml:space="preserve">’</w:t>
       </w:r>
       <w:r>
         <w:rPr>
-          <w:iCs/>
           <w:i/>
         </w:rPr>
         <w:t xml:space="preserve">) hoặc pattern family-type</w:t>
       </w:r>
       <w:r>
         <w:rPr>
-          <w:iCs/>
-          <w:i/>
-        </w:rPr>
-        <w:t xml:space="preserve"> </w:t>
-      </w:r>
-      <w:r>
-        <w:rPr>
-          <w:iCs/>
+          <w:i/>
+        </w:rPr>
+        <w:t xml:space="preserve"> </w:t>
+      </w:r>
+      <w:r>
+        <w:rPr>
           <w:i/>
         </w:rPr>
         <w:t xml:space="preserve">‘</w:t>
       </w:r>
       <w:r>
         <w:rPr>
-          <w:iCs/>
           <w:i/>
         </w:rPr>
         <w:t xml:space="preserve">A1-P*</w:t>
       </w:r>
       <w:r>
         <w:rPr>
-          <w:iCs/>
           <w:i/>
         </w:rPr>
         <w:t xml:space="preserve">’</w:t>
       </w:r>
       <w:r>
         <w:rPr>
-          <w:iCs/>
-          <w:i/>
-        </w:rPr>
-        <w:t xml:space="preserve"> </w:t>
-      </w:r>
-      <w:r>
-        <w:rPr>
-          <w:iCs/>
+          <w:i/>
+        </w:rPr>
+        <w:t xml:space="preserve"> </w:t>
+      </w:r>
+      <w:r>
+        <w:rPr>
           <w:i/>
         </w:rPr>
         <w:t xml:space="preserve">nghĩa là hoàn thành ít nhất một đề tài P của family A1 hoặc năng lực tương đương có evidence.</w:t>
       </w:r>
     </w:p>
-    <w:bookmarkStart w:id="20" w:name="hướng-dẫn-lựa-chọn"/>
     <w:p>
       <w:pPr>
         <w:pStyle w:val="Heading2"/>
       </w:pPr>
+      <w:bookmarkStart w:id="21" w:name="hướng-dẫn-lựa-chọn"/>
       <w:r>
         <w:t xml:space="preserve">Hướng dẫn lựa chọn</w:t>
       </w:r>
+      <w:bookmarkEnd w:id="21"/>
     </w:p>
     <w:p>
       <w:pPr>
@@ -307,15 +290,15 @@
         <w:t xml:space="preserve">Mỗi đề tài phải có evidence và Project Legacy Package.</w:t>
       </w:r>
     </w:p>
-    <w:bookmarkEnd w:id="20"/>
-    <w:bookmarkStart w:id="22" w:name="a1---digital-logic-rtl-design"/>
     <w:p>
       <w:pPr>
         <w:pStyle w:val="Heading2"/>
       </w:pPr>
+      <w:bookmarkStart w:id="22" w:name="a1---digital-logic-rtl-design"/>
       <w:r>
         <w:t xml:space="preserve">A1 - Digital Logic &amp; RTL Design</w:t>
       </w:r>
+      <w:bookmarkEnd w:id="22"/>
     </w:p>
     <w:p>
       <w:pPr>
@@ -323,7 +306,6 @@
       </w:pPr>
       <w:r>
         <w:rPr>
-          <w:bCs/>
           <w:b/>
         </w:rPr>
         <w:t xml:space="preserve">Mục tiêu:</w:t>
@@ -341,7 +323,6 @@
       </w:pPr>
       <w:r>
         <w:rPr>
-          <w:bCs/>
           <w:b/>
         </w:rPr>
         <w:t xml:space="preserve">Điều kiện nền:</w:t>
@@ -359,7 +340,6 @@
       </w:pPr>
       <w:r>
         <w:rPr>
-          <w:bCs/>
           <w:b/>
         </w:rPr>
         <w:t xml:space="preserve">Công cụ gợi ý:</w:t>
@@ -374,9 +354,8 @@
     <w:tbl>
       <w:tblPr>
         <w:tblStyle w:val="Table"/>
-        <w:tblW w:type="pct" w:w="5000"/>
-        <w:tblLook w:firstRow="1" w:lastRow="0" w:firstColumn="0" w:lastColumn="0" w:noHBand="0" w:noVBand="0" w:val="0020"/>
-        <w:jc w:val="start"/>
+        <w:tblW w:type="pct" w:w="4999.999999999999"/>
+        <w:tblLook w:firstRow="1"/>
       </w:tblPr>
       <w:tblGrid>
         <w:gridCol w:w="1320"/>
@@ -388,10 +367,15 @@
       </w:tblGrid>
       <w:tr>
         <w:trPr>
-          <w:tblHeader w:val="true"/>
+          <w:cnfStyle w:firstRow="1"/>
         </w:trPr>
         <w:tc>
-          <w:tcPr/>
+          <w:tcPr>
+            <w:tcBorders>
+              <w:bottom w:val="single"/>
+            </w:tcBorders>
+            <w:vAlign w:val="bottom"/>
+          </w:tcPr>
           <w:p>
             <w:pPr>
               <w:pStyle w:val="Compact"/>
@@ -403,7 +387,12 @@
           </w:p>
         </w:tc>
         <w:tc>
-          <w:tcPr/>
+          <w:tcPr>
+            <w:tcBorders>
+              <w:bottom w:val="single"/>
+            </w:tcBorders>
+            <w:vAlign w:val="bottom"/>
+          </w:tcPr>
           <w:p>
             <w:pPr>
               <w:pStyle w:val="Compact"/>
@@ -415,7 +404,12 @@
           </w:p>
         </w:tc>
         <w:tc>
-          <w:tcPr/>
+          <w:tcPr>
+            <w:tcBorders>
+              <w:bottom w:val="single"/>
+            </w:tcBorders>
+            <w:vAlign w:val="bottom"/>
+          </w:tcPr>
           <w:p>
             <w:pPr>
               <w:pStyle w:val="Compact"/>
@@ -427,7 +421,12 @@
           </w:p>
         </w:tc>
         <w:tc>
-          <w:tcPr/>
+          <w:tcPr>
+            <w:tcBorders>
+              <w:bottom w:val="single"/>
+            </w:tcBorders>
+            <w:vAlign w:val="bottom"/>
+          </w:tcPr>
           <w:p>
             <w:pPr>
               <w:pStyle w:val="Compact"/>
@@ -439,7 +438,12 @@
           </w:p>
         </w:tc>
         <w:tc>
-          <w:tcPr/>
+          <w:tcPr>
+            <w:tcBorders>
+              <w:bottom w:val="single"/>
+            </w:tcBorders>
+            <w:vAlign w:val="bottom"/>
+          </w:tcPr>
           <w:p>
             <w:pPr>
               <w:pStyle w:val="Compact"/>
@@ -451,7 +455,12 @@
           </w:p>
         </w:tc>
         <w:tc>
-          <w:tcPr/>
+          <w:tcPr>
+            <w:tcBorders>
+              <w:bottom w:val="single"/>
+            </w:tcBorders>
+            <w:vAlign w:val="bottom"/>
+          </w:tcPr>
           <w:p>
             <w:pPr>
               <w:pStyle w:val="Compact"/>
@@ -465,7 +474,6 @@
       </w:tr>
       <w:tr>
         <w:tc>
-          <w:tcPr/>
           <w:p>
             <w:pPr>
               <w:pStyle w:val="Compact"/>
@@ -477,7 +485,6 @@
           </w:p>
         </w:tc>
         <w:tc>
-          <w:tcPr/>
           <w:p>
             <w:pPr>
               <w:pStyle w:val="Compact"/>
@@ -489,7 +496,6 @@
           </w:p>
         </w:tc>
         <w:tc>
-          <w:tcPr/>
           <w:p>
             <w:pPr>
               <w:pStyle w:val="Compact"/>
@@ -501,7 +507,6 @@
           </w:p>
         </w:tc>
         <w:tc>
-          <w:tcPr/>
           <w:p>
             <w:pPr>
               <w:pStyle w:val="Compact"/>
@@ -513,7 +518,6 @@
           </w:p>
         </w:tc>
         <w:tc>
-          <w:tcPr/>
           <w:p>
             <w:pPr>
               <w:pStyle w:val="Compact"/>
@@ -525,7 +529,6 @@
           </w:p>
         </w:tc>
         <w:tc>
-          <w:tcPr/>
           <w:p>
             <w:pPr>
               <w:pStyle w:val="Compact"/>
@@ -538,14 +541,15 @@
         </w:tc>
       </w:tr>
     </w:tbl>
-    <w:bookmarkStart w:id="21" w:name="Xbcc33090d0adaec7f43bd2335f141938104f928"/>
     <w:p>
       <w:pPr>
         <w:pStyle w:val="Heading3"/>
       </w:pPr>
+      <w:bookmarkStart w:id="23" w:name="Xbcc33090d0adaec7f43bd2335f141938104f928"/>
       <w:r>
         <w:t xml:space="preserve">A1-T01 - Thiết kế và kiểm chứng một IP số có khả năng tái sử dụng</w:t>
       </w:r>
+      <w:bookmarkEnd w:id="23"/>
     </w:p>
     <w:p>
       <w:pPr>
@@ -553,7 +557,6 @@
       </w:pPr>
       <w:r>
         <w:rPr>
-          <w:bCs/>
           <w:b/>
         </w:rPr>
         <w:t xml:space="preserve">English:</w:t>
@@ -571,7 +574,6 @@
       </w:pPr>
       <w:r>
         <w:rPr>
-          <w:bCs/>
           <w:b/>
         </w:rPr>
         <w:t xml:space="preserve">Scope:</w:t>
@@ -589,7 +591,6 @@
       </w:pPr>
       <w:r>
         <w:rPr>
-          <w:bCs/>
           <w:b/>
         </w:rPr>
         <w:t xml:space="preserve">Prerequisites:</w:t>
@@ -605,14 +606,12 @@
       </w:r>
       <w:r>
         <w:rPr>
-          <w:iCs/>
           <w:i/>
         </w:rPr>
         <w:t xml:space="preserve">(mã tham chiếu:</w:t>
       </w:r>
       <w:r>
         <w:rPr>
-          <w:iCs/>
           <w:i/>
         </w:rPr>
         <w:t xml:space="preserve"> </w:t>
@@ -620,14 +619,12 @@
       <w:r>
         <w:rPr>
           <w:rStyle w:val="VerbatimChar"/>
-          <w:iCs/>
           <w:i/>
         </w:rPr>
         <w:t xml:space="preserve">A1-P*</w:t>
       </w:r>
       <w:r>
         <w:rPr>
-          <w:iCs/>
           <w:i/>
         </w:rPr>
         <w:t xml:space="preserve">)</w:t>
@@ -639,7 +636,6 @@
       </w:pPr>
       <w:r>
         <w:rPr>
-          <w:bCs/>
           <w:b/>
         </w:rPr>
         <w:t xml:space="preserve">Deliverables:</w:t>
@@ -657,7 +653,6 @@
       </w:pPr>
       <w:r>
         <w:rPr>
-          <w:bCs/>
           <w:b/>
         </w:rPr>
         <w:t xml:space="preserve">MVT (phần bắt buộc):</w:t>
@@ -675,7 +670,6 @@
       </w:pPr>
       <w:r>
         <w:rPr>
-          <w:bCs/>
           <w:b/>
         </w:rPr>
         <w:t xml:space="preserve">Extension:</w:t>
@@ -693,7 +687,6 @@
       </w:pPr>
       <w:r>
         <w:rPr>
-          <w:bCs/>
           <w:b/>
         </w:rPr>
         <w:t xml:space="preserve">Công cụ:</w:t>
@@ -711,7 +704,6 @@
       </w:pPr>
       <w:r>
         <w:rPr>
-          <w:bCs/>
           <w:b/>
         </w:rPr>
         <w:t xml:space="preserve">Định hướng nghề nghiệp:</w:t>
@@ -723,16 +715,15 @@
         <w:t xml:space="preserve">RTL design &amp; verification engineer.</w:t>
       </w:r>
     </w:p>
-    <w:bookmarkEnd w:id="21"/>
-    <w:bookmarkEnd w:id="22"/>
-    <w:bookmarkStart w:id="26" w:name="a2---digital-arithmetic-dsp-hardware"/>
     <w:p>
       <w:pPr>
         <w:pStyle w:val="Heading2"/>
       </w:pPr>
+      <w:bookmarkStart w:id="24" w:name="a2---digital-arithmetic-dsp-hardware"/>
       <w:r>
         <w:t xml:space="preserve">A2 - Digital Arithmetic &amp; DSP Hardware</w:t>
       </w:r>
+      <w:bookmarkEnd w:id="24"/>
     </w:p>
     <w:p>
       <w:pPr>
@@ -740,7 +731,6 @@
       </w:pPr>
       <w:r>
         <w:rPr>
-          <w:bCs/>
           <w:b/>
         </w:rPr>
         <w:t xml:space="preserve">Mục tiêu:</w:t>
@@ -758,7 +748,6 @@
       </w:pPr>
       <w:r>
         <w:rPr>
-          <w:bCs/>
           <w:b/>
         </w:rPr>
         <w:t xml:space="preserve">Điều kiện nền:</w:t>
@@ -776,7 +765,6 @@
       </w:pPr>
       <w:r>
         <w:rPr>
-          <w:bCs/>
           <w:b/>
         </w:rPr>
         <w:t xml:space="preserve">Công cụ gợi ý:</w:t>
@@ -791,9 +779,8 @@
     <w:tbl>
       <w:tblPr>
         <w:tblStyle w:val="Table"/>
-        <w:tblW w:type="pct" w:w="5000"/>
-        <w:tblLook w:firstRow="1" w:lastRow="0" w:firstColumn="0" w:lastColumn="0" w:noHBand="0" w:noVBand="0" w:val="0020"/>
-        <w:jc w:val="start"/>
+        <w:tblW w:type="pct" w:w="4999.999999999999"/>
+        <w:tblLook w:firstRow="1"/>
       </w:tblPr>
       <w:tblGrid>
         <w:gridCol w:w="1320"/>
@@ -805,10 +792,15 @@
       </w:tblGrid>
       <w:tr>
         <w:trPr>
-          <w:tblHeader w:val="true"/>
+          <w:cnfStyle w:firstRow="1"/>
         </w:trPr>
         <w:tc>
-          <w:tcPr/>
+          <w:tcPr>
+            <w:tcBorders>
+              <w:bottom w:val="single"/>
+            </w:tcBorders>
+            <w:vAlign w:val="bottom"/>
+          </w:tcPr>
           <w:p>
             <w:pPr>
               <w:pStyle w:val="Compact"/>
@@ -820,7 +812,12 @@
           </w:p>
         </w:tc>
         <w:tc>
-          <w:tcPr/>
+          <w:tcPr>
+            <w:tcBorders>
+              <w:bottom w:val="single"/>
+            </w:tcBorders>
+            <w:vAlign w:val="bottom"/>
+          </w:tcPr>
           <w:p>
             <w:pPr>
               <w:pStyle w:val="Compact"/>
@@ -832,7 +829,12 @@
           </w:p>
         </w:tc>
         <w:tc>
-          <w:tcPr/>
+          <w:tcPr>
+            <w:tcBorders>
+              <w:bottom w:val="single"/>
+            </w:tcBorders>
+            <w:vAlign w:val="bottom"/>
+          </w:tcPr>
           <w:p>
             <w:pPr>
               <w:pStyle w:val="Compact"/>
@@ -844,7 +846,12 @@
           </w:p>
         </w:tc>
         <w:tc>
-          <w:tcPr/>
+          <w:tcPr>
+            <w:tcBorders>
+              <w:bottom w:val="single"/>
+            </w:tcBorders>
+            <w:vAlign w:val="bottom"/>
+          </w:tcPr>
           <w:p>
             <w:pPr>
               <w:pStyle w:val="Compact"/>
@@ -856,7 +863,12 @@
           </w:p>
         </w:tc>
         <w:tc>
-          <w:tcPr/>
+          <w:tcPr>
+            <w:tcBorders>
+              <w:bottom w:val="single"/>
+            </w:tcBorders>
+            <w:vAlign w:val="bottom"/>
+          </w:tcPr>
           <w:p>
             <w:pPr>
               <w:pStyle w:val="Compact"/>
@@ -868,7 +880,12 @@
           </w:p>
         </w:tc>
         <w:tc>
-          <w:tcPr/>
+          <w:tcPr>
+            <w:tcBorders>
+              <w:bottom w:val="single"/>
+            </w:tcBorders>
+            <w:vAlign w:val="bottom"/>
+          </w:tcPr>
           <w:p>
             <w:pPr>
               <w:pStyle w:val="Compact"/>
@@ -882,7 +899,6 @@
       </w:tr>
       <w:tr>
         <w:tc>
-          <w:tcPr/>
           <w:p>
             <w:pPr>
               <w:pStyle w:val="Compact"/>
@@ -894,7 +910,6 @@
           </w:p>
         </w:tc>
         <w:tc>
-          <w:tcPr/>
           <w:p>
             <w:pPr>
               <w:pStyle w:val="Compact"/>
@@ -906,7 +921,6 @@
           </w:p>
         </w:tc>
         <w:tc>
-          <w:tcPr/>
           <w:p>
             <w:pPr>
               <w:pStyle w:val="Compact"/>
@@ -918,7 +932,6 @@
           </w:p>
         </w:tc>
         <w:tc>
-          <w:tcPr/>
           <w:p>
             <w:pPr>
               <w:pStyle w:val="Compact"/>
@@ -930,7 +943,6 @@
           </w:p>
         </w:tc>
         <w:tc>
-          <w:tcPr/>
           <w:p>
             <w:pPr>
               <w:pStyle w:val="Compact"/>
@@ -942,7 +954,6 @@
           </w:p>
         </w:tc>
         <w:tc>
-          <w:tcPr/>
           <w:p>
             <w:pPr>
               <w:pStyle w:val="Compact"/>
@@ -956,7 +967,6 @@
       </w:tr>
       <w:tr>
         <w:tc>
-          <w:tcPr/>
           <w:p>
             <w:pPr>
               <w:pStyle w:val="Compact"/>
@@ -968,7 +978,6 @@
           </w:p>
         </w:tc>
         <w:tc>
-          <w:tcPr/>
           <w:p>
             <w:pPr>
               <w:pStyle w:val="Compact"/>
@@ -980,7 +989,6 @@
           </w:p>
         </w:tc>
         <w:tc>
-          <w:tcPr/>
           <w:p>
             <w:pPr>
               <w:pStyle w:val="Compact"/>
@@ -992,7 +1000,6 @@
           </w:p>
         </w:tc>
         <w:tc>
-          <w:tcPr/>
           <w:p>
             <w:pPr>
               <w:pStyle w:val="Compact"/>
@@ -1004,7 +1011,6 @@
           </w:p>
         </w:tc>
         <w:tc>
-          <w:tcPr/>
           <w:p>
             <w:pPr>
               <w:pStyle w:val="Compact"/>
@@ -1016,7 +1022,6 @@
           </w:p>
         </w:tc>
         <w:tc>
-          <w:tcPr/>
           <w:p>
             <w:pPr>
               <w:pStyle w:val="Compact"/>
@@ -1030,7 +1035,6 @@
       </w:tr>
       <w:tr>
         <w:tc>
-          <w:tcPr/>
           <w:p>
             <w:pPr>
               <w:pStyle w:val="Compact"/>
@@ -1042,7 +1046,6 @@
           </w:p>
         </w:tc>
         <w:tc>
-          <w:tcPr/>
           <w:p>
             <w:pPr>
               <w:pStyle w:val="Compact"/>
@@ -1054,7 +1057,6 @@
           </w:p>
         </w:tc>
         <w:tc>
-          <w:tcPr/>
           <w:p>
             <w:pPr>
               <w:pStyle w:val="Compact"/>
@@ -1066,7 +1068,6 @@
           </w:p>
         </w:tc>
         <w:tc>
-          <w:tcPr/>
           <w:p>
             <w:pPr>
               <w:pStyle w:val="Compact"/>
@@ -1078,7 +1079,6 @@
           </w:p>
         </w:tc>
         <w:tc>
-          <w:tcPr/>
           <w:p>
             <w:pPr>
               <w:pStyle w:val="Compact"/>
@@ -1090,7 +1090,6 @@
           </w:p>
         </w:tc>
         <w:tc>
-          <w:tcPr/>
           <w:p>
             <w:pPr>
               <w:pStyle w:val="Compact"/>
@@ -1103,14 +1102,15 @@
         </w:tc>
       </w:tr>
     </w:tbl>
-    <w:bookmarkStart w:id="23" w:name="X94d1639be0b825647fd72b43c1e86abce253435"/>
     <w:p>
       <w:pPr>
         <w:pStyle w:val="Heading3"/>
       </w:pPr>
+      <w:bookmarkStart w:id="25" w:name="X94d1639be0b825647fd72b43c1e86abce253435"/>
       <w:r>
         <w:t xml:space="preserve">A2-T01 - Thiết kế bộ lọc FIR fixed-point trên FPGA và khảo sát ASIC</w:t>
       </w:r>
+      <w:bookmarkEnd w:id="25"/>
     </w:p>
     <w:p>
       <w:pPr>
@@ -1118,7 +1118,6 @@
       </w:pPr>
       <w:r>
         <w:rPr>
-          <w:bCs/>
           <w:b/>
         </w:rPr>
         <w:t xml:space="preserve">English:</w:t>
@@ -1136,7 +1135,6 @@
       </w:pPr>
       <w:r>
         <w:rPr>
-          <w:bCs/>
           <w:b/>
         </w:rPr>
         <w:t xml:space="preserve">Scope:</w:t>
@@ -1154,7 +1152,6 @@
       </w:pPr>
       <w:r>
         <w:rPr>
-          <w:bCs/>
           <w:b/>
         </w:rPr>
         <w:t xml:space="preserve">Prerequisites:</w:t>
@@ -1170,14 +1167,12 @@
       </w:r>
       <w:r>
         <w:rPr>
-          <w:iCs/>
           <w:i/>
         </w:rPr>
         <w:t xml:space="preserve">(mã tham chiếu:</w:t>
       </w:r>
       <w:r>
         <w:rPr>
-          <w:iCs/>
           <w:i/>
         </w:rPr>
         <w:t xml:space="preserve"> </w:t>
@@ -1185,14 +1180,12 @@
       <w:r>
         <w:rPr>
           <w:rStyle w:val="VerbatimChar"/>
-          <w:iCs/>
           <w:i/>
         </w:rPr>
         <w:t xml:space="preserve">A2-P04</w:t>
       </w:r>
       <w:r>
         <w:rPr>
-          <w:iCs/>
           <w:i/>
         </w:rPr>
         <w:t xml:space="preserve">)</w:t>
@@ -1204,7 +1197,6 @@
       </w:pPr>
       <w:r>
         <w:rPr>
-          <w:bCs/>
           <w:b/>
         </w:rPr>
         <w:t xml:space="preserve">Deliverables:</w:t>
@@ -1222,7 +1214,6 @@
       </w:pPr>
       <w:r>
         <w:rPr>
-          <w:bCs/>
           <w:b/>
         </w:rPr>
         <w:t xml:space="preserve">MVT (phần bắt buộc):</w:t>
@@ -1240,7 +1231,6 @@
       </w:pPr>
       <w:r>
         <w:rPr>
-          <w:bCs/>
           <w:b/>
         </w:rPr>
         <w:t xml:space="preserve">Extension:</w:t>
@@ -1258,7 +1248,6 @@
       </w:pPr>
       <w:r>
         <w:rPr>
-          <w:bCs/>
           <w:b/>
         </w:rPr>
         <w:t xml:space="preserve">Công cụ:</w:t>
@@ -1276,7 +1265,6 @@
       </w:pPr>
       <w:r>
         <w:rPr>
-          <w:bCs/>
           <w:b/>
         </w:rPr>
         <w:t xml:space="preserve">Định hướng nghề nghiệp:</w:t>
@@ -1288,15 +1276,15 @@
         <w:t xml:space="preserve">DSP hardware / datapath design; nền số học cho FPGA-ASIC.</w:t>
       </w:r>
     </w:p>
-    <w:bookmarkEnd w:id="23"/>
-    <w:bookmarkStart w:id="24" w:name="X0e6938ca82ca427e128fb04a0337405cabcb41f"/>
     <w:p>
       <w:pPr>
         <w:pStyle w:val="Heading3"/>
       </w:pPr>
+      <w:bookmarkStart w:id="26" w:name="X0e6938ca82ca427e128fb04a0337405cabcb41f"/>
       <w:r>
         <w:t xml:space="preserve">A2-T02 - Thiết kế và tối ưu MAC datapath cho FPGA/ASIC</w:t>
       </w:r>
+      <w:bookmarkEnd w:id="26"/>
     </w:p>
     <w:p>
       <w:pPr>
@@ -1304,7 +1292,6 @@
       </w:pPr>
       <w:r>
         <w:rPr>
-          <w:bCs/>
           <w:b/>
         </w:rPr>
         <w:t xml:space="preserve">English:</w:t>
@@ -1322,7 +1309,6 @@
       </w:pPr>
       <w:r>
         <w:rPr>
-          <w:bCs/>
           <w:b/>
         </w:rPr>
         <w:t xml:space="preserve">Scope:</w:t>
@@ -1340,7 +1326,6 @@
       </w:pPr>
       <w:r>
         <w:rPr>
-          <w:bCs/>
           <w:b/>
         </w:rPr>
         <w:t xml:space="preserve">Prerequisites:</w:t>
@@ -1356,14 +1341,12 @@
       </w:r>
       <w:r>
         <w:rPr>
-          <w:iCs/>
           <w:i/>
         </w:rPr>
         <w:t xml:space="preserve">(mã tham chiếu:</w:t>
       </w:r>
       <w:r>
         <w:rPr>
-          <w:iCs/>
           <w:i/>
         </w:rPr>
         <w:t xml:space="preserve"> </w:t>
@@ -1371,14 +1354,12 @@
       <w:r>
         <w:rPr>
           <w:rStyle w:val="VerbatimChar"/>
-          <w:iCs/>
           <w:i/>
         </w:rPr>
         <w:t xml:space="preserve">A2-P03</w:t>
       </w:r>
       <w:r>
         <w:rPr>
-          <w:iCs/>
           <w:i/>
         </w:rPr>
         <w:t xml:space="preserve">)</w:t>
@@ -1390,7 +1371,6 @@
       </w:pPr>
       <w:r>
         <w:rPr>
-          <w:bCs/>
           <w:b/>
         </w:rPr>
         <w:t xml:space="preserve">Deliverables:</w:t>
@@ -1408,7 +1388,6 @@
       </w:pPr>
       <w:r>
         <w:rPr>
-          <w:bCs/>
           <w:b/>
         </w:rPr>
         <w:t xml:space="preserve">MVT (phần bắt buộc):</w:t>
@@ -1426,7 +1405,6 @@
       </w:pPr>
       <w:r>
         <w:rPr>
-          <w:bCs/>
           <w:b/>
         </w:rPr>
         <w:t xml:space="preserve">Extension:</w:t>
@@ -1444,7 +1422,6 @@
       </w:pPr>
       <w:r>
         <w:rPr>
-          <w:bCs/>
           <w:b/>
         </w:rPr>
         <w:t xml:space="preserve">Công cụ:</w:t>
@@ -1462,7 +1439,6 @@
       </w:pPr>
       <w:r>
         <w:rPr>
-          <w:bCs/>
           <w:b/>
         </w:rPr>
         <w:t xml:space="preserve">Định hướng nghề nghiệp:</w:t>
@@ -1474,15 +1450,15 @@
         <w:t xml:space="preserve">DSP hardware / datapath design; nền số học cho FPGA-ASIC.</w:t>
       </w:r>
     </w:p>
-    <w:bookmarkEnd w:id="24"/>
-    <w:bookmarkStart w:id="25" w:name="X4a0ba562524523c892e94abbf14e1e5398f9fd1"/>
     <w:p>
       <w:pPr>
         <w:pStyle w:val="Heading3"/>
       </w:pPr>
+      <w:bookmarkStart w:id="27" w:name="X4a0ba562524523c892e94abbf14e1e5398f9fd1"/>
       <w:r>
         <w:t xml:space="preserve">A2-T03 - Thiết kế và đánh giá PPA của các kiến trúc bộ cộng số học</w:t>
       </w:r>
+      <w:bookmarkEnd w:id="27"/>
     </w:p>
     <w:p>
       <w:pPr>
@@ -1490,7 +1466,6 @@
       </w:pPr>
       <w:r>
         <w:rPr>
-          <w:bCs/>
           <w:b/>
         </w:rPr>
         <w:t xml:space="preserve">English:</w:t>
@@ -1508,7 +1483,6 @@
       </w:pPr>
       <w:r>
         <w:rPr>
-          <w:bCs/>
           <w:b/>
         </w:rPr>
         <w:t xml:space="preserve">Scope:</w:t>
@@ -1526,7 +1500,6 @@
       </w:pPr>
       <w:r>
         <w:rPr>
-          <w:bCs/>
           <w:b/>
         </w:rPr>
         <w:t xml:space="preserve">Prerequisites:</w:t>
@@ -1542,14 +1515,12 @@
       </w:r>
       <w:r>
         <w:rPr>
-          <w:iCs/>
           <w:i/>
         </w:rPr>
         <w:t xml:space="preserve">(mã tham chiếu:</w:t>
       </w:r>
       <w:r>
         <w:rPr>
-          <w:iCs/>
           <w:i/>
         </w:rPr>
         <w:t xml:space="preserve"> </w:t>
@@ -1557,14 +1528,12 @@
       <w:r>
         <w:rPr>
           <w:rStyle w:val="VerbatimChar"/>
-          <w:iCs/>
           <w:i/>
         </w:rPr>
         <w:t xml:space="preserve">A2-P01</w:t>
       </w:r>
       <w:r>
         <w:rPr>
-          <w:iCs/>
           <w:i/>
         </w:rPr>
         <w:t xml:space="preserve">)</w:t>
@@ -1576,7 +1545,6 @@
       </w:pPr>
       <w:r>
         <w:rPr>
-          <w:bCs/>
           <w:b/>
         </w:rPr>
         <w:t xml:space="preserve">Deliverables:</w:t>
@@ -1594,7 +1562,6 @@
       </w:pPr>
       <w:r>
         <w:rPr>
-          <w:bCs/>
           <w:b/>
         </w:rPr>
         <w:t xml:space="preserve">MVT (phần bắt buộc):</w:t>
@@ -1612,7 +1579,6 @@
       </w:pPr>
       <w:r>
         <w:rPr>
-          <w:bCs/>
           <w:b/>
         </w:rPr>
         <w:t xml:space="preserve">Extension:</w:t>
@@ -1630,7 +1596,6 @@
       </w:pPr>
       <w:r>
         <w:rPr>
-          <w:bCs/>
           <w:b/>
         </w:rPr>
         <w:t xml:space="preserve">Công cụ:</w:t>
@@ -1648,7 +1613,6 @@
       </w:pPr>
       <w:r>
         <w:rPr>
-          <w:bCs/>
           <w:b/>
         </w:rPr>
         <w:t xml:space="preserve">Định hướng nghề nghiệp:</w:t>
@@ -1660,16 +1624,15 @@
         <w:t xml:space="preserve">DSP hardware / datapath design; nền số học cho FPGA-ASIC.</w:t>
       </w:r>
     </w:p>
-    <w:bookmarkEnd w:id="25"/>
-    <w:bookmarkEnd w:id="26"/>
-    <w:bookmarkStart w:id="29" w:name="a3---fpga-system-design"/>
     <w:p>
       <w:pPr>
         <w:pStyle w:val="Heading2"/>
       </w:pPr>
+      <w:bookmarkStart w:id="28" w:name="a3---fpga-system-design"/>
       <w:r>
         <w:t xml:space="preserve">A3 - FPGA System Design</w:t>
       </w:r>
+      <w:bookmarkEnd w:id="28"/>
     </w:p>
     <w:p>
       <w:pPr>
@@ -1677,7 +1640,6 @@
       </w:pPr>
       <w:r>
         <w:rPr>
-          <w:bCs/>
           <w:b/>
         </w:rPr>
         <w:t xml:space="preserve">Mục tiêu:</w:t>
@@ -1695,7 +1657,6 @@
       </w:pPr>
       <w:r>
         <w:rPr>
-          <w:bCs/>
           <w:b/>
         </w:rPr>
         <w:t xml:space="preserve">Điều kiện nền:</w:t>
@@ -1713,7 +1674,6 @@
       </w:pPr>
       <w:r>
         <w:rPr>
-          <w:bCs/>
           <w:b/>
         </w:rPr>
         <w:t xml:space="preserve">Công cụ gợi ý:</w:t>
@@ -1728,9 +1688,8 @@
     <w:tbl>
       <w:tblPr>
         <w:tblStyle w:val="Table"/>
-        <w:tblW w:type="pct" w:w="5000"/>
-        <w:tblLook w:firstRow="1" w:lastRow="0" w:firstColumn="0" w:lastColumn="0" w:noHBand="0" w:noVBand="0" w:val="0020"/>
-        <w:jc w:val="start"/>
+        <w:tblW w:type="pct" w:w="4999.999999999999"/>
+        <w:tblLook w:firstRow="1"/>
       </w:tblPr>
       <w:tblGrid>
         <w:gridCol w:w="1320"/>
@@ -1742,10 +1701,15 @@
       </w:tblGrid>
       <w:tr>
         <w:trPr>
-          <w:tblHeader w:val="true"/>
+          <w:cnfStyle w:firstRow="1"/>
         </w:trPr>
         <w:tc>
-          <w:tcPr/>
+          <w:tcPr>
+            <w:tcBorders>
+              <w:bottom w:val="single"/>
+            </w:tcBorders>
+            <w:vAlign w:val="bottom"/>
+          </w:tcPr>
           <w:p>
             <w:pPr>
               <w:pStyle w:val="Compact"/>
@@ -1757,7 +1721,12 @@
           </w:p>
         </w:tc>
         <w:tc>
-          <w:tcPr/>
+          <w:tcPr>
+            <w:tcBorders>
+              <w:bottom w:val="single"/>
+            </w:tcBorders>
+            <w:vAlign w:val="bottom"/>
+          </w:tcPr>
           <w:p>
             <w:pPr>
               <w:pStyle w:val="Compact"/>
@@ -1769,7 +1738,12 @@
           </w:p>
         </w:tc>
         <w:tc>
-          <w:tcPr/>
+          <w:tcPr>
+            <w:tcBorders>
+              <w:bottom w:val="single"/>
+            </w:tcBorders>
+            <w:vAlign w:val="bottom"/>
+          </w:tcPr>
           <w:p>
             <w:pPr>
               <w:pStyle w:val="Compact"/>
@@ -1781,7 +1755,12 @@
           </w:p>
         </w:tc>
         <w:tc>
-          <w:tcPr/>
+          <w:tcPr>
+            <w:tcBorders>
+              <w:bottom w:val="single"/>
+            </w:tcBorders>
+            <w:vAlign w:val="bottom"/>
+          </w:tcPr>
           <w:p>
             <w:pPr>
               <w:pStyle w:val="Compact"/>
@@ -1793,7 +1772,12 @@
           </w:p>
         </w:tc>
         <w:tc>
-          <w:tcPr/>
+          <w:tcPr>
+            <w:tcBorders>
+              <w:bottom w:val="single"/>
+            </w:tcBorders>
+            <w:vAlign w:val="bottom"/>
+          </w:tcPr>
           <w:p>
             <w:pPr>
               <w:pStyle w:val="Compact"/>
@@ -1805,7 +1789,12 @@
           </w:p>
         </w:tc>
         <w:tc>
-          <w:tcPr/>
+          <w:tcPr>
+            <w:tcBorders>
+              <w:bottom w:val="single"/>
+            </w:tcBorders>
+            <w:vAlign w:val="bottom"/>
+          </w:tcPr>
           <w:p>
             <w:pPr>
               <w:pStyle w:val="Compact"/>
@@ -1819,7 +1808,6 @@
       </w:tr>
       <w:tr>
         <w:tc>
-          <w:tcPr/>
           <w:p>
             <w:pPr>
               <w:pStyle w:val="Compact"/>
@@ -1831,7 +1819,6 @@
           </w:p>
         </w:tc>
         <w:tc>
-          <w:tcPr/>
           <w:p>
             <w:pPr>
               <w:pStyle w:val="Compact"/>
@@ -1843,7 +1830,6 @@
           </w:p>
         </w:tc>
         <w:tc>
-          <w:tcPr/>
           <w:p>
             <w:pPr>
               <w:pStyle w:val="Compact"/>
@@ -1855,7 +1841,6 @@
           </w:p>
         </w:tc>
         <w:tc>
-          <w:tcPr/>
           <w:p>
             <w:pPr>
               <w:pStyle w:val="Compact"/>
@@ -1867,7 +1852,6 @@
           </w:p>
         </w:tc>
         <w:tc>
-          <w:tcPr/>
           <w:p>
             <w:pPr>
               <w:pStyle w:val="Compact"/>
@@ -1879,7 +1863,6 @@
           </w:p>
         </w:tc>
         <w:tc>
-          <w:tcPr/>
           <w:p>
             <w:pPr>
               <w:pStyle w:val="Compact"/>
@@ -1893,7 +1876,6 @@
       </w:tr>
       <w:tr>
         <w:tc>
-          <w:tcPr/>
           <w:p>
             <w:pPr>
               <w:pStyle w:val="Compact"/>
@@ -1905,7 +1887,6 @@
           </w:p>
         </w:tc>
         <w:tc>
-          <w:tcPr/>
           <w:p>
             <w:pPr>
               <w:pStyle w:val="Compact"/>
@@ -1917,7 +1898,6 @@
           </w:p>
         </w:tc>
         <w:tc>
-          <w:tcPr/>
           <w:p>
             <w:pPr>
               <w:pStyle w:val="Compact"/>
@@ -1929,7 +1909,6 @@
           </w:p>
         </w:tc>
         <w:tc>
-          <w:tcPr/>
           <w:p>
             <w:pPr>
               <w:pStyle w:val="Compact"/>
@@ -1941,7 +1920,6 @@
           </w:p>
         </w:tc>
         <w:tc>
-          <w:tcPr/>
           <w:p>
             <w:pPr>
               <w:pStyle w:val="Compact"/>
@@ -1953,7 +1931,6 @@
           </w:p>
         </w:tc>
         <w:tc>
-          <w:tcPr/>
           <w:p>
             <w:pPr>
               <w:pStyle w:val="Compact"/>
@@ -1966,14 +1943,15 @@
         </w:tc>
       </w:tr>
     </w:tbl>
-    <w:bookmarkStart w:id="27" w:name="X7083e646e332f4367a3021b52462878e101e8d5"/>
     <w:p>
       <w:pPr>
         <w:pStyle w:val="Heading3"/>
       </w:pPr>
+      <w:bookmarkStart w:id="29" w:name="X7083e646e332f4367a3021b52462878e101e8d5"/>
       <w:r>
         <w:t xml:space="preserve">A3-T01 - Thiết kế hệ thống xử lý dữ liệu số pipelined trên FPGA</w:t>
       </w:r>
+      <w:bookmarkEnd w:id="29"/>
     </w:p>
     <w:p>
       <w:pPr>
@@ -1981,7 +1959,6 @@
       </w:pPr>
       <w:r>
         <w:rPr>
-          <w:bCs/>
           <w:b/>
         </w:rPr>
         <w:t xml:space="preserve">English:</w:t>
@@ -1999,7 +1976,6 @@
       </w:pPr>
       <w:r>
         <w:rPr>
-          <w:bCs/>
           <w:b/>
         </w:rPr>
         <w:t xml:space="preserve">Scope:</w:t>
@@ -2017,7 +1993,6 @@
       </w:pPr>
       <w:r>
         <w:rPr>
-          <w:bCs/>
           <w:b/>
         </w:rPr>
         <w:t xml:space="preserve">Prerequisites:</w:t>
@@ -2033,14 +2008,12 @@
       </w:r>
       <w:r>
         <w:rPr>
-          <w:iCs/>
           <w:i/>
         </w:rPr>
         <w:t xml:space="preserve">(mã tham chiếu:</w:t>
       </w:r>
       <w:r>
         <w:rPr>
-          <w:iCs/>
           <w:i/>
         </w:rPr>
         <w:t xml:space="preserve"> </w:t>
@@ -2048,14 +2021,12 @@
       <w:r>
         <w:rPr>
           <w:rStyle w:val="VerbatimChar"/>
-          <w:iCs/>
           <w:i/>
         </w:rPr>
         <w:t xml:space="preserve">A3-P*</w:t>
       </w:r>
       <w:r>
         <w:rPr>
-          <w:iCs/>
           <w:i/>
         </w:rPr>
         <w:t xml:space="preserve">)</w:t>
@@ -2067,7 +2038,6 @@
       </w:pPr>
       <w:r>
         <w:rPr>
-          <w:bCs/>
           <w:b/>
         </w:rPr>
         <w:t xml:space="preserve">Deliverables:</w:t>
@@ -2085,7 +2055,6 @@
       </w:pPr>
       <w:r>
         <w:rPr>
-          <w:bCs/>
           <w:b/>
         </w:rPr>
         <w:t xml:space="preserve">MVT (phần bắt buộc):</w:t>
@@ -2103,7 +2072,6 @@
       </w:pPr>
       <w:r>
         <w:rPr>
-          <w:bCs/>
           <w:b/>
         </w:rPr>
         <w:t xml:space="preserve">Extension:</w:t>
@@ -2121,7 +2089,6 @@
       </w:pPr>
       <w:r>
         <w:rPr>
-          <w:bCs/>
           <w:b/>
         </w:rPr>
         <w:t xml:space="preserve">Công cụ:</w:t>
@@ -2139,7 +2106,6 @@
       </w:pPr>
       <w:r>
         <w:rPr>
-          <w:bCs/>
           <w:b/>
         </w:rPr>
         <w:t xml:space="preserve">Định hướng nghề nghiệp:</w:t>
@@ -2151,15 +2117,15 @@
         <w:t xml:space="preserve">FPGA system engineer.</w:t>
       </w:r>
     </w:p>
-    <w:bookmarkEnd w:id="27"/>
-    <w:bookmarkStart w:id="28" w:name="X99f676d6d4155b416636f9f119890c780995d38"/>
     <w:p>
       <w:pPr>
         <w:pStyle w:val="Heading3"/>
       </w:pPr>
+      <w:bookmarkStart w:id="30" w:name="X99f676d6d4155b416636f9f119890c780995d38"/>
       <w:r>
         <w:t xml:space="preserve">A3-T02 - Hardware/software co-verification cho hệ thống FPGA</w:t>
       </w:r>
+      <w:bookmarkEnd w:id="30"/>
     </w:p>
     <w:p>
       <w:pPr>
@@ -2167,7 +2133,6 @@
       </w:pPr>
       <w:r>
         <w:rPr>
-          <w:bCs/>
           <w:b/>
         </w:rPr>
         <w:t xml:space="preserve">English:</w:t>
@@ -2185,7 +2150,6 @@
       </w:pPr>
       <w:r>
         <w:rPr>
-          <w:bCs/>
           <w:b/>
         </w:rPr>
         <w:t xml:space="preserve">Scope:</w:t>
@@ -2203,7 +2167,6 @@
       </w:pPr>
       <w:r>
         <w:rPr>
-          <w:bCs/>
           <w:b/>
         </w:rPr>
         <w:t xml:space="preserve">Prerequisites:</w:t>
@@ -2219,14 +2182,12 @@
       </w:r>
       <w:r>
         <w:rPr>
-          <w:iCs/>
           <w:i/>
         </w:rPr>
         <w:t xml:space="preserve">(mã tham chiếu:</w:t>
       </w:r>
       <w:r>
         <w:rPr>
-          <w:iCs/>
           <w:i/>
         </w:rPr>
         <w:t xml:space="preserve"> </w:t>
@@ -2234,14 +2195,12 @@
       <w:r>
         <w:rPr>
           <w:rStyle w:val="VerbatimChar"/>
-          <w:iCs/>
           <w:i/>
         </w:rPr>
         <w:t xml:space="preserve">A3-P*</w:t>
       </w:r>
       <w:r>
         <w:rPr>
-          <w:iCs/>
           <w:i/>
         </w:rPr>
         <w:t xml:space="preserve">)</w:t>
@@ -2253,7 +2212,6 @@
       </w:pPr>
       <w:r>
         <w:rPr>
-          <w:bCs/>
           <w:b/>
         </w:rPr>
         <w:t xml:space="preserve">Deliverables:</w:t>
@@ -2271,7 +2229,6 @@
       </w:pPr>
       <w:r>
         <w:rPr>
-          <w:bCs/>
           <w:b/>
         </w:rPr>
         <w:t xml:space="preserve">MVT (phần bắt buộc):</w:t>
@@ -2289,7 +2246,6 @@
       </w:pPr>
       <w:r>
         <w:rPr>
-          <w:bCs/>
           <w:b/>
         </w:rPr>
         <w:t xml:space="preserve">Extension:</w:t>
@@ -2307,7 +2263,6 @@
       </w:pPr>
       <w:r>
         <w:rPr>
-          <w:bCs/>
           <w:b/>
         </w:rPr>
         <w:t xml:space="preserve">Công cụ:</w:t>
@@ -2325,7 +2280,6 @@
       </w:pPr>
       <w:r>
         <w:rPr>
-          <w:bCs/>
           <w:b/>
         </w:rPr>
         <w:t xml:space="preserve">Định hướng nghề nghiệp:</w:t>
@@ -2337,16 +2291,15 @@
         <w:t xml:space="preserve">FPGA system engineer.</w:t>
       </w:r>
     </w:p>
-    <w:bookmarkEnd w:id="28"/>
-    <w:bookmarkEnd w:id="29"/>
-    <w:bookmarkStart w:id="32" w:name="a4---asic-design-physical-implementation"/>
     <w:p>
       <w:pPr>
         <w:pStyle w:val="Heading2"/>
       </w:pPr>
+      <w:bookmarkStart w:id="31" w:name="a4---asic-design-physical-implementation"/>
       <w:r>
         <w:t xml:space="preserve">A4 - ASIC Design &amp; Physical Implementation</w:t>
       </w:r>
+      <w:bookmarkEnd w:id="31"/>
     </w:p>
     <w:p>
       <w:pPr>
@@ -2354,7 +2307,6 @@
       </w:pPr>
       <w:r>
         <w:rPr>
-          <w:bCs/>
           <w:b/>
         </w:rPr>
         <w:t xml:space="preserve">Mục tiêu:</w:t>
@@ -2372,7 +2324,6 @@
       </w:pPr>
       <w:r>
         <w:rPr>
-          <w:bCs/>
           <w:b/>
         </w:rPr>
         <w:t xml:space="preserve">Điều kiện nền:</w:t>
@@ -2390,7 +2341,6 @@
       </w:pPr>
       <w:r>
         <w:rPr>
-          <w:bCs/>
           <w:b/>
         </w:rPr>
         <w:t xml:space="preserve">Công cụ gợi ý:</w:t>
@@ -2405,9 +2355,8 @@
     <w:tbl>
       <w:tblPr>
         <w:tblStyle w:val="Table"/>
-        <w:tblW w:type="pct" w:w="5000"/>
-        <w:tblLook w:firstRow="1" w:lastRow="0" w:firstColumn="0" w:lastColumn="0" w:noHBand="0" w:noVBand="0" w:val="0020"/>
-        <w:jc w:val="start"/>
+        <w:tblW w:type="pct" w:w="4999.999999999999"/>
+        <w:tblLook w:firstRow="1"/>
       </w:tblPr>
       <w:tblGrid>
         <w:gridCol w:w="1320"/>
@@ -2419,10 +2368,15 @@
       </w:tblGrid>
       <w:tr>
         <w:trPr>
-          <w:tblHeader w:val="true"/>
+          <w:cnfStyle w:firstRow="1"/>
         </w:trPr>
         <w:tc>
-          <w:tcPr/>
+          <w:tcPr>
+            <w:tcBorders>
+              <w:bottom w:val="single"/>
+            </w:tcBorders>
+            <w:vAlign w:val="bottom"/>
+          </w:tcPr>
           <w:p>
             <w:pPr>
               <w:pStyle w:val="Compact"/>
@@ -2434,7 +2388,12 @@
           </w:p>
         </w:tc>
         <w:tc>
-          <w:tcPr/>
+          <w:tcPr>
+            <w:tcBorders>
+              <w:bottom w:val="single"/>
+            </w:tcBorders>
+            <w:vAlign w:val="bottom"/>
+          </w:tcPr>
           <w:p>
             <w:pPr>
               <w:pStyle w:val="Compact"/>
@@ -2446,7 +2405,12 @@
           </w:p>
         </w:tc>
         <w:tc>
-          <w:tcPr/>
+          <w:tcPr>
+            <w:tcBorders>
+              <w:bottom w:val="single"/>
+            </w:tcBorders>
+            <w:vAlign w:val="bottom"/>
+          </w:tcPr>
           <w:p>
             <w:pPr>
               <w:pStyle w:val="Compact"/>
@@ -2458,7 +2422,12 @@
           </w:p>
         </w:tc>
         <w:tc>
-          <w:tcPr/>
+          <w:tcPr>
+            <w:tcBorders>
+              <w:bottom w:val="single"/>
+            </w:tcBorders>
+            <w:vAlign w:val="bottom"/>
+          </w:tcPr>
           <w:p>
             <w:pPr>
               <w:pStyle w:val="Compact"/>
@@ -2470,7 +2439,12 @@
           </w:p>
         </w:tc>
         <w:tc>
-          <w:tcPr/>
+          <w:tcPr>
+            <w:tcBorders>
+              <w:bottom w:val="single"/>
+            </w:tcBorders>
+            <w:vAlign w:val="bottom"/>
+          </w:tcPr>
           <w:p>
             <w:pPr>
               <w:pStyle w:val="Compact"/>
@@ -2482,7 +2456,12 @@
           </w:p>
         </w:tc>
         <w:tc>
-          <w:tcPr/>
+          <w:tcPr>
+            <w:tcBorders>
+              <w:bottom w:val="single"/>
+            </w:tcBorders>
+            <w:vAlign w:val="bottom"/>
+          </w:tcPr>
           <w:p>
             <w:pPr>
               <w:pStyle w:val="Compact"/>
@@ -2496,7 +2475,6 @@
       </w:tr>
       <w:tr>
         <w:tc>
-          <w:tcPr/>
           <w:p>
             <w:pPr>
               <w:pStyle w:val="Compact"/>
@@ -2508,7 +2486,6 @@
           </w:p>
         </w:tc>
         <w:tc>
-          <w:tcPr/>
           <w:p>
             <w:pPr>
               <w:pStyle w:val="Compact"/>
@@ -2520,7 +2497,6 @@
           </w:p>
         </w:tc>
         <w:tc>
-          <w:tcPr/>
           <w:p>
             <w:pPr>
               <w:pStyle w:val="Compact"/>
@@ -2532,7 +2508,6 @@
           </w:p>
         </w:tc>
         <w:tc>
-          <w:tcPr/>
           <w:p>
             <w:pPr>
               <w:pStyle w:val="Compact"/>
@@ -2544,7 +2519,6 @@
           </w:p>
         </w:tc>
         <w:tc>
-          <w:tcPr/>
           <w:p>
             <w:pPr>
               <w:pStyle w:val="Compact"/>
@@ -2556,7 +2530,6 @@
           </w:p>
         </w:tc>
         <w:tc>
-          <w:tcPr/>
           <w:p>
             <w:pPr>
               <w:pStyle w:val="Compact"/>
@@ -2570,7 +2543,6 @@
       </w:tr>
       <w:tr>
         <w:tc>
-          <w:tcPr/>
           <w:p>
             <w:pPr>
               <w:pStyle w:val="Compact"/>
@@ -2582,7 +2554,6 @@
           </w:p>
         </w:tc>
         <w:tc>
-          <w:tcPr/>
           <w:p>
             <w:pPr>
               <w:pStyle w:val="Compact"/>
@@ -2594,7 +2565,6 @@
           </w:p>
         </w:tc>
         <w:tc>
-          <w:tcPr/>
           <w:p>
             <w:pPr>
               <w:pStyle w:val="Compact"/>
@@ -2606,7 +2576,6 @@
           </w:p>
         </w:tc>
         <w:tc>
-          <w:tcPr/>
           <w:p>
             <w:pPr>
               <w:pStyle w:val="Compact"/>
@@ -2618,7 +2587,6 @@
           </w:p>
         </w:tc>
         <w:tc>
-          <w:tcPr/>
           <w:p>
             <w:pPr>
               <w:pStyle w:val="Compact"/>
@@ -2630,7 +2598,6 @@
           </w:p>
         </w:tc>
         <w:tc>
-          <w:tcPr/>
           <w:p>
             <w:pPr>
               <w:pStyle w:val="Compact"/>
@@ -2643,14 +2610,15 @@
         </w:tc>
       </w:tr>
     </w:tbl>
-    <w:bookmarkStart w:id="30" w:name="X8eedd88bb0c808821910253d75d9febc896b437"/>
     <w:p>
       <w:pPr>
         <w:pStyle w:val="Heading3"/>
       </w:pPr>
+      <w:bookmarkStart w:id="32" w:name="X8eedd88bb0c808821910253d75d9febc896b437"/>
       <w:r>
         <w:t xml:space="preserve">A4-T01 - Thiết kế một Digital IP từ RTL đến GDSII</w:t>
       </w:r>
+      <w:bookmarkEnd w:id="32"/>
     </w:p>
     <w:p>
       <w:pPr>
@@ -2658,7 +2626,6 @@
       </w:pPr>
       <w:r>
         <w:rPr>
-          <w:bCs/>
           <w:b/>
         </w:rPr>
         <w:t xml:space="preserve">English:</w:t>
@@ -2676,7 +2643,6 @@
       </w:pPr>
       <w:r>
         <w:rPr>
-          <w:bCs/>
           <w:b/>
         </w:rPr>
         <w:t xml:space="preserve">Scope:</w:t>
@@ -2694,7 +2660,6 @@
       </w:pPr>
       <w:r>
         <w:rPr>
-          <w:bCs/>
           <w:b/>
         </w:rPr>
         <w:t xml:space="preserve">Prerequisites:</w:t>
@@ -2710,14 +2675,12 @@
       </w:r>
       <w:r>
         <w:rPr>
-          <w:iCs/>
           <w:i/>
         </w:rPr>
         <w:t xml:space="preserve">(mã tham chiếu:</w:t>
       </w:r>
       <w:r>
         <w:rPr>
-          <w:iCs/>
           <w:i/>
         </w:rPr>
         <w:t xml:space="preserve"> </w:t>
@@ -2725,14 +2688,12 @@
       <w:r>
         <w:rPr>
           <w:rStyle w:val="VerbatimChar"/>
-          <w:iCs/>
           <w:i/>
         </w:rPr>
         <w:t xml:space="preserve">A4-P01</w:t>
       </w:r>
       <w:r>
         <w:rPr>
-          <w:iCs/>
           <w:i/>
         </w:rPr>
         <w:t xml:space="preserve">)</w:t>
@@ -2744,7 +2705,6 @@
       </w:pPr>
       <w:r>
         <w:rPr>
-          <w:bCs/>
           <w:b/>
         </w:rPr>
         <w:t xml:space="preserve">Deliverables:</w:t>
@@ -2762,7 +2722,6 @@
       </w:pPr>
       <w:r>
         <w:rPr>
-          <w:bCs/>
           <w:b/>
         </w:rPr>
         <w:t xml:space="preserve">MVT (phần bắt buộc):</w:t>
@@ -2780,7 +2739,6 @@
       </w:pPr>
       <w:r>
         <w:rPr>
-          <w:bCs/>
           <w:b/>
         </w:rPr>
         <w:t xml:space="preserve">Extension:</w:t>
@@ -2798,7 +2756,6 @@
       </w:pPr>
       <w:r>
         <w:rPr>
-          <w:bCs/>
           <w:b/>
         </w:rPr>
         <w:t xml:space="preserve">Công cụ:</w:t>
@@ -2816,7 +2773,6 @@
       </w:pPr>
       <w:r>
         <w:rPr>
-          <w:bCs/>
           <w:b/>
         </w:rPr>
         <w:t xml:space="preserve">Định hướng nghề nghiệp:</w:t>
@@ -2828,15 +2784,15 @@
         <w:t xml:space="preserve">ASIC physical design; RTL-to-GDSII engineer.</w:t>
       </w:r>
     </w:p>
-    <w:bookmarkEnd w:id="30"/>
-    <w:bookmarkStart w:id="31" w:name="X3f14f0acb98b31e5acb1474f13fd3b5488780f2"/>
     <w:p>
       <w:pPr>
         <w:pStyle w:val="Heading3"/>
       </w:pPr>
+      <w:bookmarkStart w:id="33" w:name="X3f14f0acb98b31e5acb1474f13fd3b5488780f2"/>
       <w:r>
         <w:t xml:space="preserve">A4-T02 - Khảo sát ảnh hưởng kiến trúc RTL đến PPA</w:t>
       </w:r>
+      <w:bookmarkEnd w:id="33"/>
     </w:p>
     <w:p>
       <w:pPr>
@@ -2844,7 +2800,6 @@
       </w:pPr>
       <w:r>
         <w:rPr>
-          <w:bCs/>
           <w:b/>
         </w:rPr>
         <w:t xml:space="preserve">English:</w:t>
@@ -2862,7 +2817,6 @@
       </w:pPr>
       <w:r>
         <w:rPr>
-          <w:bCs/>
           <w:b/>
         </w:rPr>
         <w:t xml:space="preserve">Scope:</w:t>
@@ -2880,7 +2834,6 @@
       </w:pPr>
       <w:r>
         <w:rPr>
-          <w:bCs/>
           <w:b/>
         </w:rPr>
         <w:t xml:space="preserve">Prerequisites:</w:t>
@@ -2896,14 +2849,12 @@
       </w:r>
       <w:r>
         <w:rPr>
-          <w:iCs/>
           <w:i/>
         </w:rPr>
         <w:t xml:space="preserve">(mã tham chiếu:</w:t>
       </w:r>
       <w:r>
         <w:rPr>
-          <w:iCs/>
           <w:i/>
         </w:rPr>
         <w:t xml:space="preserve"> </w:t>
@@ -2911,14 +2862,12 @@
       <w:r>
         <w:rPr>
           <w:rStyle w:val="VerbatimChar"/>
-          <w:iCs/>
           <w:i/>
         </w:rPr>
         <w:t xml:space="preserve">A4-T01</w:t>
       </w:r>
       <w:r>
         <w:rPr>
-          <w:iCs/>
           <w:i/>
         </w:rPr>
         <w:t xml:space="preserve">)</w:t>
@@ -2930,7 +2879,6 @@
       </w:pPr>
       <w:r>
         <w:rPr>
-          <w:bCs/>
           <w:b/>
         </w:rPr>
         <w:t xml:space="preserve">Deliverables:</w:t>
@@ -2948,7 +2896,6 @@
       </w:pPr>
       <w:r>
         <w:rPr>
-          <w:bCs/>
           <w:b/>
         </w:rPr>
         <w:t xml:space="preserve">MVT (phần bắt buộc):</w:t>
@@ -2966,7 +2913,6 @@
       </w:pPr>
       <w:r>
         <w:rPr>
-          <w:bCs/>
           <w:b/>
         </w:rPr>
         <w:t xml:space="preserve">Extension:</w:t>
@@ -2984,7 +2930,6 @@
       </w:pPr>
       <w:r>
         <w:rPr>
-          <w:bCs/>
           <w:b/>
         </w:rPr>
         <w:t xml:space="preserve">Công cụ:</w:t>
@@ -3002,7 +2947,6 @@
       </w:pPr>
       <w:r>
         <w:rPr>
-          <w:bCs/>
           <w:b/>
         </w:rPr>
         <w:t xml:space="preserve">Định hướng nghề nghiệp:</w:t>
@@ -3014,16 +2958,15 @@
         <w:t xml:space="preserve">ASIC physical design; RTL-to-GDSII engineer.</w:t>
       </w:r>
     </w:p>
-    <w:bookmarkEnd w:id="31"/>
-    <w:bookmarkEnd w:id="32"/>
-    <w:bookmarkStart w:id="35" w:name="Xd82dee846f077e80d9f8273dbc7f4ade1efada1"/>
     <w:p>
       <w:pPr>
         <w:pStyle w:val="Heading2"/>
       </w:pPr>
+      <w:bookmarkStart w:id="34" w:name="Xd82dee846f077e80d9f8273dbc7f4ade1efada1"/>
       <w:r>
         <w:t xml:space="preserve">A5 - Verification, EDA &amp; Reproducible Hardware Development</w:t>
       </w:r>
+      <w:bookmarkEnd w:id="34"/>
     </w:p>
     <w:p>
       <w:pPr>
@@ -3031,7 +2974,6 @@
       </w:pPr>
       <w:r>
         <w:rPr>
-          <w:bCs/>
           <w:b/>
         </w:rPr>
         <w:t xml:space="preserve">Mục tiêu:</w:t>
@@ -3049,7 +2991,6 @@
       </w:pPr>
       <w:r>
         <w:rPr>
-          <w:bCs/>
           <w:b/>
         </w:rPr>
         <w:t xml:space="preserve">Điều kiện nền:</w:t>
@@ -3067,7 +3008,6 @@
       </w:pPr>
       <w:r>
         <w:rPr>
-          <w:bCs/>
           <w:b/>
         </w:rPr>
         <w:t xml:space="preserve">Công cụ gợi ý:</w:t>
@@ -3082,9 +3022,8 @@
     <w:tbl>
       <w:tblPr>
         <w:tblStyle w:val="Table"/>
-        <w:tblW w:type="pct" w:w="5000"/>
-        <w:tblLook w:firstRow="1" w:lastRow="0" w:firstColumn="0" w:lastColumn="0" w:noHBand="0" w:noVBand="0" w:val="0020"/>
-        <w:jc w:val="start"/>
+        <w:tblW w:type="pct" w:w="4999.999999999999"/>
+        <w:tblLook w:firstRow="1"/>
       </w:tblPr>
       <w:tblGrid>
         <w:gridCol w:w="1320"/>
@@ -3096,10 +3035,15 @@
       </w:tblGrid>
       <w:tr>
         <w:trPr>
-          <w:tblHeader w:val="true"/>
+          <w:cnfStyle w:firstRow="1"/>
         </w:trPr>
         <w:tc>
-          <w:tcPr/>
+          <w:tcPr>
+            <w:tcBorders>
+              <w:bottom w:val="single"/>
+            </w:tcBorders>
+            <w:vAlign w:val="bottom"/>
+          </w:tcPr>
           <w:p>
             <w:pPr>
               <w:pStyle w:val="Compact"/>
@@ -3111,7 +3055,12 @@
           </w:p>
         </w:tc>
         <w:tc>
-          <w:tcPr/>
+          <w:tcPr>
+            <w:tcBorders>
+              <w:bottom w:val="single"/>
+            </w:tcBorders>
+            <w:vAlign w:val="bottom"/>
+          </w:tcPr>
           <w:p>
             <w:pPr>
               <w:pStyle w:val="Compact"/>
@@ -3123,7 +3072,12 @@
           </w:p>
         </w:tc>
         <w:tc>
-          <w:tcPr/>
+          <w:tcPr>
+            <w:tcBorders>
+              <w:bottom w:val="single"/>
+            </w:tcBorders>
+            <w:vAlign w:val="bottom"/>
+          </w:tcPr>
           <w:p>
             <w:pPr>
               <w:pStyle w:val="Compact"/>
@@ -3135,7 +3089,12 @@
           </w:p>
         </w:tc>
         <w:tc>
-          <w:tcPr/>
+          <w:tcPr>
+            <w:tcBorders>
+              <w:bottom w:val="single"/>
+            </w:tcBorders>
+            <w:vAlign w:val="bottom"/>
+          </w:tcPr>
           <w:p>
             <w:pPr>
               <w:pStyle w:val="Compact"/>
@@ -3147,7 +3106,12 @@
           </w:p>
         </w:tc>
         <w:tc>
-          <w:tcPr/>
+          <w:tcPr>
+            <w:tcBorders>
+              <w:bottom w:val="single"/>
+            </w:tcBorders>
+            <w:vAlign w:val="bottom"/>
+          </w:tcPr>
           <w:p>
             <w:pPr>
               <w:pStyle w:val="Compact"/>
@@ -3159,7 +3123,12 @@
           </w:p>
         </w:tc>
         <w:tc>
-          <w:tcPr/>
+          <w:tcPr>
+            <w:tcBorders>
+              <w:bottom w:val="single"/>
+            </w:tcBorders>
+            <w:vAlign w:val="bottom"/>
+          </w:tcPr>
           <w:p>
             <w:pPr>
               <w:pStyle w:val="Compact"/>
@@ -3173,7 +3142,6 @@
       </w:tr>
       <w:tr>
         <w:tc>
-          <w:tcPr/>
           <w:p>
             <w:pPr>
               <w:pStyle w:val="Compact"/>
@@ -3185,7 +3153,6 @@
           </w:p>
         </w:tc>
         <w:tc>
-          <w:tcPr/>
           <w:p>
             <w:pPr>
               <w:pStyle w:val="Compact"/>
@@ -3197,7 +3164,6 @@
           </w:p>
         </w:tc>
         <w:tc>
-          <w:tcPr/>
           <w:p>
             <w:pPr>
               <w:pStyle w:val="Compact"/>
@@ -3209,7 +3175,6 @@
           </w:p>
         </w:tc>
         <w:tc>
-          <w:tcPr/>
           <w:p>
             <w:pPr>
               <w:pStyle w:val="Compact"/>
@@ -3221,7 +3186,6 @@
           </w:p>
         </w:tc>
         <w:tc>
-          <w:tcPr/>
           <w:p>
             <w:pPr>
               <w:pStyle w:val="Compact"/>
@@ -3233,7 +3197,6 @@
           </w:p>
         </w:tc>
         <w:tc>
-          <w:tcPr/>
           <w:p>
             <w:pPr>
               <w:pStyle w:val="Compact"/>
@@ -3247,7 +3210,6 @@
       </w:tr>
       <w:tr>
         <w:tc>
-          <w:tcPr/>
           <w:p>
             <w:pPr>
               <w:pStyle w:val="Compact"/>
@@ -3259,7 +3221,6 @@
           </w:p>
         </w:tc>
         <w:tc>
-          <w:tcPr/>
           <w:p>
             <w:pPr>
               <w:pStyle w:val="Compact"/>
@@ -3271,7 +3232,6 @@
           </w:p>
         </w:tc>
         <w:tc>
-          <w:tcPr/>
           <w:p>
             <w:pPr>
               <w:pStyle w:val="Compact"/>
@@ -3283,7 +3243,6 @@
           </w:p>
         </w:tc>
         <w:tc>
-          <w:tcPr/>
           <w:p>
             <w:pPr>
               <w:pStyle w:val="Compact"/>
@@ -3295,7 +3254,6 @@
           </w:p>
         </w:tc>
         <w:tc>
-          <w:tcPr/>
           <w:p>
             <w:pPr>
               <w:pStyle w:val="Compact"/>
@@ -3307,7 +3265,6 @@
           </w:p>
         </w:tc>
         <w:tc>
-          <w:tcPr/>
           <w:p>
             <w:pPr>
               <w:pStyle w:val="Compact"/>
@@ -3320,14 +3277,15 @@
         </w:tc>
       </w:tr>
     </w:tbl>
-    <w:bookmarkStart w:id="33" w:name="X673c23fe8ca0e86e1e3d131d2bbf5ad4e08b964"/>
     <w:p>
       <w:pPr>
         <w:pStyle w:val="Heading3"/>
       </w:pPr>
+      <w:bookmarkStart w:id="35" w:name="X673c23fe8ca0e86e1e3d131d2bbf5ad4e08b964"/>
       <w:r>
         <w:t xml:space="preserve">A5-T01 - Xây dựng quy trình ASIC tái lập sử dụng LibreLane + Nix</w:t>
       </w:r>
+      <w:bookmarkEnd w:id="35"/>
     </w:p>
     <w:p>
       <w:pPr>
@@ -3335,7 +3293,6 @@
       </w:pPr>
       <w:r>
         <w:rPr>
-          <w:bCs/>
           <w:b/>
         </w:rPr>
         <w:t xml:space="preserve">English:</w:t>
@@ -3353,7 +3310,6 @@
       </w:pPr>
       <w:r>
         <w:rPr>
-          <w:bCs/>
           <w:b/>
         </w:rPr>
         <w:t xml:space="preserve">Scope:</w:t>
@@ -3371,7 +3327,6 @@
       </w:pPr>
       <w:r>
         <w:rPr>
-          <w:bCs/>
           <w:b/>
         </w:rPr>
         <w:t xml:space="preserve">Prerequisites:</w:t>
@@ -3387,14 +3342,12 @@
       </w:r>
       <w:r>
         <w:rPr>
-          <w:iCs/>
           <w:i/>
         </w:rPr>
         <w:t xml:space="preserve">(mã tham chiếu:</w:t>
       </w:r>
       <w:r>
         <w:rPr>
-          <w:iCs/>
           <w:i/>
         </w:rPr>
         <w:t xml:space="preserve"> </w:t>
@@ -3402,14 +3355,12 @@
       <w:r>
         <w:rPr>
           <w:rStyle w:val="VerbatimChar"/>
-          <w:iCs/>
           <w:i/>
         </w:rPr>
         <w:t xml:space="preserve">A4-P01</w:t>
       </w:r>
       <w:r>
         <w:rPr>
-          <w:iCs/>
           <w:i/>
         </w:rPr>
         <w:t xml:space="preserve">)</w:t>
@@ -3421,7 +3372,6 @@
       </w:pPr>
       <w:r>
         <w:rPr>
-          <w:bCs/>
           <w:b/>
         </w:rPr>
         <w:t xml:space="preserve">Deliverables:</w:t>
@@ -3439,7 +3389,6 @@
       </w:pPr>
       <w:r>
         <w:rPr>
-          <w:bCs/>
           <w:b/>
         </w:rPr>
         <w:t xml:space="preserve">MVT (phần bắt buộc):</w:t>
@@ -3457,7 +3406,6 @@
       </w:pPr>
       <w:r>
         <w:rPr>
-          <w:bCs/>
           <w:b/>
         </w:rPr>
         <w:t xml:space="preserve">Extension:</w:t>
@@ -3475,7 +3423,6 @@
       </w:pPr>
       <w:r>
         <w:rPr>
-          <w:bCs/>
           <w:b/>
         </w:rPr>
         <w:t xml:space="preserve">Công cụ:</w:t>
@@ -3493,7 +3440,6 @@
       </w:pPr>
       <w:r>
         <w:rPr>
-          <w:bCs/>
           <w:b/>
         </w:rPr>
         <w:t xml:space="preserve">Định hướng nghề nghiệp:</w:t>
@@ -3505,15 +3451,15 @@
         <w:t xml:space="preserve">Verification/EDA infrastructure; DevOps cho phần cứng.</w:t>
       </w:r>
     </w:p>
-    <w:bookmarkEnd w:id="33"/>
-    <w:bookmarkStart w:id="34" w:name="X8111b3a326eb6f274fb93815191cb531167aff9"/>
     <w:p>
       <w:pPr>
         <w:pStyle w:val="Heading3"/>
       </w:pPr>
+      <w:bookmarkStart w:id="36" w:name="X8111b3a326eb6f274fb93815191cb531167aff9"/>
       <w:r>
         <w:t xml:space="preserve">A5-T02 - Continuous Integration cho dự án RTL/ASIC</w:t>
       </w:r>
+      <w:bookmarkEnd w:id="36"/>
     </w:p>
     <w:p>
       <w:pPr>
@@ -3521,7 +3467,6 @@
       </w:pPr>
       <w:r>
         <w:rPr>
-          <w:bCs/>
           <w:b/>
         </w:rPr>
         <w:t xml:space="preserve">English:</w:t>
@@ -3539,7 +3484,6 @@
       </w:pPr>
       <w:r>
         <w:rPr>
-          <w:bCs/>
           <w:b/>
         </w:rPr>
         <w:t xml:space="preserve">Scope:</w:t>
@@ -3557,7 +3501,6 @@
       </w:pPr>
       <w:r>
         <w:rPr>
-          <w:bCs/>
           <w:b/>
         </w:rPr>
         <w:t xml:space="preserve">Prerequisites:</w:t>
@@ -3573,14 +3516,12 @@
       </w:r>
       <w:r>
         <w:rPr>
-          <w:iCs/>
           <w:i/>
         </w:rPr>
         <w:t xml:space="preserve">(mã tham chiếu:</w:t>
       </w:r>
       <w:r>
         <w:rPr>
-          <w:iCs/>
           <w:i/>
         </w:rPr>
         <w:t xml:space="preserve"> </w:t>
@@ -3588,14 +3529,12 @@
       <w:r>
         <w:rPr>
           <w:rStyle w:val="VerbatimChar"/>
-          <w:iCs/>
           <w:i/>
         </w:rPr>
         <w:t xml:space="preserve">A5-P02</w:t>
       </w:r>
       <w:r>
         <w:rPr>
-          <w:iCs/>
           <w:i/>
         </w:rPr>
         <w:t xml:space="preserve">)</w:t>
@@ -3607,7 +3546,6 @@
       </w:pPr>
       <w:r>
         <w:rPr>
-          <w:bCs/>
           <w:b/>
         </w:rPr>
         <w:t xml:space="preserve">Deliverables:</w:t>
@@ -3625,7 +3563,6 @@
       </w:pPr>
       <w:r>
         <w:rPr>
-          <w:bCs/>
           <w:b/>
         </w:rPr>
         <w:t xml:space="preserve">MVT (phần bắt buộc):</w:t>
@@ -3643,7 +3580,6 @@
       </w:pPr>
       <w:r>
         <w:rPr>
-          <w:bCs/>
           <w:b/>
         </w:rPr>
         <w:t xml:space="preserve">Extension:</w:t>
@@ -3661,7 +3597,6 @@
       </w:pPr>
       <w:r>
         <w:rPr>
-          <w:bCs/>
           <w:b/>
         </w:rPr>
         <w:t xml:space="preserve">Công cụ:</w:t>
@@ -3679,7 +3614,6 @@
       </w:pPr>
       <w:r>
         <w:rPr>
-          <w:bCs/>
           <w:b/>
         </w:rPr>
         <w:t xml:space="preserve">Định hướng nghề nghiệp:</w:t>
@@ -3691,16 +3625,15 @@
         <w:t xml:space="preserve">Verification/EDA infrastructure; DevOps cho phần cứng.</w:t>
       </w:r>
     </w:p>
-    <w:bookmarkEnd w:id="34"/>
-    <w:bookmarkEnd w:id="35"/>
-    <w:bookmarkStart w:id="38" w:name="a6---embedded-systems-soc-integration"/>
     <w:p>
       <w:pPr>
         <w:pStyle w:val="Heading2"/>
       </w:pPr>
+      <w:bookmarkStart w:id="37" w:name="a6---embedded-systems-soc-integration"/>
       <w:r>
         <w:t xml:space="preserve">A6 - Embedded Systems &amp; SoC Integration</w:t>
       </w:r>
+      <w:bookmarkEnd w:id="37"/>
     </w:p>
     <w:p>
       <w:pPr>
@@ -3708,7 +3641,6 @@
       </w:pPr>
       <w:r>
         <w:rPr>
-          <w:bCs/>
           <w:b/>
         </w:rPr>
         <w:t xml:space="preserve">Mục tiêu:</w:t>
@@ -3726,7 +3658,6 @@
       </w:pPr>
       <w:r>
         <w:rPr>
-          <w:bCs/>
           <w:b/>
         </w:rPr>
         <w:t xml:space="preserve">Điều kiện nền:</w:t>
@@ -3744,7 +3675,6 @@
       </w:pPr>
       <w:r>
         <w:rPr>
-          <w:bCs/>
           <w:b/>
         </w:rPr>
         <w:t xml:space="preserve">Công cụ gợi ý:</w:t>
@@ -3759,9 +3689,8 @@
     <w:tbl>
       <w:tblPr>
         <w:tblStyle w:val="Table"/>
-        <w:tblW w:type="pct" w:w="5000"/>
-        <w:tblLook w:firstRow="1" w:lastRow="0" w:firstColumn="0" w:lastColumn="0" w:noHBand="0" w:noVBand="0" w:val="0020"/>
-        <w:jc w:val="start"/>
+        <w:tblW w:type="pct" w:w="4999.999999999999"/>
+        <w:tblLook w:firstRow="1"/>
       </w:tblPr>
       <w:tblGrid>
         <w:gridCol w:w="1320"/>
@@ -3773,10 +3702,15 @@
       </w:tblGrid>
       <w:tr>
         <w:trPr>
-          <w:tblHeader w:val="true"/>
+          <w:cnfStyle w:firstRow="1"/>
         </w:trPr>
         <w:tc>
-          <w:tcPr/>
+          <w:tcPr>
+            <w:tcBorders>
+              <w:bottom w:val="single"/>
+            </w:tcBorders>
+            <w:vAlign w:val="bottom"/>
+          </w:tcPr>
           <w:p>
             <w:pPr>
               <w:pStyle w:val="Compact"/>
@@ -3788,7 +3722,12 @@
           </w:p>
         </w:tc>
         <w:tc>
-          <w:tcPr/>
+          <w:tcPr>
+            <w:tcBorders>
+              <w:bottom w:val="single"/>
+            </w:tcBorders>
+            <w:vAlign w:val="bottom"/>
+          </w:tcPr>
           <w:p>
             <w:pPr>
               <w:pStyle w:val="Compact"/>
@@ -3800,7 +3739,12 @@
           </w:p>
         </w:tc>
         <w:tc>
-          <w:tcPr/>
+          <w:tcPr>
+            <w:tcBorders>
+              <w:bottom w:val="single"/>
+            </w:tcBorders>
+            <w:vAlign w:val="bottom"/>
+          </w:tcPr>
           <w:p>
             <w:pPr>
               <w:pStyle w:val="Compact"/>
@@ -3812,7 +3756,12 @@
           </w:p>
         </w:tc>
         <w:tc>
-          <w:tcPr/>
+          <w:tcPr>
+            <w:tcBorders>
+              <w:bottom w:val="single"/>
+            </w:tcBorders>
+            <w:vAlign w:val="bottom"/>
+          </w:tcPr>
           <w:p>
             <w:pPr>
               <w:pStyle w:val="Compact"/>
@@ -3824,7 +3773,12 @@
           </w:p>
         </w:tc>
         <w:tc>
-          <w:tcPr/>
+          <w:tcPr>
+            <w:tcBorders>
+              <w:bottom w:val="single"/>
+            </w:tcBorders>
+            <w:vAlign w:val="bottom"/>
+          </w:tcPr>
           <w:p>
             <w:pPr>
               <w:pStyle w:val="Compact"/>
@@ -3836,7 +3790,12 @@
           </w:p>
         </w:tc>
         <w:tc>
-          <w:tcPr/>
+          <w:tcPr>
+            <w:tcBorders>
+              <w:bottom w:val="single"/>
+            </w:tcBorders>
+            <w:vAlign w:val="bottom"/>
+          </w:tcPr>
           <w:p>
             <w:pPr>
               <w:pStyle w:val="Compact"/>
@@ -3850,7 +3809,6 @@
       </w:tr>
       <w:tr>
         <w:tc>
-          <w:tcPr/>
           <w:p>
             <w:pPr>
               <w:pStyle w:val="Compact"/>
@@ -3862,7 +3820,6 @@
           </w:p>
         </w:tc>
         <w:tc>
-          <w:tcPr/>
           <w:p>
             <w:pPr>
               <w:pStyle w:val="Compact"/>
@@ -3874,7 +3831,6 @@
           </w:p>
         </w:tc>
         <w:tc>
-          <w:tcPr/>
           <w:p>
             <w:pPr>
               <w:pStyle w:val="Compact"/>
@@ -3886,7 +3842,6 @@
           </w:p>
         </w:tc>
         <w:tc>
-          <w:tcPr/>
           <w:p>
             <w:pPr>
               <w:pStyle w:val="Compact"/>
@@ -3898,7 +3853,6 @@
           </w:p>
         </w:tc>
         <w:tc>
-          <w:tcPr/>
           <w:p>
             <w:pPr>
               <w:pStyle w:val="Compact"/>
@@ -3910,7 +3864,6 @@
           </w:p>
         </w:tc>
         <w:tc>
-          <w:tcPr/>
           <w:p>
             <w:pPr>
               <w:pStyle w:val="Compact"/>
@@ -3924,7 +3877,6 @@
       </w:tr>
       <w:tr>
         <w:tc>
-          <w:tcPr/>
           <w:p>
             <w:pPr>
               <w:pStyle w:val="Compact"/>
@@ -3936,7 +3888,6 @@
           </w:p>
         </w:tc>
         <w:tc>
-          <w:tcPr/>
           <w:p>
             <w:pPr>
               <w:pStyle w:val="Compact"/>
@@ -3948,7 +3899,6 @@
           </w:p>
         </w:tc>
         <w:tc>
-          <w:tcPr/>
           <w:p>
             <w:pPr>
               <w:pStyle w:val="Compact"/>
@@ -3960,7 +3910,6 @@
           </w:p>
         </w:tc>
         <w:tc>
-          <w:tcPr/>
           <w:p>
             <w:pPr>
               <w:pStyle w:val="Compact"/>
@@ -3972,7 +3921,6 @@
           </w:p>
         </w:tc>
         <w:tc>
-          <w:tcPr/>
           <w:p>
             <w:pPr>
               <w:pStyle w:val="Compact"/>
@@ -3984,7 +3932,6 @@
           </w:p>
         </w:tc>
         <w:tc>
-          <w:tcPr/>
           <w:p>
             <w:pPr>
               <w:pStyle w:val="Compact"/>
@@ -3997,14 +3944,15 @@
         </w:tc>
       </w:tr>
     </w:tbl>
-    <w:bookmarkStart w:id="36" w:name="Xb4c1a1e4ad84058222680cd5984cf0377e8cb27"/>
     <w:p>
       <w:pPr>
         <w:pStyle w:val="Heading3"/>
       </w:pPr>
+      <w:bookmarkStart w:id="38" w:name="Xb4c1a1e4ad84058222680cd5984cf0377e8cb27"/>
       <w:r>
         <w:t xml:space="preserve">A6-T01 - Thiết kế hệ thống nhúng điều khiển và thu thập dữ liệu hoàn chỉnh</w:t>
       </w:r>
+      <w:bookmarkEnd w:id="38"/>
     </w:p>
     <w:p>
       <w:pPr>
@@ -4012,7 +3960,6 @@
       </w:pPr>
       <w:r>
         <w:rPr>
-          <w:bCs/>
           <w:b/>
         </w:rPr>
         <w:t xml:space="preserve">English:</w:t>
@@ -4030,7 +3977,6 @@
       </w:pPr>
       <w:r>
         <w:rPr>
-          <w:bCs/>
           <w:b/>
         </w:rPr>
         <w:t xml:space="preserve">Scope:</w:t>
@@ -4048,7 +3994,6 @@
       </w:pPr>
       <w:r>
         <w:rPr>
-          <w:bCs/>
           <w:b/>
         </w:rPr>
         <w:t xml:space="preserve">Prerequisites:</w:t>
@@ -4064,14 +4009,12 @@
       </w:r>
       <w:r>
         <w:rPr>
-          <w:iCs/>
           <w:i/>
         </w:rPr>
         <w:t xml:space="preserve">(mã tham chiếu:</w:t>
       </w:r>
       <w:r>
         <w:rPr>
-          <w:iCs/>
           <w:i/>
         </w:rPr>
         <w:t xml:space="preserve"> </w:t>
@@ -4079,21 +4022,18 @@
       <w:r>
         <w:rPr>
           <w:rStyle w:val="VerbatimChar"/>
-          <w:iCs/>
           <w:i/>
         </w:rPr>
         <w:t xml:space="preserve">A6-P01</w:t>
       </w:r>
       <w:r>
         <w:rPr>
-          <w:iCs/>
           <w:i/>
         </w:rPr>
         <w:t xml:space="preserve">,</w:t>
       </w:r>
       <w:r>
         <w:rPr>
-          <w:iCs/>
           <w:i/>
         </w:rPr>
         <w:t xml:space="preserve"> </w:t>
@@ -4101,14 +4041,12 @@
       <w:r>
         <w:rPr>
           <w:rStyle w:val="VerbatimChar"/>
-          <w:iCs/>
           <w:i/>
         </w:rPr>
         <w:t xml:space="preserve">A6-P02</w:t>
       </w:r>
       <w:r>
         <w:rPr>
-          <w:iCs/>
           <w:i/>
         </w:rPr>
         <w:t xml:space="preserve">)</w:t>
@@ -4120,7 +4058,6 @@
       </w:pPr>
       <w:r>
         <w:rPr>
-          <w:bCs/>
           <w:b/>
         </w:rPr>
         <w:t xml:space="preserve">Deliverables:</w:t>
@@ -4138,7 +4075,6 @@
       </w:pPr>
       <w:r>
         <w:rPr>
-          <w:bCs/>
           <w:b/>
         </w:rPr>
         <w:t xml:space="preserve">MVT (phần bắt buộc):</w:t>
@@ -4156,7 +4092,6 @@
       </w:pPr>
       <w:r>
         <w:rPr>
-          <w:bCs/>
           <w:b/>
         </w:rPr>
         <w:t xml:space="preserve">Extension:</w:t>
@@ -4174,7 +4109,6 @@
       </w:pPr>
       <w:r>
         <w:rPr>
-          <w:bCs/>
           <w:b/>
         </w:rPr>
         <w:t xml:space="preserve">Công cụ:</w:t>
@@ -4192,7 +4126,6 @@
       </w:pPr>
       <w:r>
         <w:rPr>
-          <w:bCs/>
           <w:b/>
         </w:rPr>
         <w:t xml:space="preserve">Định hướng nghề nghiệp:</w:t>
@@ -4204,15 +4137,15 @@
         <w:t xml:space="preserve">Embedded systems engineer.</w:t>
       </w:r>
     </w:p>
-    <w:bookmarkEnd w:id="36"/>
-    <w:bookmarkStart w:id="37" w:name="Xb1bc191c08f2467c24c45874745836c777efc79"/>
     <w:p>
       <w:pPr>
         <w:pStyle w:val="Heading3"/>
       </w:pPr>
+      <w:bookmarkStart w:id="39" w:name="Xb1bc191c08f2467c24c45874745836c777efc79"/>
       <w:r>
         <w:t xml:space="preserve">A6-T02 - Tích hợp bộ tăng tốc phần cứng tùy biến vào SoC FPGA</w:t>
       </w:r>
+      <w:bookmarkEnd w:id="39"/>
     </w:p>
     <w:p>
       <w:pPr>
@@ -4220,7 +4153,6 @@
       </w:pPr>
       <w:r>
         <w:rPr>
-          <w:bCs/>
           <w:b/>
         </w:rPr>
         <w:t xml:space="preserve">English:</w:t>
@@ -4238,7 +4170,6 @@
       </w:pPr>
       <w:r>
         <w:rPr>
-          <w:bCs/>
           <w:b/>
         </w:rPr>
         <w:t xml:space="preserve">Scope:</w:t>
@@ -4256,7 +4187,6 @@
       </w:pPr>
       <w:r>
         <w:rPr>
-          <w:bCs/>
           <w:b/>
         </w:rPr>
         <w:t xml:space="preserve">Prerequisites:</w:t>
@@ -4272,14 +4202,12 @@
       </w:r>
       <w:r>
         <w:rPr>
-          <w:iCs/>
           <w:i/>
         </w:rPr>
         <w:t xml:space="preserve">(mã tham chiếu:</w:t>
       </w:r>
       <w:r>
         <w:rPr>
-          <w:iCs/>
           <w:i/>
         </w:rPr>
         <w:t xml:space="preserve"> </w:t>
@@ -4287,21 +4215,18 @@
       <w:r>
         <w:rPr>
           <w:rStyle w:val="VerbatimChar"/>
-          <w:iCs/>
           <w:i/>
         </w:rPr>
         <w:t xml:space="preserve">A6-P03</w:t>
       </w:r>
       <w:r>
         <w:rPr>
-          <w:iCs/>
           <w:i/>
         </w:rPr>
         <w:t xml:space="preserve">,</w:t>
       </w:r>
       <w:r>
         <w:rPr>
-          <w:iCs/>
           <w:i/>
         </w:rPr>
         <w:t xml:space="preserve"> </w:t>
@@ -4309,14 +4234,12 @@
       <w:r>
         <w:rPr>
           <w:rStyle w:val="VerbatimChar"/>
-          <w:iCs/>
           <w:i/>
         </w:rPr>
         <w:t xml:space="preserve">A3-P*</w:t>
       </w:r>
       <w:r>
         <w:rPr>
-          <w:iCs/>
           <w:i/>
         </w:rPr>
         <w:t xml:space="preserve">)</w:t>
@@ -4328,7 +4251,6 @@
       </w:pPr>
       <w:r>
         <w:rPr>
-          <w:bCs/>
           <w:b/>
         </w:rPr>
         <w:t xml:space="preserve">Deliverables:</w:t>
@@ -4346,7 +4268,6 @@
       </w:pPr>
       <w:r>
         <w:rPr>
-          <w:bCs/>
           <w:b/>
         </w:rPr>
         <w:t xml:space="preserve">MVT (phần bắt buộc):</w:t>
@@ -4364,7 +4285,6 @@
       </w:pPr>
       <w:r>
         <w:rPr>
-          <w:bCs/>
           <w:b/>
         </w:rPr>
         <w:t xml:space="preserve">Extension:</w:t>
@@ -4382,7 +4302,6 @@
       </w:pPr>
       <w:r>
         <w:rPr>
-          <w:bCs/>
           <w:b/>
         </w:rPr>
         <w:t xml:space="preserve">Công cụ:</w:t>
@@ -4400,7 +4319,6 @@
       </w:pPr>
       <w:r>
         <w:rPr>
-          <w:bCs/>
           <w:b/>
         </w:rPr>
         <w:t xml:space="preserve">Định hướng nghề nghiệp:</w:t>
@@ -4412,16 +4330,15 @@
         <w:t xml:space="preserve">SoC/FPGA engineer; nền tảng cho hướng luận án co-design.</w:t>
       </w:r>
     </w:p>
-    <w:bookmarkEnd w:id="37"/>
-    <w:bookmarkEnd w:id="38"/>
-    <w:bookmarkStart w:id="41" w:name="a7---iot-systems-edge-intelligence"/>
     <w:p>
       <w:pPr>
         <w:pStyle w:val="Heading2"/>
       </w:pPr>
+      <w:bookmarkStart w:id="40" w:name="a7---iot-systems-edge-intelligence"/>
       <w:r>
         <w:t xml:space="preserve">A7 - IoT Systems &amp; Edge Intelligence</w:t>
       </w:r>
+      <w:bookmarkEnd w:id="40"/>
     </w:p>
     <w:p>
       <w:pPr>
@@ -4429,7 +4346,6 @@
       </w:pPr>
       <w:r>
         <w:rPr>
-          <w:bCs/>
           <w:b/>
         </w:rPr>
         <w:t xml:space="preserve">Mục tiêu:</w:t>
@@ -4447,7 +4363,6 @@
       </w:pPr>
       <w:r>
         <w:rPr>
-          <w:bCs/>
           <w:b/>
         </w:rPr>
         <w:t xml:space="preserve">Điều kiện nền:</w:t>
@@ -4465,7 +4380,6 @@
       </w:pPr>
       <w:r>
         <w:rPr>
-          <w:bCs/>
           <w:b/>
         </w:rPr>
         <w:t xml:space="preserve">Công cụ gợi ý:</w:t>
@@ -4480,9 +4394,8 @@
     <w:tbl>
       <w:tblPr>
         <w:tblStyle w:val="Table"/>
-        <w:tblW w:type="pct" w:w="5000"/>
-        <w:tblLook w:firstRow="1" w:lastRow="0" w:firstColumn="0" w:lastColumn="0" w:noHBand="0" w:noVBand="0" w:val="0020"/>
-        <w:jc w:val="start"/>
+        <w:tblW w:type="pct" w:w="4999.999999999999"/>
+        <w:tblLook w:firstRow="1"/>
       </w:tblPr>
       <w:tblGrid>
         <w:gridCol w:w="1320"/>
@@ -4494,10 +4407,15 @@
       </w:tblGrid>
       <w:tr>
         <w:trPr>
-          <w:tblHeader w:val="true"/>
+          <w:cnfStyle w:firstRow="1"/>
         </w:trPr>
         <w:tc>
-          <w:tcPr/>
+          <w:tcPr>
+            <w:tcBorders>
+              <w:bottom w:val="single"/>
+            </w:tcBorders>
+            <w:vAlign w:val="bottom"/>
+          </w:tcPr>
           <w:p>
             <w:pPr>
               <w:pStyle w:val="Compact"/>
@@ -4509,7 +4427,12 @@
           </w:p>
         </w:tc>
         <w:tc>
-          <w:tcPr/>
+          <w:tcPr>
+            <w:tcBorders>
+              <w:bottom w:val="single"/>
+            </w:tcBorders>
+            <w:vAlign w:val="bottom"/>
+          </w:tcPr>
           <w:p>
             <w:pPr>
               <w:pStyle w:val="Compact"/>
@@ -4521,7 +4444,12 @@
           </w:p>
         </w:tc>
         <w:tc>
-          <w:tcPr/>
+          <w:tcPr>
+            <w:tcBorders>
+              <w:bottom w:val="single"/>
+            </w:tcBorders>
+            <w:vAlign w:val="bottom"/>
+          </w:tcPr>
           <w:p>
             <w:pPr>
               <w:pStyle w:val="Compact"/>
@@ -4533,7 +4461,12 @@
           </w:p>
         </w:tc>
         <w:tc>
-          <w:tcPr/>
+          <w:tcPr>
+            <w:tcBorders>
+              <w:bottom w:val="single"/>
+            </w:tcBorders>
+            <w:vAlign w:val="bottom"/>
+          </w:tcPr>
           <w:p>
             <w:pPr>
               <w:pStyle w:val="Compact"/>
@@ -4545,7 +4478,12 @@
           </w:p>
         </w:tc>
         <w:tc>
-          <w:tcPr/>
+          <w:tcPr>
+            <w:tcBorders>
+              <w:bottom w:val="single"/>
+            </w:tcBorders>
+            <w:vAlign w:val="bottom"/>
+          </w:tcPr>
           <w:p>
             <w:pPr>
               <w:pStyle w:val="Compact"/>
@@ -4557,7 +4495,12 @@
           </w:p>
         </w:tc>
         <w:tc>
-          <w:tcPr/>
+          <w:tcPr>
+            <w:tcBorders>
+              <w:bottom w:val="single"/>
+            </w:tcBorders>
+            <w:vAlign w:val="bottom"/>
+          </w:tcPr>
           <w:p>
             <w:pPr>
               <w:pStyle w:val="Compact"/>
@@ -4571,7 +4514,6 @@
       </w:tr>
       <w:tr>
         <w:tc>
-          <w:tcPr/>
           <w:p>
             <w:pPr>
               <w:pStyle w:val="Compact"/>
@@ -4583,7 +4525,6 @@
           </w:p>
         </w:tc>
         <w:tc>
-          <w:tcPr/>
           <w:p>
             <w:pPr>
               <w:pStyle w:val="Compact"/>
@@ -4595,7 +4536,6 @@
           </w:p>
         </w:tc>
         <w:tc>
-          <w:tcPr/>
           <w:p>
             <w:pPr>
               <w:pStyle w:val="Compact"/>
@@ -4607,7 +4547,6 @@
           </w:p>
         </w:tc>
         <w:tc>
-          <w:tcPr/>
           <w:p>
             <w:pPr>
               <w:pStyle w:val="Compact"/>
@@ -4619,7 +4558,6 @@
           </w:p>
         </w:tc>
         <w:tc>
-          <w:tcPr/>
           <w:p>
             <w:pPr>
               <w:pStyle w:val="Compact"/>
@@ -4631,7 +4569,6 @@
           </w:p>
         </w:tc>
         <w:tc>
-          <w:tcPr/>
           <w:p>
             <w:pPr>
               <w:pStyle w:val="Compact"/>
@@ -4645,7 +4582,6 @@
       </w:tr>
       <w:tr>
         <w:tc>
-          <w:tcPr/>
           <w:p>
             <w:pPr>
               <w:pStyle w:val="Compact"/>
@@ -4657,7 +4593,6 @@
           </w:p>
         </w:tc>
         <w:tc>
-          <w:tcPr/>
           <w:p>
             <w:pPr>
               <w:pStyle w:val="Compact"/>
@@ -4669,7 +4604,6 @@
           </w:p>
         </w:tc>
         <w:tc>
-          <w:tcPr/>
           <w:p>
             <w:pPr>
               <w:pStyle w:val="Compact"/>
@@ -4681,7 +4615,6 @@
           </w:p>
         </w:tc>
         <w:tc>
-          <w:tcPr/>
           <w:p>
             <w:pPr>
               <w:pStyle w:val="Compact"/>
@@ -4693,7 +4626,6 @@
           </w:p>
         </w:tc>
         <w:tc>
-          <w:tcPr/>
           <w:p>
             <w:pPr>
               <w:pStyle w:val="Compact"/>
@@ -4705,7 +4637,6 @@
           </w:p>
         </w:tc>
         <w:tc>
-          <w:tcPr/>
           <w:p>
             <w:pPr>
               <w:pStyle w:val="Compact"/>
@@ -4718,14 +4649,15 @@
         </w:tc>
       </w:tr>
     </w:tbl>
-    <w:bookmarkStart w:id="39" w:name="X8c88899f9ba741310db5abf4661d0de5425ba28"/>
     <w:p>
       <w:pPr>
         <w:pStyle w:val="Heading3"/>
       </w:pPr>
+      <w:bookmarkStart w:id="41" w:name="X8c88899f9ba741310db5abf4661d0de5425ba28"/>
       <w:r>
         <w:t xml:space="preserve">A7-T01 - Thiết kế và đánh giá hệ thống giám sát IoT đa nút hoàn chỉnh</w:t>
       </w:r>
+      <w:bookmarkEnd w:id="41"/>
     </w:p>
     <w:p>
       <w:pPr>
@@ -4733,7 +4665,6 @@
       </w:pPr>
       <w:r>
         <w:rPr>
-          <w:bCs/>
           <w:b/>
         </w:rPr>
         <w:t xml:space="preserve">English:</w:t>
@@ -4751,7 +4682,6 @@
       </w:pPr>
       <w:r>
         <w:rPr>
-          <w:bCs/>
           <w:b/>
         </w:rPr>
         <w:t xml:space="preserve">Scope:</w:t>
@@ -4769,7 +4699,6 @@
       </w:pPr>
       <w:r>
         <w:rPr>
-          <w:bCs/>
           <w:b/>
         </w:rPr>
         <w:t xml:space="preserve">Prerequisites:</w:t>
@@ -4785,14 +4714,12 @@
       </w:r>
       <w:r>
         <w:rPr>
-          <w:iCs/>
           <w:i/>
         </w:rPr>
         <w:t xml:space="preserve">(mã tham chiếu:</w:t>
       </w:r>
       <w:r>
         <w:rPr>
-          <w:iCs/>
           <w:i/>
         </w:rPr>
         <w:t xml:space="preserve"> </w:t>
@@ -4800,21 +4727,18 @@
       <w:r>
         <w:rPr>
           <w:rStyle w:val="VerbatimChar"/>
-          <w:iCs/>
           <w:i/>
         </w:rPr>
         <w:t xml:space="preserve">A7-P01</w:t>
       </w:r>
       <w:r>
         <w:rPr>
-          <w:iCs/>
           <w:i/>
         </w:rPr>
         <w:t xml:space="preserve">,</w:t>
       </w:r>
       <w:r>
         <w:rPr>
-          <w:iCs/>
           <w:i/>
         </w:rPr>
         <w:t xml:space="preserve"> </w:t>
@@ -4822,14 +4746,12 @@
       <w:r>
         <w:rPr>
           <w:rStyle w:val="VerbatimChar"/>
-          <w:iCs/>
           <w:i/>
         </w:rPr>
         <w:t xml:space="preserve">A7-P02</w:t>
       </w:r>
       <w:r>
         <w:rPr>
-          <w:iCs/>
           <w:i/>
         </w:rPr>
         <w:t xml:space="preserve">)</w:t>
@@ -4841,7 +4763,6 @@
       </w:pPr>
       <w:r>
         <w:rPr>
-          <w:bCs/>
           <w:b/>
         </w:rPr>
         <w:t xml:space="preserve">Deliverables:</w:t>
@@ -4859,7 +4780,6 @@
       </w:pPr>
       <w:r>
         <w:rPr>
-          <w:bCs/>
           <w:b/>
         </w:rPr>
         <w:t xml:space="preserve">MVT (phần bắt buộc):</w:t>
@@ -4877,7 +4797,6 @@
       </w:pPr>
       <w:r>
         <w:rPr>
-          <w:bCs/>
           <w:b/>
         </w:rPr>
         <w:t xml:space="preserve">Extension:</w:t>
@@ -4895,7 +4814,6 @@
       </w:pPr>
       <w:r>
         <w:rPr>
-          <w:bCs/>
           <w:b/>
         </w:rPr>
         <w:t xml:space="preserve">Công cụ:</w:t>
@@ -4913,7 +4831,6 @@
       </w:pPr>
       <w:r>
         <w:rPr>
-          <w:bCs/>
           <w:b/>
         </w:rPr>
         <w:t xml:space="preserve">Định hướng nghề nghiệp:</w:t>
@@ -4925,15 +4842,15 @@
         <w:t xml:space="preserve">IoT solution engineer.</w:t>
       </w:r>
     </w:p>
-    <w:bookmarkEnd w:id="39"/>
-    <w:bookmarkStart w:id="40" w:name="X7e67e9d03c60614e5025a68776306db13d05156"/>
     <w:p>
       <w:pPr>
         <w:pStyle w:val="Heading3"/>
       </w:pPr>
+      <w:bookmarkStart w:id="42" w:name="X7e67e9d03c60614e5025a68776306db13d05156"/>
       <w:r>
         <w:t xml:space="preserve">A7-T02 - Triển khai và tối ưu mô hình AI gọn nhẹ trên thiết bị biên</w:t>
       </w:r>
+      <w:bookmarkEnd w:id="42"/>
     </w:p>
     <w:p>
       <w:pPr>
@@ -4941,7 +4858,6 @@
       </w:pPr>
       <w:r>
         <w:rPr>
-          <w:bCs/>
           <w:b/>
         </w:rPr>
         <w:t xml:space="preserve">English:</w:t>
@@ -4959,7 +4875,6 @@
       </w:pPr>
       <w:r>
         <w:rPr>
-          <w:bCs/>
           <w:b/>
         </w:rPr>
         <w:t xml:space="preserve">Scope:</w:t>
@@ -4977,7 +4892,6 @@
       </w:pPr>
       <w:r>
         <w:rPr>
-          <w:bCs/>
           <w:b/>
         </w:rPr>
         <w:t xml:space="preserve">Prerequisites:</w:t>
@@ -4993,14 +4907,12 @@
       </w:r>
       <w:r>
         <w:rPr>
-          <w:iCs/>
           <w:i/>
         </w:rPr>
         <w:t xml:space="preserve">(mã tham chiếu:</w:t>
       </w:r>
       <w:r>
         <w:rPr>
-          <w:iCs/>
           <w:i/>
         </w:rPr>
         <w:t xml:space="preserve"> </w:t>
@@ -5008,14 +4920,12 @@
       <w:r>
         <w:rPr>
           <w:rStyle w:val="VerbatimChar"/>
-          <w:iCs/>
           <w:i/>
         </w:rPr>
         <w:t xml:space="preserve">A7-P03</w:t>
       </w:r>
       <w:r>
         <w:rPr>
-          <w:iCs/>
           <w:i/>
         </w:rPr>
         <w:t xml:space="preserve">)</w:t>
@@ -5027,7 +4937,6 @@
       </w:pPr>
       <w:r>
         <w:rPr>
-          <w:bCs/>
           <w:b/>
         </w:rPr>
         <w:t xml:space="preserve">Deliverables:</w:t>
@@ -5045,7 +4954,6 @@
       </w:pPr>
       <w:r>
         <w:rPr>
-          <w:bCs/>
           <w:b/>
         </w:rPr>
         <w:t xml:space="preserve">MVT (phần bắt buộc):</w:t>
@@ -5063,7 +4971,6 @@
       </w:pPr>
       <w:r>
         <w:rPr>
-          <w:bCs/>
           <w:b/>
         </w:rPr>
         <w:t xml:space="preserve">Extension:</w:t>
@@ -5081,7 +4988,6 @@
       </w:pPr>
       <w:r>
         <w:rPr>
-          <w:bCs/>
           <w:b/>
         </w:rPr>
         <w:t xml:space="preserve">Công cụ:</w:t>
@@ -5099,7 +5005,6 @@
       </w:pPr>
       <w:r>
         <w:rPr>
-          <w:bCs/>
           <w:b/>
         </w:rPr>
         <w:t xml:space="preserve">Định hướng nghề nghiệp:</w:t>
@@ -5111,16 +5016,15 @@
         <w:t xml:space="preserve">Edge AI/embedded ML engineer.</w:t>
       </w:r>
     </w:p>
-    <w:bookmarkEnd w:id="40"/>
-    <w:bookmarkEnd w:id="41"/>
-    <w:bookmarkStart w:id="43" w:name="X7c0473348600bb6a6b68f5bef3d3b546014760c"/>
     <w:p>
       <w:pPr>
         <w:pStyle w:val="Heading2"/>
       </w:pPr>
+      <w:bookmarkStart w:id="43" w:name="X7c0473348600bb6a6b68f5bef3d3b546014760c"/>
       <w:r>
         <w:t xml:space="preserve">B0 - Polar Fundamentals &amp; Software Baseline</w:t>
       </w:r>
+      <w:bookmarkEnd w:id="43"/>
     </w:p>
     <w:p>
       <w:pPr>
@@ -5128,7 +5032,6 @@
       </w:pPr>
       <w:r>
         <w:rPr>
-          <w:bCs/>
           <w:b/>
         </w:rPr>
         <w:t xml:space="preserve">Mục tiêu:</w:t>
@@ -5146,7 +5049,6 @@
       </w:pPr>
       <w:r>
         <w:rPr>
-          <w:bCs/>
           <w:b/>
         </w:rPr>
         <w:t xml:space="preserve">Điều kiện nền:</w:t>
@@ -5164,7 +5066,6 @@
       </w:pPr>
       <w:r>
         <w:rPr>
-          <w:bCs/>
           <w:b/>
         </w:rPr>
         <w:t xml:space="preserve">Công cụ gợi ý:</w:t>
@@ -5179,9 +5080,8 @@
     <w:tbl>
       <w:tblPr>
         <w:tblStyle w:val="Table"/>
-        <w:tblW w:type="pct" w:w="5000"/>
-        <w:tblLook w:firstRow="1" w:lastRow="0" w:firstColumn="0" w:lastColumn="0" w:noHBand="0" w:noVBand="0" w:val="0020"/>
-        <w:jc w:val="start"/>
+        <w:tblW w:type="pct" w:w="4999.999999999999"/>
+        <w:tblLook w:firstRow="1"/>
       </w:tblPr>
       <w:tblGrid>
         <w:gridCol w:w="1320"/>
@@ -5193,10 +5093,15 @@
       </w:tblGrid>
       <w:tr>
         <w:trPr>
-          <w:tblHeader w:val="true"/>
+          <w:cnfStyle w:firstRow="1"/>
         </w:trPr>
         <w:tc>
-          <w:tcPr/>
+          <w:tcPr>
+            <w:tcBorders>
+              <w:bottom w:val="single"/>
+            </w:tcBorders>
+            <w:vAlign w:val="bottom"/>
+          </w:tcPr>
           <w:p>
             <w:pPr>
               <w:pStyle w:val="Compact"/>
@@ -5208,7 +5113,12 @@
           </w:p>
         </w:tc>
         <w:tc>
-          <w:tcPr/>
+          <w:tcPr>
+            <w:tcBorders>
+              <w:bottom w:val="single"/>
+            </w:tcBorders>
+            <w:vAlign w:val="bottom"/>
+          </w:tcPr>
           <w:p>
             <w:pPr>
               <w:pStyle w:val="Compact"/>
@@ -5220,7 +5130,12 @@
           </w:p>
         </w:tc>
         <w:tc>
-          <w:tcPr/>
+          <w:tcPr>
+            <w:tcBorders>
+              <w:bottom w:val="single"/>
+            </w:tcBorders>
+            <w:vAlign w:val="bottom"/>
+          </w:tcPr>
           <w:p>
             <w:pPr>
               <w:pStyle w:val="Compact"/>
@@ -5232,7 +5147,12 @@
           </w:p>
         </w:tc>
         <w:tc>
-          <w:tcPr/>
+          <w:tcPr>
+            <w:tcBorders>
+              <w:bottom w:val="single"/>
+            </w:tcBorders>
+            <w:vAlign w:val="bottom"/>
+          </w:tcPr>
           <w:p>
             <w:pPr>
               <w:pStyle w:val="Compact"/>
@@ -5244,7 +5164,12 @@
           </w:p>
         </w:tc>
         <w:tc>
-          <w:tcPr/>
+          <w:tcPr>
+            <w:tcBorders>
+              <w:bottom w:val="single"/>
+            </w:tcBorders>
+            <w:vAlign w:val="bottom"/>
+          </w:tcPr>
           <w:p>
             <w:pPr>
               <w:pStyle w:val="Compact"/>
@@ -5256,7 +5181,12 @@
           </w:p>
         </w:tc>
         <w:tc>
-          <w:tcPr/>
+          <w:tcPr>
+            <w:tcBorders>
+              <w:bottom w:val="single"/>
+            </w:tcBorders>
+            <w:vAlign w:val="bottom"/>
+          </w:tcPr>
           <w:p>
             <w:pPr>
               <w:pStyle w:val="Compact"/>
@@ -5270,7 +5200,6 @@
       </w:tr>
       <w:tr>
         <w:tc>
-          <w:tcPr/>
           <w:p>
             <w:pPr>
               <w:pStyle w:val="Compact"/>
@@ -5282,7 +5211,6 @@
           </w:p>
         </w:tc>
         <w:tc>
-          <w:tcPr/>
           <w:p>
             <w:pPr>
               <w:pStyle w:val="Compact"/>
@@ -5294,7 +5222,6 @@
           </w:p>
         </w:tc>
         <w:tc>
-          <w:tcPr/>
           <w:p>
             <w:pPr>
               <w:pStyle w:val="Compact"/>
@@ -5306,7 +5233,6 @@
           </w:p>
         </w:tc>
         <w:tc>
-          <w:tcPr/>
           <w:p>
             <w:pPr>
               <w:pStyle w:val="Compact"/>
@@ -5318,7 +5244,6 @@
           </w:p>
         </w:tc>
         <w:tc>
-          <w:tcPr/>
           <w:p>
             <w:pPr>
               <w:pStyle w:val="Compact"/>
@@ -5330,7 +5255,6 @@
           </w:p>
         </w:tc>
         <w:tc>
-          <w:tcPr/>
           <w:p>
             <w:pPr>
               <w:pStyle w:val="Compact"/>
@@ -5343,14 +5267,15 @@
         </w:tc>
       </w:tr>
     </w:tbl>
-    <w:bookmarkStart w:id="42" w:name="X9109e0c01404e24ed7b2d670f0dc79b5eb9efe3"/>
     <w:p>
       <w:pPr>
         <w:pStyle w:val="Heading3"/>
       </w:pPr>
+      <w:bookmarkStart w:id="44" w:name="X9109e0c01404e24ed7b2d670f0dc79b5eb9efe3"/>
       <w:r>
         <w:t xml:space="preserve">B0-T01 - Xây dựng và đánh giá hệ thống Polar Code sử dụng SC decoding</w:t>
       </w:r>
+      <w:bookmarkEnd w:id="44"/>
     </w:p>
     <w:p>
       <w:pPr>
@@ -5358,7 +5283,6 @@
       </w:pPr>
       <w:r>
         <w:rPr>
-          <w:bCs/>
           <w:b/>
         </w:rPr>
         <w:t xml:space="preserve">English:</w:t>
@@ -5376,7 +5300,6 @@
       </w:pPr>
       <w:r>
         <w:rPr>
-          <w:bCs/>
           <w:b/>
         </w:rPr>
         <w:t xml:space="preserve">Scope:</w:t>
@@ -5394,7 +5317,6 @@
       </w:pPr>
       <w:r>
         <w:rPr>
-          <w:bCs/>
           <w:b/>
         </w:rPr>
         <w:t xml:space="preserve">Prerequisites:</w:t>
@@ -5412,7 +5334,6 @@
       </w:pPr>
       <w:r>
         <w:rPr>
-          <w:bCs/>
           <w:b/>
         </w:rPr>
         <w:t xml:space="preserve">Deliverables:</w:t>
@@ -5430,7 +5351,6 @@
       </w:pPr>
       <w:r>
         <w:rPr>
-          <w:bCs/>
           <w:b/>
         </w:rPr>
         <w:t xml:space="preserve">MVT (phần bắt buộc):</w:t>
@@ -5448,7 +5368,6 @@
       </w:pPr>
       <w:r>
         <w:rPr>
-          <w:bCs/>
           <w:b/>
         </w:rPr>
         <w:t xml:space="preserve">Extension:</w:t>
@@ -5466,7 +5385,6 @@
       </w:pPr>
       <w:r>
         <w:rPr>
-          <w:bCs/>
           <w:b/>
         </w:rPr>
         <w:t xml:space="preserve">Công cụ:</w:t>
@@ -5484,7 +5402,6 @@
       </w:pPr>
       <w:r>
         <w:rPr>
-          <w:bCs/>
           <w:b/>
         </w:rPr>
         <w:t xml:space="preserve">Định hướng nghề nghiệp:</w:t>
@@ -5496,16 +5413,15 @@
         <w:t xml:space="preserve">Thuật toán truyền thông; nền nghiên cứu coding theory.</w:t>
       </w:r>
     </w:p>
-    <w:bookmarkEnd w:id="42"/>
-    <w:bookmarkEnd w:id="43"/>
-    <w:bookmarkStart w:id="46" w:name="b1---polar-hardware-building-blocks"/>
     <w:p>
       <w:pPr>
         <w:pStyle w:val="Heading2"/>
       </w:pPr>
+      <w:bookmarkStart w:id="45" w:name="b1---polar-hardware-building-blocks"/>
       <w:r>
         <w:t xml:space="preserve">B1 - Polar Hardware Building Blocks</w:t>
       </w:r>
+      <w:bookmarkEnd w:id="45"/>
     </w:p>
     <w:p>
       <w:pPr>
@@ -5513,7 +5429,6 @@
       </w:pPr>
       <w:r>
         <w:rPr>
-          <w:bCs/>
           <w:b/>
         </w:rPr>
         <w:t xml:space="preserve">Mục tiêu:</w:t>
@@ -5531,7 +5446,6 @@
       </w:pPr>
       <w:r>
         <w:rPr>
-          <w:bCs/>
           <w:b/>
         </w:rPr>
         <w:t xml:space="preserve">Điều kiện nền:</w:t>
@@ -5549,7 +5463,6 @@
       </w:pPr>
       <w:r>
         <w:rPr>
-          <w:bCs/>
           <w:b/>
         </w:rPr>
         <w:t xml:space="preserve">Công cụ gợi ý:</w:t>
@@ -5564,9 +5477,8 @@
     <w:tbl>
       <w:tblPr>
         <w:tblStyle w:val="Table"/>
-        <w:tblW w:type="pct" w:w="5000"/>
-        <w:tblLook w:firstRow="1" w:lastRow="0" w:firstColumn="0" w:lastColumn="0" w:noHBand="0" w:noVBand="0" w:val="0020"/>
-        <w:jc w:val="start"/>
+        <w:tblW w:type="pct" w:w="4999.999999999999"/>
+        <w:tblLook w:firstRow="1"/>
       </w:tblPr>
       <w:tblGrid>
         <w:gridCol w:w="1320"/>
@@ -5578,10 +5490,15 @@
       </w:tblGrid>
       <w:tr>
         <w:trPr>
-          <w:tblHeader w:val="true"/>
+          <w:cnfStyle w:firstRow="1"/>
         </w:trPr>
         <w:tc>
-          <w:tcPr/>
+          <w:tcPr>
+            <w:tcBorders>
+              <w:bottom w:val="single"/>
+            </w:tcBorders>
+            <w:vAlign w:val="bottom"/>
+          </w:tcPr>
           <w:p>
             <w:pPr>
               <w:pStyle w:val="Compact"/>
@@ -5593,7 +5510,12 @@
           </w:p>
         </w:tc>
         <w:tc>
-          <w:tcPr/>
+          <w:tcPr>
+            <w:tcBorders>
+              <w:bottom w:val="single"/>
+            </w:tcBorders>
+            <w:vAlign w:val="bottom"/>
+          </w:tcPr>
           <w:p>
             <w:pPr>
               <w:pStyle w:val="Compact"/>
@@ -5605,7 +5527,12 @@
           </w:p>
         </w:tc>
         <w:tc>
-          <w:tcPr/>
+          <w:tcPr>
+            <w:tcBorders>
+              <w:bottom w:val="single"/>
+            </w:tcBorders>
+            <w:vAlign w:val="bottom"/>
+          </w:tcPr>
           <w:p>
             <w:pPr>
               <w:pStyle w:val="Compact"/>
@@ -5617,7 +5544,12 @@
           </w:p>
         </w:tc>
         <w:tc>
-          <w:tcPr/>
+          <w:tcPr>
+            <w:tcBorders>
+              <w:bottom w:val="single"/>
+            </w:tcBorders>
+            <w:vAlign w:val="bottom"/>
+          </w:tcPr>
           <w:p>
             <w:pPr>
               <w:pStyle w:val="Compact"/>
@@ -5629,7 +5561,12 @@
           </w:p>
         </w:tc>
         <w:tc>
-          <w:tcPr/>
+          <w:tcPr>
+            <w:tcBorders>
+              <w:bottom w:val="single"/>
+            </w:tcBorders>
+            <w:vAlign w:val="bottom"/>
+          </w:tcPr>
           <w:p>
             <w:pPr>
               <w:pStyle w:val="Compact"/>
@@ -5641,7 +5578,12 @@
           </w:p>
         </w:tc>
         <w:tc>
-          <w:tcPr/>
+          <w:tcPr>
+            <w:tcBorders>
+              <w:bottom w:val="single"/>
+            </w:tcBorders>
+            <w:vAlign w:val="bottom"/>
+          </w:tcPr>
           <w:p>
             <w:pPr>
               <w:pStyle w:val="Compact"/>
@@ -5655,7 +5597,6 @@
       </w:tr>
       <w:tr>
         <w:tc>
-          <w:tcPr/>
           <w:p>
             <w:pPr>
               <w:pStyle w:val="Compact"/>
@@ -5667,7 +5608,6 @@
           </w:p>
         </w:tc>
         <w:tc>
-          <w:tcPr/>
           <w:p>
             <w:pPr>
               <w:pStyle w:val="Compact"/>
@@ -5679,7 +5619,6 @@
           </w:p>
         </w:tc>
         <w:tc>
-          <w:tcPr/>
           <w:p>
             <w:pPr>
               <w:pStyle w:val="Compact"/>
@@ -5691,7 +5630,6 @@
           </w:p>
         </w:tc>
         <w:tc>
-          <w:tcPr/>
           <w:p>
             <w:pPr>
               <w:pStyle w:val="Compact"/>
@@ -5703,7 +5641,6 @@
           </w:p>
         </w:tc>
         <w:tc>
-          <w:tcPr/>
           <w:p>
             <w:pPr>
               <w:pStyle w:val="Compact"/>
@@ -5715,7 +5652,6 @@
           </w:p>
         </w:tc>
         <w:tc>
-          <w:tcPr/>
           <w:p>
             <w:pPr>
               <w:pStyle w:val="Compact"/>
@@ -5729,7 +5665,6 @@
       </w:tr>
       <w:tr>
         <w:tc>
-          <w:tcPr/>
           <w:p>
             <w:pPr>
               <w:pStyle w:val="Compact"/>
@@ -5741,7 +5676,6 @@
           </w:p>
         </w:tc>
         <w:tc>
-          <w:tcPr/>
           <w:p>
             <w:pPr>
               <w:pStyle w:val="Compact"/>
@@ -5753,7 +5687,6 @@
           </w:p>
         </w:tc>
         <w:tc>
-          <w:tcPr/>
           <w:p>
             <w:pPr>
               <w:pStyle w:val="Compact"/>
@@ -5765,7 +5698,6 @@
           </w:p>
         </w:tc>
         <w:tc>
-          <w:tcPr/>
           <w:p>
             <w:pPr>
               <w:pStyle w:val="Compact"/>
@@ -5777,7 +5709,6 @@
           </w:p>
         </w:tc>
         <w:tc>
-          <w:tcPr/>
           <w:p>
             <w:pPr>
               <w:pStyle w:val="Compact"/>
@@ -5789,7 +5720,6 @@
           </w:p>
         </w:tc>
         <w:tc>
-          <w:tcPr/>
           <w:p>
             <w:pPr>
               <w:pStyle w:val="Compact"/>
@@ -5802,14 +5732,15 @@
         </w:tc>
       </w:tr>
     </w:tbl>
-    <w:bookmarkStart w:id="44" w:name="X7ca2853190e15b0414208be4e193b7a0afcb5ec"/>
     <w:p>
       <w:pPr>
         <w:pStyle w:val="Heading3"/>
       </w:pPr>
+      <w:bookmarkStart w:id="46" w:name="X7ca2853190e15b0414208be4e193b7a0afcb5ec"/>
       <w:r>
         <w:t xml:space="preserve">B1-T01 - Thiết kế Polar Encoder trên FPGA</w:t>
       </w:r>
+      <w:bookmarkEnd w:id="46"/>
     </w:p>
     <w:p>
       <w:pPr>
@@ -5817,7 +5748,6 @@
       </w:pPr>
       <w:r>
         <w:rPr>
-          <w:bCs/>
           <w:b/>
         </w:rPr>
         <w:t xml:space="preserve">English:</w:t>
@@ -5835,7 +5765,6 @@
       </w:pPr>
       <w:r>
         <w:rPr>
-          <w:bCs/>
           <w:b/>
         </w:rPr>
         <w:t xml:space="preserve">Scope:</w:t>
@@ -5853,7 +5782,6 @@
       </w:pPr>
       <w:r>
         <w:rPr>
-          <w:bCs/>
           <w:b/>
         </w:rPr>
         <w:t xml:space="preserve">Prerequisites:</w:t>
@@ -5869,14 +5797,12 @@
       </w:r>
       <w:r>
         <w:rPr>
-          <w:iCs/>
           <w:i/>
         </w:rPr>
         <w:t xml:space="preserve">(mã tham chiếu:</w:t>
       </w:r>
       <w:r>
         <w:rPr>
-          <w:iCs/>
           <w:i/>
         </w:rPr>
         <w:t xml:space="preserve"> </w:t>
@@ -5884,14 +5810,12 @@
       <w:r>
         <w:rPr>
           <w:rStyle w:val="VerbatimChar"/>
-          <w:iCs/>
           <w:i/>
         </w:rPr>
         <w:t xml:space="preserve">B0-P01</w:t>
       </w:r>
       <w:r>
         <w:rPr>
-          <w:iCs/>
           <w:i/>
         </w:rPr>
         <w:t xml:space="preserve">)</w:t>
@@ -5903,7 +5827,6 @@
       </w:pPr>
       <w:r>
         <w:rPr>
-          <w:bCs/>
           <w:b/>
         </w:rPr>
         <w:t xml:space="preserve">Deliverables:</w:t>
@@ -5921,7 +5844,6 @@
       </w:pPr>
       <w:r>
         <w:rPr>
-          <w:bCs/>
           <w:b/>
         </w:rPr>
         <w:t xml:space="preserve">MVT (phần bắt buộc):</w:t>
@@ -5939,7 +5861,6 @@
       </w:pPr>
       <w:r>
         <w:rPr>
-          <w:bCs/>
           <w:b/>
         </w:rPr>
         <w:t xml:space="preserve">Extension:</w:t>
@@ -5957,7 +5878,6 @@
       </w:pPr>
       <w:r>
         <w:rPr>
-          <w:bCs/>
           <w:b/>
         </w:rPr>
         <w:t xml:space="preserve">Công cụ:</w:t>
@@ -5975,7 +5895,6 @@
       </w:pPr>
       <w:r>
         <w:rPr>
-          <w:bCs/>
           <w:b/>
         </w:rPr>
         <w:t xml:space="preserve">Định hướng nghề nghiệp:</w:t>
@@ -5987,15 +5906,15 @@
         <w:t xml:space="preserve">Hardware architecture cho coding; RTL cho khối giải mã.</w:t>
       </w:r>
     </w:p>
-    <w:bookmarkEnd w:id="44"/>
-    <w:bookmarkStart w:id="45" w:name="X9ac02d3ed291d36cd7f3a13f4eeefdf47e16c0d"/>
     <w:p>
       <w:pPr>
         <w:pStyle w:val="Heading3"/>
       </w:pPr>
+      <w:bookmarkStart w:id="47" w:name="X9ac02d3ed291d36cd7f3a13f4eeefdf47e16c0d"/>
       <w:r>
         <w:t xml:space="preserve">B1-T02 - Thiết kế và đánh giá f/g Processing Elements cho Polar Decoder</w:t>
       </w:r>
+      <w:bookmarkEnd w:id="47"/>
     </w:p>
     <w:p>
       <w:pPr>
@@ -6003,7 +5922,6 @@
       </w:pPr>
       <w:r>
         <w:rPr>
-          <w:bCs/>
           <w:b/>
         </w:rPr>
         <w:t xml:space="preserve">English:</w:t>
@@ -6021,7 +5939,6 @@
       </w:pPr>
       <w:r>
         <w:rPr>
-          <w:bCs/>
           <w:b/>
         </w:rPr>
         <w:t xml:space="preserve">Scope:</w:t>
@@ -6039,7 +5956,6 @@
       </w:pPr>
       <w:r>
         <w:rPr>
-          <w:bCs/>
           <w:b/>
         </w:rPr>
         <w:t xml:space="preserve">Prerequisites:</w:t>
@@ -6055,14 +5971,12 @@
       </w:r>
       <w:r>
         <w:rPr>
-          <w:iCs/>
           <w:i/>
         </w:rPr>
         <w:t xml:space="preserve">(mã tham chiếu:</w:t>
       </w:r>
       <w:r>
         <w:rPr>
-          <w:iCs/>
           <w:i/>
         </w:rPr>
         <w:t xml:space="preserve"> </w:t>
@@ -6070,14 +5984,12 @@
       <w:r>
         <w:rPr>
           <w:rStyle w:val="VerbatimChar"/>
-          <w:iCs/>
           <w:i/>
         </w:rPr>
         <w:t xml:space="preserve">B0-P03</w:t>
       </w:r>
       <w:r>
         <w:rPr>
-          <w:iCs/>
           <w:i/>
         </w:rPr>
         <w:t xml:space="preserve">)</w:t>
@@ -6089,7 +6001,6 @@
       </w:pPr>
       <w:r>
         <w:rPr>
-          <w:bCs/>
           <w:b/>
         </w:rPr>
         <w:t xml:space="preserve">Deliverables:</w:t>
@@ -6107,7 +6018,6 @@
       </w:pPr>
       <w:r>
         <w:rPr>
-          <w:bCs/>
           <w:b/>
         </w:rPr>
         <w:t xml:space="preserve">MVT (phần bắt buộc):</w:t>
@@ -6125,7 +6035,6 @@
       </w:pPr>
       <w:r>
         <w:rPr>
-          <w:bCs/>
           <w:b/>
         </w:rPr>
         <w:t xml:space="preserve">Extension:</w:t>
@@ -6143,7 +6052,6 @@
       </w:pPr>
       <w:r>
         <w:rPr>
-          <w:bCs/>
           <w:b/>
         </w:rPr>
         <w:t xml:space="preserve">Công cụ:</w:t>
@@ -6161,7 +6069,6 @@
       </w:pPr>
       <w:r>
         <w:rPr>
-          <w:bCs/>
           <w:b/>
         </w:rPr>
         <w:t xml:space="preserve">Định hướng nghề nghiệp:</w:t>
@@ -6173,16 +6080,15 @@
         <w:t xml:space="preserve">Hardware architecture cho coding; RTL cho khối giải mã.</w:t>
       </w:r>
     </w:p>
-    <w:bookmarkEnd w:id="45"/>
-    <w:bookmarkEnd w:id="46"/>
-    <w:bookmarkStart w:id="49" w:name="b2---sc-polar-decoder-hardware"/>
     <w:p>
       <w:pPr>
         <w:pStyle w:val="Heading2"/>
       </w:pPr>
+      <w:bookmarkStart w:id="48" w:name="b2---sc-polar-decoder-hardware"/>
       <w:r>
         <w:t xml:space="preserve">B2 - SC Polar Decoder Hardware</w:t>
       </w:r>
+      <w:bookmarkEnd w:id="48"/>
     </w:p>
     <w:p>
       <w:pPr>
@@ -6190,7 +6096,6 @@
       </w:pPr>
       <w:r>
         <w:rPr>
-          <w:bCs/>
           <w:b/>
         </w:rPr>
         <w:t xml:space="preserve">Mục tiêu:</w:t>
@@ -6208,7 +6113,6 @@
       </w:pPr>
       <w:r>
         <w:rPr>
-          <w:bCs/>
           <w:b/>
         </w:rPr>
         <w:t xml:space="preserve">Điều kiện nền:</w:t>
@@ -6226,7 +6130,6 @@
       </w:pPr>
       <w:r>
         <w:rPr>
-          <w:bCs/>
           <w:b/>
         </w:rPr>
         <w:t xml:space="preserve">Công cụ gợi ý:</w:t>
@@ -6241,9 +6144,8 @@
     <w:tbl>
       <w:tblPr>
         <w:tblStyle w:val="Table"/>
-        <w:tblW w:type="pct" w:w="5000"/>
-        <w:tblLook w:firstRow="1" w:lastRow="0" w:firstColumn="0" w:lastColumn="0" w:noHBand="0" w:noVBand="0" w:val="0020"/>
-        <w:jc w:val="start"/>
+        <w:tblW w:type="pct" w:w="4999.999999999999"/>
+        <w:tblLook w:firstRow="1"/>
       </w:tblPr>
       <w:tblGrid>
         <w:gridCol w:w="1320"/>
@@ -6255,10 +6157,15 @@
       </w:tblGrid>
       <w:tr>
         <w:trPr>
-          <w:tblHeader w:val="true"/>
+          <w:cnfStyle w:firstRow="1"/>
         </w:trPr>
         <w:tc>
-          <w:tcPr/>
+          <w:tcPr>
+            <w:tcBorders>
+              <w:bottom w:val="single"/>
+            </w:tcBorders>
+            <w:vAlign w:val="bottom"/>
+          </w:tcPr>
           <w:p>
             <w:pPr>
               <w:pStyle w:val="Compact"/>
@@ -6270,7 +6177,12 @@
           </w:p>
         </w:tc>
         <w:tc>
-          <w:tcPr/>
+          <w:tcPr>
+            <w:tcBorders>
+              <w:bottom w:val="single"/>
+            </w:tcBorders>
+            <w:vAlign w:val="bottom"/>
+          </w:tcPr>
           <w:p>
             <w:pPr>
               <w:pStyle w:val="Compact"/>
@@ -6282,7 +6194,12 @@
           </w:p>
         </w:tc>
         <w:tc>
-          <w:tcPr/>
+          <w:tcPr>
+            <w:tcBorders>
+              <w:bottom w:val="single"/>
+            </w:tcBorders>
+            <w:vAlign w:val="bottom"/>
+          </w:tcPr>
           <w:p>
             <w:pPr>
               <w:pStyle w:val="Compact"/>
@@ -6294,7 +6211,12 @@
           </w:p>
         </w:tc>
         <w:tc>
-          <w:tcPr/>
+          <w:tcPr>
+            <w:tcBorders>
+              <w:bottom w:val="single"/>
+            </w:tcBorders>
+            <w:vAlign w:val="bottom"/>
+          </w:tcPr>
           <w:p>
             <w:pPr>
               <w:pStyle w:val="Compact"/>
@@ -6306,7 +6228,12 @@
           </w:p>
         </w:tc>
         <w:tc>
-          <w:tcPr/>
+          <w:tcPr>
+            <w:tcBorders>
+              <w:bottom w:val="single"/>
+            </w:tcBorders>
+            <w:vAlign w:val="bottom"/>
+          </w:tcPr>
           <w:p>
             <w:pPr>
               <w:pStyle w:val="Compact"/>
@@ -6318,7 +6245,12 @@
           </w:p>
         </w:tc>
         <w:tc>
-          <w:tcPr/>
+          <w:tcPr>
+            <w:tcBorders>
+              <w:bottom w:val="single"/>
+            </w:tcBorders>
+            <w:vAlign w:val="bottom"/>
+          </w:tcPr>
           <w:p>
             <w:pPr>
               <w:pStyle w:val="Compact"/>
@@ -6332,7 +6264,6 @@
       </w:tr>
       <w:tr>
         <w:tc>
-          <w:tcPr/>
           <w:p>
             <w:pPr>
               <w:pStyle w:val="Compact"/>
@@ -6344,7 +6275,6 @@
           </w:p>
         </w:tc>
         <w:tc>
-          <w:tcPr/>
           <w:p>
             <w:pPr>
               <w:pStyle w:val="Compact"/>
@@ -6356,7 +6286,6 @@
           </w:p>
         </w:tc>
         <w:tc>
-          <w:tcPr/>
           <w:p>
             <w:pPr>
               <w:pStyle w:val="Compact"/>
@@ -6368,7 +6297,6 @@
           </w:p>
         </w:tc>
         <w:tc>
-          <w:tcPr/>
           <w:p>
             <w:pPr>
               <w:pStyle w:val="Compact"/>
@@ -6380,7 +6308,6 @@
           </w:p>
         </w:tc>
         <w:tc>
-          <w:tcPr/>
           <w:p>
             <w:pPr>
               <w:pStyle w:val="Compact"/>
@@ -6392,7 +6319,6 @@
           </w:p>
         </w:tc>
         <w:tc>
-          <w:tcPr/>
           <w:p>
             <w:pPr>
               <w:pStyle w:val="Compact"/>
@@ -6406,7 +6332,6 @@
       </w:tr>
       <w:tr>
         <w:tc>
-          <w:tcPr/>
           <w:p>
             <w:pPr>
               <w:pStyle w:val="Compact"/>
@@ -6418,7 +6343,6 @@
           </w:p>
         </w:tc>
         <w:tc>
-          <w:tcPr/>
           <w:p>
             <w:pPr>
               <w:pStyle w:val="Compact"/>
@@ -6430,7 +6354,6 @@
           </w:p>
         </w:tc>
         <w:tc>
-          <w:tcPr/>
           <w:p>
             <w:pPr>
               <w:pStyle w:val="Compact"/>
@@ -6442,7 +6365,6 @@
           </w:p>
         </w:tc>
         <w:tc>
-          <w:tcPr/>
           <w:p>
             <w:pPr>
               <w:pStyle w:val="Compact"/>
@@ -6454,7 +6376,6 @@
           </w:p>
         </w:tc>
         <w:tc>
-          <w:tcPr/>
           <w:p>
             <w:pPr>
               <w:pStyle w:val="Compact"/>
@@ -6466,7 +6387,6 @@
           </w:p>
         </w:tc>
         <w:tc>
-          <w:tcPr/>
           <w:p>
             <w:pPr>
               <w:pStyle w:val="Compact"/>
@@ -6479,14 +6399,15 @@
         </w:tc>
       </w:tr>
     </w:tbl>
-    <w:bookmarkStart w:id="47" w:name="X87f44726832524cc45430f1ead4dad91a4c3339"/>
     <w:p>
       <w:pPr>
         <w:pStyle w:val="Heading3"/>
       </w:pPr>
+      <w:bookmarkStart w:id="49" w:name="X87f44726832524cc45430f1ead4dad91a4c3339"/>
       <w:r>
         <w:t xml:space="preserve">B2-T01 - Thiết kế bộ giải mã SC Polar trên FPGA</w:t>
       </w:r>
+      <w:bookmarkEnd w:id="49"/>
     </w:p>
     <w:p>
       <w:pPr>
@@ -6494,7 +6415,6 @@
       </w:pPr>
       <w:r>
         <w:rPr>
-          <w:bCs/>
           <w:b/>
         </w:rPr>
         <w:t xml:space="preserve">English:</w:t>
@@ -6512,7 +6432,6 @@
       </w:pPr>
       <w:r>
         <w:rPr>
-          <w:bCs/>
           <w:b/>
         </w:rPr>
         <w:t xml:space="preserve">Scope:</w:t>
@@ -6530,7 +6449,6 @@
       </w:pPr>
       <w:r>
         <w:rPr>
-          <w:bCs/>
           <w:b/>
         </w:rPr>
         <w:t xml:space="preserve">Prerequisites:</w:t>
@@ -6546,14 +6464,12 @@
       </w:r>
       <w:r>
         <w:rPr>
-          <w:iCs/>
           <w:i/>
         </w:rPr>
         <w:t xml:space="preserve">(mã tham chiếu:</w:t>
       </w:r>
       <w:r>
         <w:rPr>
-          <w:iCs/>
           <w:i/>
         </w:rPr>
         <w:t xml:space="preserve"> </w:t>
@@ -6561,21 +6477,18 @@
       <w:r>
         <w:rPr>
           <w:rStyle w:val="VerbatimChar"/>
-          <w:iCs/>
           <w:i/>
         </w:rPr>
         <w:t xml:space="preserve">B0-P03</w:t>
       </w:r>
       <w:r>
         <w:rPr>
-          <w:iCs/>
           <w:i/>
         </w:rPr>
         <w:t xml:space="preserve">,</w:t>
       </w:r>
       <w:r>
         <w:rPr>
-          <w:iCs/>
           <w:i/>
         </w:rPr>
         <w:t xml:space="preserve"> </w:t>
@@ -6583,14 +6496,12 @@
       <w:r>
         <w:rPr>
           <w:rStyle w:val="VerbatimChar"/>
-          <w:iCs/>
           <w:i/>
         </w:rPr>
         <w:t xml:space="preserve">B1-P*</w:t>
       </w:r>
       <w:r>
         <w:rPr>
-          <w:iCs/>
           <w:i/>
         </w:rPr>
         <w:t xml:space="preserve">)</w:t>
@@ -6602,7 +6513,6 @@
       </w:pPr>
       <w:r>
         <w:rPr>
-          <w:bCs/>
           <w:b/>
         </w:rPr>
         <w:t xml:space="preserve">Deliverables:</w:t>
@@ -6620,7 +6530,6 @@
       </w:pPr>
       <w:r>
         <w:rPr>
-          <w:bCs/>
           <w:b/>
         </w:rPr>
         <w:t xml:space="preserve">MVT (phần bắt buộc):</w:t>
@@ -6638,7 +6547,6 @@
       </w:pPr>
       <w:r>
         <w:rPr>
-          <w:bCs/>
           <w:b/>
         </w:rPr>
         <w:t xml:space="preserve">Extension:</w:t>
@@ -6656,7 +6564,6 @@
       </w:pPr>
       <w:r>
         <w:rPr>
-          <w:bCs/>
           <w:b/>
         </w:rPr>
         <w:t xml:space="preserve">Công cụ:</w:t>
@@ -6674,7 +6581,6 @@
       </w:pPr>
       <w:r>
         <w:rPr>
-          <w:bCs/>
           <w:b/>
         </w:rPr>
         <w:t xml:space="preserve">Định hướng nghề nghiệp:</w:t>
@@ -6686,15 +6592,15 @@
         <w:t xml:space="preserve">Decoder hardware architecture trên FPGA.</w:t>
       </w:r>
     </w:p>
-    <w:bookmarkEnd w:id="47"/>
-    <w:bookmarkStart w:id="48" w:name="Xcdd804f933253e16e624373be3d124039fc4ef5"/>
     <w:p>
       <w:pPr>
         <w:pStyle w:val="Heading3"/>
       </w:pPr>
+      <w:bookmarkStart w:id="50" w:name="Xcdd804f933253e16e624373be3d124039fc4ef5"/>
       <w:r>
         <w:t xml:space="preserve">B2-T02 - Software-RTL co-verification cho SC Polar decoder</w:t>
       </w:r>
+      <w:bookmarkEnd w:id="50"/>
     </w:p>
     <w:p>
       <w:pPr>
@@ -6702,7 +6608,6 @@
       </w:pPr>
       <w:r>
         <w:rPr>
-          <w:bCs/>
           <w:b/>
         </w:rPr>
         <w:t xml:space="preserve">English:</w:t>
@@ -6720,7 +6625,6 @@
       </w:pPr>
       <w:r>
         <w:rPr>
-          <w:bCs/>
           <w:b/>
         </w:rPr>
         <w:t xml:space="preserve">Scope:</w:t>
@@ -6738,7 +6642,6 @@
       </w:pPr>
       <w:r>
         <w:rPr>
-          <w:bCs/>
           <w:b/>
         </w:rPr>
         <w:t xml:space="preserve">Prerequisites:</w:t>
@@ -6754,14 +6657,12 @@
       </w:r>
       <w:r>
         <w:rPr>
-          <w:iCs/>
           <w:i/>
         </w:rPr>
         <w:t xml:space="preserve">(mã tham chiếu:</w:t>
       </w:r>
       <w:r>
         <w:rPr>
-          <w:iCs/>
           <w:i/>
         </w:rPr>
         <w:t xml:space="preserve"> </w:t>
@@ -6769,14 +6670,12 @@
       <w:r>
         <w:rPr>
           <w:rStyle w:val="VerbatimChar"/>
-          <w:iCs/>
           <w:i/>
         </w:rPr>
         <w:t xml:space="preserve">B0-P03</w:t>
       </w:r>
       <w:r>
         <w:rPr>
-          <w:iCs/>
           <w:i/>
         </w:rPr>
         <w:t xml:space="preserve">)</w:t>
@@ -6788,7 +6687,6 @@
       </w:pPr>
       <w:r>
         <w:rPr>
-          <w:bCs/>
           <w:b/>
         </w:rPr>
         <w:t xml:space="preserve">Deliverables:</w:t>
@@ -6806,7 +6704,6 @@
       </w:pPr>
       <w:r>
         <w:rPr>
-          <w:bCs/>
           <w:b/>
         </w:rPr>
         <w:t xml:space="preserve">MVT (phần bắt buộc):</w:t>
@@ -6824,7 +6721,6 @@
       </w:pPr>
       <w:r>
         <w:rPr>
-          <w:bCs/>
           <w:b/>
         </w:rPr>
         <w:t xml:space="preserve">Extension:</w:t>
@@ -6842,7 +6738,6 @@
       </w:pPr>
       <w:r>
         <w:rPr>
-          <w:bCs/>
           <w:b/>
         </w:rPr>
         <w:t xml:space="preserve">Công cụ:</w:t>
@@ -6860,7 +6755,6 @@
       </w:pPr>
       <w:r>
         <w:rPr>
-          <w:bCs/>
           <w:b/>
         </w:rPr>
         <w:t xml:space="preserve">Định hướng nghề nghiệp:</w:t>
@@ -6872,16 +6766,15 @@
         <w:t xml:space="preserve">Decoder hardware architecture trên FPGA.</w:t>
       </w:r>
     </w:p>
-    <w:bookmarkEnd w:id="48"/>
-    <w:bookmarkEnd w:id="49"/>
-    <w:bookmarkStart w:id="52" w:name="X009adb36c1cafc56f93d232e8a5698fbe73765c"/>
     <w:p>
       <w:pPr>
         <w:pStyle w:val="Heading2"/>
       </w:pPr>
+      <w:bookmarkStart w:id="51" w:name="X009adb36c1cafc56f93d232e8a5698fbe73765c"/>
       <w:r>
         <w:t xml:space="preserve">B3 - Hardware-Aware Quantization &amp; Optimization</w:t>
       </w:r>
+      <w:bookmarkEnd w:id="51"/>
     </w:p>
     <w:p>
       <w:pPr>
@@ -6889,7 +6782,6 @@
       </w:pPr>
       <w:r>
         <w:rPr>
-          <w:bCs/>
           <w:b/>
         </w:rPr>
         <w:t xml:space="preserve">Mục tiêu:</w:t>
@@ -6907,7 +6799,6 @@
       </w:pPr>
       <w:r>
         <w:rPr>
-          <w:bCs/>
           <w:b/>
         </w:rPr>
         <w:t xml:space="preserve">Điều kiện nền:</w:t>
@@ -6925,7 +6816,6 @@
       </w:pPr>
       <w:r>
         <w:rPr>
-          <w:bCs/>
           <w:b/>
         </w:rPr>
         <w:t xml:space="preserve">Công cụ gợi ý:</w:t>
@@ -6940,9 +6830,8 @@
     <w:tbl>
       <w:tblPr>
         <w:tblStyle w:val="Table"/>
-        <w:tblW w:type="pct" w:w="5000"/>
-        <w:tblLook w:firstRow="1" w:lastRow="0" w:firstColumn="0" w:lastColumn="0" w:noHBand="0" w:noVBand="0" w:val="0020"/>
-        <w:jc w:val="start"/>
+        <w:tblW w:type="pct" w:w="4999.999999999999"/>
+        <w:tblLook w:firstRow="1"/>
       </w:tblPr>
       <w:tblGrid>
         <w:gridCol w:w="1320"/>
@@ -6954,10 +6843,15 @@
       </w:tblGrid>
       <w:tr>
         <w:trPr>
-          <w:tblHeader w:val="true"/>
+          <w:cnfStyle w:firstRow="1"/>
         </w:trPr>
         <w:tc>
-          <w:tcPr/>
+          <w:tcPr>
+            <w:tcBorders>
+              <w:bottom w:val="single"/>
+            </w:tcBorders>
+            <w:vAlign w:val="bottom"/>
+          </w:tcPr>
           <w:p>
             <w:pPr>
               <w:pStyle w:val="Compact"/>
@@ -6969,7 +6863,12 @@
           </w:p>
         </w:tc>
         <w:tc>
-          <w:tcPr/>
+          <w:tcPr>
+            <w:tcBorders>
+              <w:bottom w:val="single"/>
+            </w:tcBorders>
+            <w:vAlign w:val="bottom"/>
+          </w:tcPr>
           <w:p>
             <w:pPr>
               <w:pStyle w:val="Compact"/>
@@ -6981,7 +6880,12 @@
           </w:p>
         </w:tc>
         <w:tc>
-          <w:tcPr/>
+          <w:tcPr>
+            <w:tcBorders>
+              <w:bottom w:val="single"/>
+            </w:tcBorders>
+            <w:vAlign w:val="bottom"/>
+          </w:tcPr>
           <w:p>
             <w:pPr>
               <w:pStyle w:val="Compact"/>
@@ -6993,7 +6897,12 @@
           </w:p>
         </w:tc>
         <w:tc>
-          <w:tcPr/>
+          <w:tcPr>
+            <w:tcBorders>
+              <w:bottom w:val="single"/>
+            </w:tcBorders>
+            <w:vAlign w:val="bottom"/>
+          </w:tcPr>
           <w:p>
             <w:pPr>
               <w:pStyle w:val="Compact"/>
@@ -7005,7 +6914,12 @@
           </w:p>
         </w:tc>
         <w:tc>
-          <w:tcPr/>
+          <w:tcPr>
+            <w:tcBorders>
+              <w:bottom w:val="single"/>
+            </w:tcBorders>
+            <w:vAlign w:val="bottom"/>
+          </w:tcPr>
           <w:p>
             <w:pPr>
               <w:pStyle w:val="Compact"/>
@@ -7017,7 +6931,12 @@
           </w:p>
         </w:tc>
         <w:tc>
-          <w:tcPr/>
+          <w:tcPr>
+            <w:tcBorders>
+              <w:bottom w:val="single"/>
+            </w:tcBorders>
+            <w:vAlign w:val="bottom"/>
+          </w:tcPr>
           <w:p>
             <w:pPr>
               <w:pStyle w:val="Compact"/>
@@ -7031,7 +6950,6 @@
       </w:tr>
       <w:tr>
         <w:tc>
-          <w:tcPr/>
           <w:p>
             <w:pPr>
               <w:pStyle w:val="Compact"/>
@@ -7043,7 +6961,6 @@
           </w:p>
         </w:tc>
         <w:tc>
-          <w:tcPr/>
           <w:p>
             <w:pPr>
               <w:pStyle w:val="Compact"/>
@@ -7055,7 +6972,6 @@
           </w:p>
         </w:tc>
         <w:tc>
-          <w:tcPr/>
           <w:p>
             <w:pPr>
               <w:pStyle w:val="Compact"/>
@@ -7067,7 +6983,6 @@
           </w:p>
         </w:tc>
         <w:tc>
-          <w:tcPr/>
           <w:p>
             <w:pPr>
               <w:pStyle w:val="Compact"/>
@@ -7079,7 +6994,6 @@
           </w:p>
         </w:tc>
         <w:tc>
-          <w:tcPr/>
           <w:p>
             <w:pPr>
               <w:pStyle w:val="Compact"/>
@@ -7091,7 +7005,6 @@
           </w:p>
         </w:tc>
         <w:tc>
-          <w:tcPr/>
           <w:p>
             <w:pPr>
               <w:pStyle w:val="Compact"/>
@@ -7105,7 +7018,6 @@
       </w:tr>
       <w:tr>
         <w:tc>
-          <w:tcPr/>
           <w:p>
             <w:pPr>
               <w:pStyle w:val="Compact"/>
@@ -7117,7 +7029,6 @@
           </w:p>
         </w:tc>
         <w:tc>
-          <w:tcPr/>
           <w:p>
             <w:pPr>
               <w:pStyle w:val="Compact"/>
@@ -7129,7 +7040,6 @@
           </w:p>
         </w:tc>
         <w:tc>
-          <w:tcPr/>
           <w:p>
             <w:pPr>
               <w:pStyle w:val="Compact"/>
@@ -7141,7 +7051,6 @@
           </w:p>
         </w:tc>
         <w:tc>
-          <w:tcPr/>
           <w:p>
             <w:pPr>
               <w:pStyle w:val="Compact"/>
@@ -7153,7 +7062,6 @@
           </w:p>
         </w:tc>
         <w:tc>
-          <w:tcPr/>
           <w:p>
             <w:pPr>
               <w:pStyle w:val="Compact"/>
@@ -7165,7 +7073,6 @@
           </w:p>
         </w:tc>
         <w:tc>
-          <w:tcPr/>
           <w:p>
             <w:pPr>
               <w:pStyle w:val="Compact"/>
@@ -7178,14 +7085,15 @@
         </w:tc>
       </w:tr>
     </w:tbl>
-    <w:bookmarkStart w:id="50" w:name="X5b92a8bd4e72628e6437a9684908768a19f0e8e"/>
     <w:p>
       <w:pPr>
         <w:pStyle w:val="Heading3"/>
       </w:pPr>
+      <w:bookmarkStart w:id="52" w:name="X5b92a8bd4e72628e6437a9684908768a19f0e8e"/>
       <w:r>
         <w:t xml:space="preserve">B3-T01 - Phân tích lượng tử hóa LLR cho hardware-efficient Polar decoding</w:t>
       </w:r>
+      <w:bookmarkEnd w:id="52"/>
     </w:p>
     <w:p>
       <w:pPr>
@@ -7193,7 +7101,6 @@
       </w:pPr>
       <w:r>
         <w:rPr>
-          <w:bCs/>
           <w:b/>
         </w:rPr>
         <w:t xml:space="preserve">English:</w:t>
@@ -7211,7 +7118,6 @@
       </w:pPr>
       <w:r>
         <w:rPr>
-          <w:bCs/>
           <w:b/>
         </w:rPr>
         <w:t xml:space="preserve">Scope:</w:t>
@@ -7229,7 +7135,6 @@
       </w:pPr>
       <w:r>
         <w:rPr>
-          <w:bCs/>
           <w:b/>
         </w:rPr>
         <w:t xml:space="preserve">Prerequisites:</w:t>
@@ -7245,14 +7150,12 @@
       </w:r>
       <w:r>
         <w:rPr>
-          <w:iCs/>
           <w:i/>
         </w:rPr>
         <w:t xml:space="preserve">(mã tham chiếu:</w:t>
       </w:r>
       <w:r>
         <w:rPr>
-          <w:iCs/>
           <w:i/>
         </w:rPr>
         <w:t xml:space="preserve"> </w:t>
@@ -7260,14 +7163,12 @@
       <w:r>
         <w:rPr>
           <w:rStyle w:val="VerbatimChar"/>
-          <w:iCs/>
           <w:i/>
         </w:rPr>
         <w:t xml:space="preserve">B0-P03</w:t>
       </w:r>
       <w:r>
         <w:rPr>
-          <w:iCs/>
           <w:i/>
         </w:rPr>
         <w:t xml:space="preserve">)</w:t>
@@ -7279,7 +7180,6 @@
       </w:pPr>
       <w:r>
         <w:rPr>
-          <w:bCs/>
           <w:b/>
         </w:rPr>
         <w:t xml:space="preserve">Deliverables:</w:t>
@@ -7297,7 +7197,6 @@
       </w:pPr>
       <w:r>
         <w:rPr>
-          <w:bCs/>
           <w:b/>
         </w:rPr>
         <w:t xml:space="preserve">MVT (phần bắt buộc):</w:t>
@@ -7315,7 +7214,6 @@
       </w:pPr>
       <w:r>
         <w:rPr>
-          <w:bCs/>
           <w:b/>
         </w:rPr>
         <w:t xml:space="preserve">Extension:</w:t>
@@ -7333,7 +7231,6 @@
       </w:pPr>
       <w:r>
         <w:rPr>
-          <w:bCs/>
           <w:b/>
         </w:rPr>
         <w:t xml:space="preserve">Công cụ:</w:t>
@@ -7351,7 +7248,6 @@
       </w:pPr>
       <w:r>
         <w:rPr>
-          <w:bCs/>
           <w:b/>
         </w:rPr>
         <w:t xml:space="preserve">Định hướng nghề nghiệp:</w:t>
@@ -7363,15 +7259,15 @@
         <w:t xml:space="preserve">Hardware-aware algorithm engineering; fixed-point optimization.</w:t>
       </w:r>
     </w:p>
-    <w:bookmarkEnd w:id="50"/>
-    <w:bookmarkStart w:id="51" w:name="Xf13d2a084785aba2e9e9667c8fe3edaef590dcc"/>
     <w:p>
       <w:pPr>
         <w:pStyle w:val="Heading3"/>
       </w:pPr>
+      <w:bookmarkStart w:id="53" w:name="Xf13d2a084785aba2e9e9667c8fe3edaef590dcc"/>
       <w:r>
         <w:t xml:space="preserve">B3-T02 - Tối ưu fixed-point cho SC Polar decoder</w:t>
       </w:r>
+      <w:bookmarkEnd w:id="53"/>
     </w:p>
     <w:p>
       <w:pPr>
@@ -7379,7 +7275,6 @@
       </w:pPr>
       <w:r>
         <w:rPr>
-          <w:bCs/>
           <w:b/>
         </w:rPr>
         <w:t xml:space="preserve">English:</w:t>
@@ -7397,7 +7292,6 @@
       </w:pPr>
       <w:r>
         <w:rPr>
-          <w:bCs/>
           <w:b/>
         </w:rPr>
         <w:t xml:space="preserve">Scope:</w:t>
@@ -7415,7 +7309,6 @@
       </w:pPr>
       <w:r>
         <w:rPr>
-          <w:bCs/>
           <w:b/>
         </w:rPr>
         <w:t xml:space="preserve">Prerequisites:</w:t>
@@ -7431,14 +7324,12 @@
       </w:r>
       <w:r>
         <w:rPr>
-          <w:iCs/>
           <w:i/>
         </w:rPr>
         <w:t xml:space="preserve">(mã tham chiếu:</w:t>
       </w:r>
       <w:r>
         <w:rPr>
-          <w:iCs/>
           <w:i/>
         </w:rPr>
         <w:t xml:space="preserve"> </w:t>
@@ -7446,14 +7337,12 @@
       <w:r>
         <w:rPr>
           <w:rStyle w:val="VerbatimChar"/>
-          <w:iCs/>
           <w:i/>
         </w:rPr>
         <w:t xml:space="preserve">B2-T01</w:t>
       </w:r>
       <w:r>
         <w:rPr>
-          <w:iCs/>
           <w:i/>
         </w:rPr>
         <w:t xml:space="preserve">)</w:t>
@@ -7465,7 +7354,6 @@
       </w:pPr>
       <w:r>
         <w:rPr>
-          <w:bCs/>
           <w:b/>
         </w:rPr>
         <w:t xml:space="preserve">Deliverables:</w:t>
@@ -7483,7 +7371,6 @@
       </w:pPr>
       <w:r>
         <w:rPr>
-          <w:bCs/>
           <w:b/>
         </w:rPr>
         <w:t xml:space="preserve">MVT (phần bắt buộc):</w:t>
@@ -7501,7 +7388,6 @@
       </w:pPr>
       <w:r>
         <w:rPr>
-          <w:bCs/>
           <w:b/>
         </w:rPr>
         <w:t xml:space="preserve">Extension:</w:t>
@@ -7519,7 +7405,6 @@
       </w:pPr>
       <w:r>
         <w:rPr>
-          <w:bCs/>
           <w:b/>
         </w:rPr>
         <w:t xml:space="preserve">Công cụ:</w:t>
@@ -7537,7 +7422,6 @@
       </w:pPr>
       <w:r>
         <w:rPr>
-          <w:bCs/>
           <w:b/>
         </w:rPr>
         <w:t xml:space="preserve">Định hướng nghề nghiệp:</w:t>
@@ -7549,16 +7433,15 @@
         <w:t xml:space="preserve">Hardware-aware algorithm engineering; fixed-point optimization.</w:t>
       </w:r>
     </w:p>
-    <w:bookmarkEnd w:id="51"/>
-    <w:bookmarkEnd w:id="52"/>
-    <w:bookmarkStart w:id="55" w:name="b4---sc-flip-reliability-aware-decoding"/>
     <w:p>
       <w:pPr>
         <w:pStyle w:val="Heading2"/>
       </w:pPr>
+      <w:bookmarkStart w:id="54" w:name="b4---sc-flip-reliability-aware-decoding"/>
       <w:r>
         <w:t xml:space="preserve">B4 - SC-Flip &amp; Reliability-Aware Decoding</w:t>
       </w:r>
+      <w:bookmarkEnd w:id="54"/>
     </w:p>
     <w:p>
       <w:pPr>
@@ -7566,7 +7449,6 @@
       </w:pPr>
       <w:r>
         <w:rPr>
-          <w:bCs/>
           <w:b/>
         </w:rPr>
         <w:t xml:space="preserve">Mục tiêu:</w:t>
@@ -7584,7 +7466,6 @@
       </w:pPr>
       <w:r>
         <w:rPr>
-          <w:bCs/>
           <w:b/>
         </w:rPr>
         <w:t xml:space="preserve">Điều kiện nền:</w:t>
@@ -7602,7 +7483,6 @@
       </w:pPr>
       <w:r>
         <w:rPr>
-          <w:bCs/>
           <w:b/>
         </w:rPr>
         <w:t xml:space="preserve">Công cụ gợi ý:</w:t>
@@ -7617,9 +7497,8 @@
     <w:tbl>
       <w:tblPr>
         <w:tblStyle w:val="Table"/>
-        <w:tblW w:type="pct" w:w="5000"/>
-        <w:tblLook w:firstRow="1" w:lastRow="0" w:firstColumn="0" w:lastColumn="0" w:noHBand="0" w:noVBand="0" w:val="0020"/>
-        <w:jc w:val="start"/>
+        <w:tblW w:type="pct" w:w="4999.999999999999"/>
+        <w:tblLook w:firstRow="1"/>
       </w:tblPr>
       <w:tblGrid>
         <w:gridCol w:w="1320"/>
@@ -7631,10 +7510,15 @@
       </w:tblGrid>
       <w:tr>
         <w:trPr>
-          <w:tblHeader w:val="true"/>
+          <w:cnfStyle w:firstRow="1"/>
         </w:trPr>
         <w:tc>
-          <w:tcPr/>
+          <w:tcPr>
+            <w:tcBorders>
+              <w:bottom w:val="single"/>
+            </w:tcBorders>
+            <w:vAlign w:val="bottom"/>
+          </w:tcPr>
           <w:p>
             <w:pPr>
               <w:pStyle w:val="Compact"/>
@@ -7646,7 +7530,12 @@
           </w:p>
         </w:tc>
         <w:tc>
-          <w:tcPr/>
+          <w:tcPr>
+            <w:tcBorders>
+              <w:bottom w:val="single"/>
+            </w:tcBorders>
+            <w:vAlign w:val="bottom"/>
+          </w:tcPr>
           <w:p>
             <w:pPr>
               <w:pStyle w:val="Compact"/>
@@ -7658,7 +7547,12 @@
           </w:p>
         </w:tc>
         <w:tc>
-          <w:tcPr/>
+          <w:tcPr>
+            <w:tcBorders>
+              <w:bottom w:val="single"/>
+            </w:tcBorders>
+            <w:vAlign w:val="bottom"/>
+          </w:tcPr>
           <w:p>
             <w:pPr>
               <w:pStyle w:val="Compact"/>
@@ -7670,7 +7564,12 @@
           </w:p>
         </w:tc>
         <w:tc>
-          <w:tcPr/>
+          <w:tcPr>
+            <w:tcBorders>
+              <w:bottom w:val="single"/>
+            </w:tcBorders>
+            <w:vAlign w:val="bottom"/>
+          </w:tcPr>
           <w:p>
             <w:pPr>
               <w:pStyle w:val="Compact"/>
@@ -7682,7 +7581,12 @@
           </w:p>
         </w:tc>
         <w:tc>
-          <w:tcPr/>
+          <w:tcPr>
+            <w:tcBorders>
+              <w:bottom w:val="single"/>
+            </w:tcBorders>
+            <w:vAlign w:val="bottom"/>
+          </w:tcPr>
           <w:p>
             <w:pPr>
               <w:pStyle w:val="Compact"/>
@@ -7694,7 +7598,12 @@
           </w:p>
         </w:tc>
         <w:tc>
-          <w:tcPr/>
+          <w:tcPr>
+            <w:tcBorders>
+              <w:bottom w:val="single"/>
+            </w:tcBorders>
+            <w:vAlign w:val="bottom"/>
+          </w:tcPr>
           <w:p>
             <w:pPr>
               <w:pStyle w:val="Compact"/>
@@ -7708,7 +7617,6 @@
       </w:tr>
       <w:tr>
         <w:tc>
-          <w:tcPr/>
           <w:p>
             <w:pPr>
               <w:pStyle w:val="Compact"/>
@@ -7720,7 +7628,6 @@
           </w:p>
         </w:tc>
         <w:tc>
-          <w:tcPr/>
           <w:p>
             <w:pPr>
               <w:pStyle w:val="Compact"/>
@@ -7732,7 +7639,6 @@
           </w:p>
         </w:tc>
         <w:tc>
-          <w:tcPr/>
           <w:p>
             <w:pPr>
               <w:pStyle w:val="Compact"/>
@@ -7744,7 +7650,6 @@
           </w:p>
         </w:tc>
         <w:tc>
-          <w:tcPr/>
           <w:p>
             <w:pPr>
               <w:pStyle w:val="Compact"/>
@@ -7756,7 +7661,6 @@
           </w:p>
         </w:tc>
         <w:tc>
-          <w:tcPr/>
           <w:p>
             <w:pPr>
               <w:pStyle w:val="Compact"/>
@@ -7768,7 +7672,6 @@
           </w:p>
         </w:tc>
         <w:tc>
-          <w:tcPr/>
           <w:p>
             <w:pPr>
               <w:pStyle w:val="Compact"/>
@@ -7782,7 +7685,6 @@
       </w:tr>
       <w:tr>
         <w:tc>
-          <w:tcPr/>
           <w:p>
             <w:pPr>
               <w:pStyle w:val="Compact"/>
@@ -7794,7 +7696,6 @@
           </w:p>
         </w:tc>
         <w:tc>
-          <w:tcPr/>
           <w:p>
             <w:pPr>
               <w:pStyle w:val="Compact"/>
@@ -7806,7 +7707,6 @@
           </w:p>
         </w:tc>
         <w:tc>
-          <w:tcPr/>
           <w:p>
             <w:pPr>
               <w:pStyle w:val="Compact"/>
@@ -7818,7 +7718,6 @@
           </w:p>
         </w:tc>
         <w:tc>
-          <w:tcPr/>
           <w:p>
             <w:pPr>
               <w:pStyle w:val="Compact"/>
@@ -7830,7 +7729,6 @@
           </w:p>
         </w:tc>
         <w:tc>
-          <w:tcPr/>
           <w:p>
             <w:pPr>
               <w:pStyle w:val="Compact"/>
@@ -7842,7 +7740,6 @@
           </w:p>
         </w:tc>
         <w:tc>
-          <w:tcPr/>
           <w:p>
             <w:pPr>
               <w:pStyle w:val="Compact"/>
@@ -7855,14 +7752,15 @@
         </w:tc>
       </w:tr>
     </w:tbl>
-    <w:bookmarkStart w:id="53" w:name="Xcf713fcd3a01cb8ebc3c25916e4b2c14bd616f1"/>
     <w:p>
       <w:pPr>
         <w:pStyle w:val="Heading3"/>
       </w:pPr>
+      <w:bookmarkStart w:id="55" w:name="Xcf713fcd3a01cb8ebc3c25916e4b2c14bd616f1"/>
       <w:r>
         <w:t xml:space="preserve">B4-T01 - Thiết kế và đánh giá SC-Flip Polar decoder</w:t>
       </w:r>
+      <w:bookmarkEnd w:id="55"/>
     </w:p>
     <w:p>
       <w:pPr>
@@ -7870,7 +7768,6 @@
       </w:pPr>
       <w:r>
         <w:rPr>
-          <w:bCs/>
           <w:b/>
         </w:rPr>
         <w:t xml:space="preserve">English:</w:t>
@@ -7888,7 +7785,6 @@
       </w:pPr>
       <w:r>
         <w:rPr>
-          <w:bCs/>
           <w:b/>
         </w:rPr>
         <w:t xml:space="preserve">Scope:</w:t>
@@ -7906,7 +7802,6 @@
       </w:pPr>
       <w:r>
         <w:rPr>
-          <w:bCs/>
           <w:b/>
         </w:rPr>
         <w:t xml:space="preserve">Prerequisites:</w:t>
@@ -7922,14 +7817,12 @@
       </w:r>
       <w:r>
         <w:rPr>
-          <w:iCs/>
           <w:i/>
         </w:rPr>
         <w:t xml:space="preserve">(mã tham chiếu:</w:t>
       </w:r>
       <w:r>
         <w:rPr>
-          <w:iCs/>
           <w:i/>
         </w:rPr>
         <w:t xml:space="preserve"> </w:t>
@@ -7937,14 +7830,12 @@
       <w:r>
         <w:rPr>
           <w:rStyle w:val="VerbatimChar"/>
-          <w:iCs/>
           <w:i/>
         </w:rPr>
         <w:t xml:space="preserve">B4-I01</w:t>
       </w:r>
       <w:r>
         <w:rPr>
-          <w:iCs/>
           <w:i/>
         </w:rPr>
         <w:t xml:space="preserve">)</w:t>
@@ -7956,7 +7847,6 @@
       </w:pPr>
       <w:r>
         <w:rPr>
-          <w:bCs/>
           <w:b/>
         </w:rPr>
         <w:t xml:space="preserve">Deliverables:</w:t>
@@ -7974,7 +7864,6 @@
       </w:pPr>
       <w:r>
         <w:rPr>
-          <w:bCs/>
           <w:b/>
         </w:rPr>
         <w:t xml:space="preserve">MVT (phần bắt buộc):</w:t>
@@ -7992,7 +7881,6 @@
       </w:pPr>
       <w:r>
         <w:rPr>
-          <w:bCs/>
           <w:b/>
         </w:rPr>
         <w:t xml:space="preserve">Extension:</w:t>
@@ -8010,7 +7898,6 @@
       </w:pPr>
       <w:r>
         <w:rPr>
-          <w:bCs/>
           <w:b/>
         </w:rPr>
         <w:t xml:space="preserve">Công cụ:</w:t>
@@ -8028,7 +7915,6 @@
       </w:pPr>
       <w:r>
         <w:rPr>
-          <w:bCs/>
           <w:b/>
         </w:rPr>
         <w:t xml:space="preserve">Định hướng nghề nghiệp:</w:t>
@@ -8040,15 +7926,15 @@
         <w:t xml:space="preserve">Nghiên cứu thuật toán decoding (SC-Flip/reliability).</w:t>
       </w:r>
     </w:p>
-    <w:bookmarkEnd w:id="53"/>
-    <w:bookmarkStart w:id="54" w:name="Xc239af3743bb9ffbe1940de58fceb3429cf6581"/>
     <w:p>
       <w:pPr>
         <w:pStyle w:val="Heading3"/>
       </w:pPr>
+      <w:bookmarkStart w:id="56" w:name="Xc239af3743bb9ffbe1940de58fceb3429cf6581"/>
       <w:r>
         <w:t xml:space="preserve">B4-T02 - Reliability-based candidate ranking cho SC-Flip</w:t>
       </w:r>
+      <w:bookmarkEnd w:id="56"/>
     </w:p>
     <w:p>
       <w:pPr>
@@ -8056,7 +7942,6 @@
       </w:pPr>
       <w:r>
         <w:rPr>
-          <w:bCs/>
           <w:b/>
         </w:rPr>
         <w:t xml:space="preserve">English:</w:t>
@@ -8074,7 +7959,6 @@
       </w:pPr>
       <w:r>
         <w:rPr>
-          <w:bCs/>
           <w:b/>
         </w:rPr>
         <w:t xml:space="preserve">Scope:</w:t>
@@ -8092,7 +7976,6 @@
       </w:pPr>
       <w:r>
         <w:rPr>
-          <w:bCs/>
           <w:b/>
         </w:rPr>
         <w:t xml:space="preserve">Prerequisites:</w:t>
@@ -8108,14 +7991,12 @@
       </w:r>
       <w:r>
         <w:rPr>
-          <w:iCs/>
           <w:i/>
         </w:rPr>
         <w:t xml:space="preserve">(mã tham chiếu:</w:t>
       </w:r>
       <w:r>
         <w:rPr>
-          <w:iCs/>
           <w:i/>
         </w:rPr>
         <w:t xml:space="preserve"> </w:t>
@@ -8123,14 +8004,12 @@
       <w:r>
         <w:rPr>
           <w:rStyle w:val="VerbatimChar"/>
-          <w:iCs/>
           <w:i/>
         </w:rPr>
         <w:t xml:space="preserve">B4-I01</w:t>
       </w:r>
       <w:r>
         <w:rPr>
-          <w:iCs/>
           <w:i/>
         </w:rPr>
         <w:t xml:space="preserve">)</w:t>
@@ -8142,7 +8021,6 @@
       </w:pPr>
       <w:r>
         <w:rPr>
-          <w:bCs/>
           <w:b/>
         </w:rPr>
         <w:t xml:space="preserve">Deliverables:</w:t>
@@ -8160,7 +8038,6 @@
       </w:pPr>
       <w:r>
         <w:rPr>
-          <w:bCs/>
           <w:b/>
         </w:rPr>
         <w:t xml:space="preserve">MVT (phần bắt buộc):</w:t>
@@ -8178,7 +8055,6 @@
       </w:pPr>
       <w:r>
         <w:rPr>
-          <w:bCs/>
           <w:b/>
         </w:rPr>
         <w:t xml:space="preserve">Extension:</w:t>
@@ -8196,7 +8072,6 @@
       </w:pPr>
       <w:r>
         <w:rPr>
-          <w:bCs/>
           <w:b/>
         </w:rPr>
         <w:t xml:space="preserve">Công cụ:</w:t>
@@ -8214,7 +8089,6 @@
       </w:pPr>
       <w:r>
         <w:rPr>
-          <w:bCs/>
           <w:b/>
         </w:rPr>
         <w:t xml:space="preserve">Định hướng nghề nghiệp:</w:t>
@@ -8226,16 +8100,15 @@
         <w:t xml:space="preserve">Nghiên cứu thuật toán decoding (SC-Flip/reliability).</w:t>
       </w:r>
     </w:p>
-    <w:bookmarkEnd w:id="54"/>
-    <w:bookmarkEnd w:id="55"/>
-    <w:bookmarkStart w:id="59" w:name="b5---adaptive-polar-decoding"/>
     <w:p>
       <w:pPr>
         <w:pStyle w:val="Heading2"/>
       </w:pPr>
+      <w:bookmarkStart w:id="57" w:name="b5---adaptive-polar-decoding"/>
       <w:r>
         <w:t xml:space="preserve">B5 - Adaptive Polar Decoding</w:t>
       </w:r>
+      <w:bookmarkEnd w:id="57"/>
     </w:p>
     <w:p>
       <w:pPr>
@@ -8243,7 +8116,6 @@
       </w:pPr>
       <w:r>
         <w:rPr>
-          <w:bCs/>
           <w:b/>
         </w:rPr>
         <w:t xml:space="preserve">Mục tiêu:</w:t>
@@ -8261,7 +8133,6 @@
       </w:pPr>
       <w:r>
         <w:rPr>
-          <w:bCs/>
           <w:b/>
         </w:rPr>
         <w:t xml:space="preserve">Điều kiện nền:</w:t>
@@ -8279,7 +8150,6 @@
       </w:pPr>
       <w:r>
         <w:rPr>
-          <w:bCs/>
           <w:b/>
         </w:rPr>
         <w:t xml:space="preserve">Công cụ gợi ý:</w:t>
@@ -8294,9 +8164,8 @@
     <w:tbl>
       <w:tblPr>
         <w:tblStyle w:val="Table"/>
-        <w:tblW w:type="pct" w:w="5000"/>
-        <w:tblLook w:firstRow="1" w:lastRow="0" w:firstColumn="0" w:lastColumn="0" w:noHBand="0" w:noVBand="0" w:val="0020"/>
-        <w:jc w:val="start"/>
+        <w:tblW w:type="pct" w:w="4999.999999999999"/>
+        <w:tblLook w:firstRow="1"/>
       </w:tblPr>
       <w:tblGrid>
         <w:gridCol w:w="1320"/>
@@ -8308,10 +8177,15 @@
       </w:tblGrid>
       <w:tr>
         <w:trPr>
-          <w:tblHeader w:val="true"/>
+          <w:cnfStyle w:firstRow="1"/>
         </w:trPr>
         <w:tc>
-          <w:tcPr/>
+          <w:tcPr>
+            <w:tcBorders>
+              <w:bottom w:val="single"/>
+            </w:tcBorders>
+            <w:vAlign w:val="bottom"/>
+          </w:tcPr>
           <w:p>
             <w:pPr>
               <w:pStyle w:val="Compact"/>
@@ -8323,7 +8197,12 @@
           </w:p>
         </w:tc>
         <w:tc>
-          <w:tcPr/>
+          <w:tcPr>
+            <w:tcBorders>
+              <w:bottom w:val="single"/>
+            </w:tcBorders>
+            <w:vAlign w:val="bottom"/>
+          </w:tcPr>
           <w:p>
             <w:pPr>
               <w:pStyle w:val="Compact"/>
@@ -8335,7 +8214,12 @@
           </w:p>
         </w:tc>
         <w:tc>
-          <w:tcPr/>
+          <w:tcPr>
+            <w:tcBorders>
+              <w:bottom w:val="single"/>
+            </w:tcBorders>
+            <w:vAlign w:val="bottom"/>
+          </w:tcPr>
           <w:p>
             <w:pPr>
               <w:pStyle w:val="Compact"/>
@@ -8347,7 +8231,12 @@
           </w:p>
         </w:tc>
         <w:tc>
-          <w:tcPr/>
+          <w:tcPr>
+            <w:tcBorders>
+              <w:bottom w:val="single"/>
+            </w:tcBorders>
+            <w:vAlign w:val="bottom"/>
+          </w:tcPr>
           <w:p>
             <w:pPr>
               <w:pStyle w:val="Compact"/>
@@ -8359,7 +8248,12 @@
           </w:p>
         </w:tc>
         <w:tc>
-          <w:tcPr/>
+          <w:tcPr>
+            <w:tcBorders>
+              <w:bottom w:val="single"/>
+            </w:tcBorders>
+            <w:vAlign w:val="bottom"/>
+          </w:tcPr>
           <w:p>
             <w:pPr>
               <w:pStyle w:val="Compact"/>
@@ -8371,7 +8265,12 @@
           </w:p>
         </w:tc>
         <w:tc>
-          <w:tcPr/>
+          <w:tcPr>
+            <w:tcBorders>
+              <w:bottom w:val="single"/>
+            </w:tcBorders>
+            <w:vAlign w:val="bottom"/>
+          </w:tcPr>
           <w:p>
             <w:pPr>
               <w:pStyle w:val="Compact"/>
@@ -8385,7 +8284,6 @@
       </w:tr>
       <w:tr>
         <w:tc>
-          <w:tcPr/>
           <w:p>
             <w:pPr>
               <w:pStyle w:val="Compact"/>
@@ -8397,7 +8295,6 @@
           </w:p>
         </w:tc>
         <w:tc>
-          <w:tcPr/>
           <w:p>
             <w:pPr>
               <w:pStyle w:val="Compact"/>
@@ -8409,7 +8306,6 @@
           </w:p>
         </w:tc>
         <w:tc>
-          <w:tcPr/>
           <w:p>
             <w:pPr>
               <w:pStyle w:val="Compact"/>
@@ -8421,7 +8317,6 @@
           </w:p>
         </w:tc>
         <w:tc>
-          <w:tcPr/>
           <w:p>
             <w:pPr>
               <w:pStyle w:val="Compact"/>
@@ -8433,7 +8328,6 @@
           </w:p>
         </w:tc>
         <w:tc>
-          <w:tcPr/>
           <w:p>
             <w:pPr>
               <w:pStyle w:val="Compact"/>
@@ -8445,7 +8339,6 @@
           </w:p>
         </w:tc>
         <w:tc>
-          <w:tcPr/>
           <w:p>
             <w:pPr>
               <w:pStyle w:val="Compact"/>
@@ -8459,7 +8352,6 @@
       </w:tr>
       <w:tr>
         <w:tc>
-          <w:tcPr/>
           <w:p>
             <w:pPr>
               <w:pStyle w:val="Compact"/>
@@ -8471,7 +8363,6 @@
           </w:p>
         </w:tc>
         <w:tc>
-          <w:tcPr/>
           <w:p>
             <w:pPr>
               <w:pStyle w:val="Compact"/>
@@ -8483,7 +8374,6 @@
           </w:p>
         </w:tc>
         <w:tc>
-          <w:tcPr/>
           <w:p>
             <w:pPr>
               <w:pStyle w:val="Compact"/>
@@ -8495,7 +8385,6 @@
           </w:p>
         </w:tc>
         <w:tc>
-          <w:tcPr/>
           <w:p>
             <w:pPr>
               <w:pStyle w:val="Compact"/>
@@ -8507,7 +8396,6 @@
           </w:p>
         </w:tc>
         <w:tc>
-          <w:tcPr/>
           <w:p>
             <w:pPr>
               <w:pStyle w:val="Compact"/>
@@ -8519,7 +8407,6 @@
           </w:p>
         </w:tc>
         <w:tc>
-          <w:tcPr/>
           <w:p>
             <w:pPr>
               <w:pStyle w:val="Compact"/>
@@ -8533,7 +8420,6 @@
       </w:tr>
       <w:tr>
         <w:tc>
-          <w:tcPr/>
           <w:p>
             <w:pPr>
               <w:pStyle w:val="Compact"/>
@@ -8545,7 +8431,6 @@
           </w:p>
         </w:tc>
         <w:tc>
-          <w:tcPr/>
           <w:p>
             <w:pPr>
               <w:pStyle w:val="Compact"/>
@@ -8557,7 +8442,6 @@
           </w:p>
         </w:tc>
         <w:tc>
-          <w:tcPr/>
           <w:p>
             <w:pPr>
               <w:pStyle w:val="Compact"/>
@@ -8569,7 +8453,6 @@
           </w:p>
         </w:tc>
         <w:tc>
-          <w:tcPr/>
           <w:p>
             <w:pPr>
               <w:pStyle w:val="Compact"/>
@@ -8581,7 +8464,6 @@
           </w:p>
         </w:tc>
         <w:tc>
-          <w:tcPr/>
           <w:p>
             <w:pPr>
               <w:pStyle w:val="Compact"/>
@@ -8593,7 +8475,6 @@
           </w:p>
         </w:tc>
         <w:tc>
-          <w:tcPr/>
           <w:p>
             <w:pPr>
               <w:pStyle w:val="Compact"/>
@@ -8606,14 +8487,15 @@
         </w:tc>
       </w:tr>
     </w:tbl>
-    <w:bookmarkStart w:id="56" w:name="Xa4b46d61f14cf0a2dec5162a4377f46a5aa8e87"/>
     <w:p>
       <w:pPr>
         <w:pStyle w:val="Heading3"/>
       </w:pPr>
+      <w:bookmarkStart w:id="58" w:name="Xa4b46d61f14cf0a2dec5162a4377f46a5aa8e87"/>
       <w:r>
         <w:t xml:space="preserve">B5-T01 - Phát hiện frame không tin cậy cho adaptive Polar decoding</w:t>
       </w:r>
+      <w:bookmarkEnd w:id="58"/>
     </w:p>
     <w:p>
       <w:pPr>
@@ -8621,7 +8503,6 @@
       </w:pPr>
       <w:r>
         <w:rPr>
-          <w:bCs/>
           <w:b/>
         </w:rPr>
         <w:t xml:space="preserve">English:</w:t>
@@ -8639,7 +8520,6 @@
       </w:pPr>
       <w:r>
         <w:rPr>
-          <w:bCs/>
           <w:b/>
         </w:rPr>
         <w:t xml:space="preserve">Scope:</w:t>
@@ -8657,7 +8537,6 @@
       </w:pPr>
       <w:r>
         <w:rPr>
-          <w:bCs/>
           <w:b/>
         </w:rPr>
         <w:t xml:space="preserve">Prerequisites:</w:t>
@@ -8673,14 +8552,12 @@
       </w:r>
       <w:r>
         <w:rPr>
-          <w:iCs/>
           <w:i/>
         </w:rPr>
         <w:t xml:space="preserve">(mã tham chiếu:</w:t>
       </w:r>
       <w:r>
         <w:rPr>
-          <w:iCs/>
           <w:i/>
         </w:rPr>
         <w:t xml:space="preserve"> </w:t>
@@ -8688,14 +8565,12 @@
       <w:r>
         <w:rPr>
           <w:rStyle w:val="VerbatimChar"/>
-          <w:iCs/>
           <w:i/>
         </w:rPr>
         <w:t xml:space="preserve">B5-P01</w:t>
       </w:r>
       <w:r>
         <w:rPr>
-          <w:iCs/>
           <w:i/>
         </w:rPr>
         <w:t xml:space="preserve">)</w:t>
@@ -8707,7 +8582,6 @@
       </w:pPr>
       <w:r>
         <w:rPr>
-          <w:bCs/>
           <w:b/>
         </w:rPr>
         <w:t xml:space="preserve">Deliverables:</w:t>
@@ -8725,7 +8599,6 @@
       </w:pPr>
       <w:r>
         <w:rPr>
-          <w:bCs/>
           <w:b/>
         </w:rPr>
         <w:t xml:space="preserve">MVT (phần bắt buộc):</w:t>
@@ -8743,7 +8616,6 @@
       </w:pPr>
       <w:r>
         <w:rPr>
-          <w:bCs/>
           <w:b/>
         </w:rPr>
         <w:t xml:space="preserve">Extension:</w:t>
@@ -8761,7 +8633,6 @@
       </w:pPr>
       <w:r>
         <w:rPr>
-          <w:bCs/>
           <w:b/>
         </w:rPr>
         <w:t xml:space="preserve">Công cụ:</w:t>
@@ -8779,7 +8650,6 @@
       </w:pPr>
       <w:r>
         <w:rPr>
-          <w:bCs/>
           <w:b/>
         </w:rPr>
         <w:t xml:space="preserve">Định hướng nghề nghiệp:</w:t>
@@ -8791,15 +8661,15 @@
         <w:t xml:space="preserve">Adaptive decoding research; cân bằng thuật toán-phần cứng.</w:t>
       </w:r>
     </w:p>
-    <w:bookmarkEnd w:id="56"/>
-    <w:bookmarkStart w:id="57" w:name="Xe62dd92400976dd89c3786812ea978f03588608"/>
     <w:p>
       <w:pPr>
         <w:pStyle w:val="Heading3"/>
       </w:pPr>
+      <w:bookmarkStart w:id="59" w:name="Xe62dd92400976dd89c3786812ea978f03588608"/>
       <w:r>
         <w:t xml:space="preserve">B5-T02 - Adaptive decoder chỉ kích hoạt enhanced processing trên frame khó</w:t>
       </w:r>
+      <w:bookmarkEnd w:id="59"/>
     </w:p>
     <w:p>
       <w:pPr>
@@ -8807,7 +8677,6 @@
       </w:pPr>
       <w:r>
         <w:rPr>
-          <w:bCs/>
           <w:b/>
         </w:rPr>
         <w:t xml:space="preserve">English:</w:t>
@@ -8825,7 +8694,6 @@
       </w:pPr>
       <w:r>
         <w:rPr>
-          <w:bCs/>
           <w:b/>
         </w:rPr>
         <w:t xml:space="preserve">Scope:</w:t>
@@ -8843,7 +8711,6 @@
       </w:pPr>
       <w:r>
         <w:rPr>
-          <w:bCs/>
           <w:b/>
         </w:rPr>
         <w:t xml:space="preserve">Prerequisites:</w:t>
@@ -8859,14 +8726,12 @@
       </w:r>
       <w:r>
         <w:rPr>
-          <w:iCs/>
           <w:i/>
         </w:rPr>
         <w:t xml:space="preserve">(mã tham chiếu:</w:t>
       </w:r>
       <w:r>
         <w:rPr>
-          <w:iCs/>
           <w:i/>
         </w:rPr>
         <w:t xml:space="preserve"> </w:t>
@@ -8874,14 +8739,12 @@
       <w:r>
         <w:rPr>
           <w:rStyle w:val="VerbatimChar"/>
-          <w:iCs/>
           <w:i/>
         </w:rPr>
         <w:t xml:space="preserve">B5-T01</w:t>
       </w:r>
       <w:r>
         <w:rPr>
-          <w:iCs/>
           <w:i/>
         </w:rPr>
         <w:t xml:space="preserve">)</w:t>
@@ -8893,7 +8756,6 @@
       </w:pPr>
       <w:r>
         <w:rPr>
-          <w:bCs/>
           <w:b/>
         </w:rPr>
         <w:t xml:space="preserve">Deliverables:</w:t>
@@ -8911,7 +8773,6 @@
       </w:pPr>
       <w:r>
         <w:rPr>
-          <w:bCs/>
           <w:b/>
         </w:rPr>
         <w:t xml:space="preserve">MVT (phần bắt buộc):</w:t>
@@ -8929,7 +8790,6 @@
       </w:pPr>
       <w:r>
         <w:rPr>
-          <w:bCs/>
           <w:b/>
         </w:rPr>
         <w:t xml:space="preserve">Extension:</w:t>
@@ -8947,7 +8807,6 @@
       </w:pPr>
       <w:r>
         <w:rPr>
-          <w:bCs/>
           <w:b/>
         </w:rPr>
         <w:t xml:space="preserve">Công cụ:</w:t>
@@ -8965,7 +8824,6 @@
       </w:pPr>
       <w:r>
         <w:rPr>
-          <w:bCs/>
           <w:b/>
         </w:rPr>
         <w:t xml:space="preserve">Định hướng nghề nghiệp:</w:t>
@@ -8977,15 +8835,15 @@
         <w:t xml:space="preserve">Adaptive decoding research; cân bằng thuật toán-phần cứng.</w:t>
       </w:r>
     </w:p>
-    <w:bookmarkEnd w:id="57"/>
-    <w:bookmarkStart w:id="58" w:name="X5aff2929472520c5ceef576cafaca0ecbd58a16"/>
     <w:p>
       <w:pPr>
         <w:pStyle w:val="Heading3"/>
       </w:pPr>
+      <w:bookmarkStart w:id="60" w:name="X5aff2929472520c5ceef576cafaca0ecbd58a16"/>
       <w:r>
         <w:t xml:space="preserve">B5-T03 - Đồng thiết kế thuật toán - phần cứng cho bộ giải mã Polar thích ứng</w:t>
       </w:r>
+      <w:bookmarkEnd w:id="60"/>
     </w:p>
     <w:p>
       <w:pPr>
@@ -8993,7 +8851,6 @@
       </w:pPr>
       <w:r>
         <w:rPr>
-          <w:bCs/>
           <w:b/>
         </w:rPr>
         <w:t xml:space="preserve">English:</w:t>
@@ -9011,7 +8868,6 @@
       </w:pPr>
       <w:r>
         <w:rPr>
-          <w:bCs/>
           <w:b/>
         </w:rPr>
         <w:t xml:space="preserve">Scope:</w:t>
@@ -9029,7 +8885,6 @@
       </w:pPr>
       <w:r>
         <w:rPr>
-          <w:bCs/>
           <w:b/>
         </w:rPr>
         <w:t xml:space="preserve">Prerequisites:</w:t>
@@ -9045,14 +8900,12 @@
       </w:r>
       <w:r>
         <w:rPr>
-          <w:iCs/>
           <w:i/>
         </w:rPr>
         <w:t xml:space="preserve">(mã tham chiếu:</w:t>
       </w:r>
       <w:r>
         <w:rPr>
-          <w:iCs/>
           <w:i/>
         </w:rPr>
         <w:t xml:space="preserve"> </w:t>
@@ -9060,14 +8913,12 @@
       <w:r>
         <w:rPr>
           <w:rStyle w:val="VerbatimChar"/>
-          <w:iCs/>
           <w:i/>
         </w:rPr>
         <w:t xml:space="preserve">B5-T02</w:t>
       </w:r>
       <w:r>
         <w:rPr>
-          <w:iCs/>
           <w:i/>
         </w:rPr>
         <w:t xml:space="preserve">)</w:t>
@@ -9079,7 +8930,6 @@
       </w:pPr>
       <w:r>
         <w:rPr>
-          <w:bCs/>
           <w:b/>
         </w:rPr>
         <w:t xml:space="preserve">Deliverables:</w:t>
@@ -9097,7 +8947,6 @@
       </w:pPr>
       <w:r>
         <w:rPr>
-          <w:bCs/>
           <w:b/>
         </w:rPr>
         <w:t xml:space="preserve">MVT (phần bắt buộc):</w:t>
@@ -9115,7 +8964,6 @@
       </w:pPr>
       <w:r>
         <w:rPr>
-          <w:bCs/>
           <w:b/>
         </w:rPr>
         <w:t xml:space="preserve">Extension:</w:t>
@@ -9133,7 +8981,6 @@
       </w:pPr>
       <w:r>
         <w:rPr>
-          <w:bCs/>
           <w:b/>
         </w:rPr>
         <w:t xml:space="preserve">Công cụ:</w:t>
@@ -9151,7 +8998,6 @@
       </w:pPr>
       <w:r>
         <w:rPr>
-          <w:bCs/>
           <w:b/>
         </w:rPr>
         <w:t xml:space="preserve">Định hướng nghề nghiệp:</w:t>
@@ -9163,16 +9009,15 @@
         <w:t xml:space="preserve">Adaptive decoding research; cân bằng thuật toán-phần cứng.</w:t>
       </w:r>
     </w:p>
-    <w:bookmarkEnd w:id="58"/>
-    <w:bookmarkEnd w:id="59"/>
-    <w:bookmarkStart w:id="62" w:name="b6---neural-assisted-polar-decoding"/>
     <w:p>
       <w:pPr>
         <w:pStyle w:val="Heading2"/>
       </w:pPr>
+      <w:bookmarkStart w:id="61" w:name="b6---neural-assisted-polar-decoding"/>
       <w:r>
         <w:t xml:space="preserve">B6 - Neural-Assisted Polar Decoding</w:t>
       </w:r>
+      <w:bookmarkEnd w:id="61"/>
     </w:p>
     <w:p>
       <w:pPr>
@@ -9180,7 +9025,6 @@
       </w:pPr>
       <w:r>
         <w:rPr>
-          <w:bCs/>
           <w:b/>
         </w:rPr>
         <w:t xml:space="preserve">Mục tiêu:</w:t>
@@ -9198,7 +9042,6 @@
       </w:pPr>
       <w:r>
         <w:rPr>
-          <w:bCs/>
           <w:b/>
         </w:rPr>
         <w:t xml:space="preserve">Điều kiện nền:</w:t>
@@ -9216,7 +9059,6 @@
       </w:pPr>
       <w:r>
         <w:rPr>
-          <w:bCs/>
           <w:b/>
         </w:rPr>
         <w:t xml:space="preserve">Công cụ gợi ý:</w:t>
@@ -9231,9 +9073,8 @@
     <w:tbl>
       <w:tblPr>
         <w:tblStyle w:val="Table"/>
-        <w:tblW w:type="pct" w:w="5000"/>
-        <w:tblLook w:firstRow="1" w:lastRow="0" w:firstColumn="0" w:lastColumn="0" w:noHBand="0" w:noVBand="0" w:val="0020"/>
-        <w:jc w:val="start"/>
+        <w:tblW w:type="pct" w:w="4999.999999999999"/>
+        <w:tblLook w:firstRow="1"/>
       </w:tblPr>
       <w:tblGrid>
         <w:gridCol w:w="1320"/>
@@ -9245,10 +9086,15 @@
       </w:tblGrid>
       <w:tr>
         <w:trPr>
-          <w:tblHeader w:val="true"/>
+          <w:cnfStyle w:firstRow="1"/>
         </w:trPr>
         <w:tc>
-          <w:tcPr/>
+          <w:tcPr>
+            <w:tcBorders>
+              <w:bottom w:val="single"/>
+            </w:tcBorders>
+            <w:vAlign w:val="bottom"/>
+          </w:tcPr>
           <w:p>
             <w:pPr>
               <w:pStyle w:val="Compact"/>
@@ -9260,7 +9106,12 @@
           </w:p>
         </w:tc>
         <w:tc>
-          <w:tcPr/>
+          <w:tcPr>
+            <w:tcBorders>
+              <w:bottom w:val="single"/>
+            </w:tcBorders>
+            <w:vAlign w:val="bottom"/>
+          </w:tcPr>
           <w:p>
             <w:pPr>
               <w:pStyle w:val="Compact"/>
@@ -9272,7 +9123,12 @@
           </w:p>
         </w:tc>
         <w:tc>
-          <w:tcPr/>
+          <w:tcPr>
+            <w:tcBorders>
+              <w:bottom w:val="single"/>
+            </w:tcBorders>
+            <w:vAlign w:val="bottom"/>
+          </w:tcPr>
           <w:p>
             <w:pPr>
               <w:pStyle w:val="Compact"/>
@@ -9284,7 +9140,12 @@
           </w:p>
         </w:tc>
         <w:tc>
-          <w:tcPr/>
+          <w:tcPr>
+            <w:tcBorders>
+              <w:bottom w:val="single"/>
+            </w:tcBorders>
+            <w:vAlign w:val="bottom"/>
+          </w:tcPr>
           <w:p>
             <w:pPr>
               <w:pStyle w:val="Compact"/>
@@ -9296,7 +9157,12 @@
           </w:p>
         </w:tc>
         <w:tc>
-          <w:tcPr/>
+          <w:tcPr>
+            <w:tcBorders>
+              <w:bottom w:val="single"/>
+            </w:tcBorders>
+            <w:vAlign w:val="bottom"/>
+          </w:tcPr>
           <w:p>
             <w:pPr>
               <w:pStyle w:val="Compact"/>
@@ -9308,7 +9174,12 @@
           </w:p>
         </w:tc>
         <w:tc>
-          <w:tcPr/>
+          <w:tcPr>
+            <w:tcBorders>
+              <w:bottom w:val="single"/>
+            </w:tcBorders>
+            <w:vAlign w:val="bottom"/>
+          </w:tcPr>
           <w:p>
             <w:pPr>
               <w:pStyle w:val="Compact"/>
@@ -9322,7 +9193,6 @@
       </w:tr>
       <w:tr>
         <w:tc>
-          <w:tcPr/>
           <w:p>
             <w:pPr>
               <w:pStyle w:val="Compact"/>
@@ -9334,7 +9204,6 @@
           </w:p>
         </w:tc>
         <w:tc>
-          <w:tcPr/>
           <w:p>
             <w:pPr>
               <w:pStyle w:val="Compact"/>
@@ -9346,7 +9215,6 @@
           </w:p>
         </w:tc>
         <w:tc>
-          <w:tcPr/>
           <w:p>
             <w:pPr>
               <w:pStyle w:val="Compact"/>
@@ -9358,7 +9226,6 @@
           </w:p>
         </w:tc>
         <w:tc>
-          <w:tcPr/>
           <w:p>
             <w:pPr>
               <w:pStyle w:val="Compact"/>
@@ -9370,7 +9237,6 @@
           </w:p>
         </w:tc>
         <w:tc>
-          <w:tcPr/>
           <w:p>
             <w:pPr>
               <w:pStyle w:val="Compact"/>
@@ -9382,7 +9248,6 @@
           </w:p>
         </w:tc>
         <w:tc>
-          <w:tcPr/>
           <w:p>
             <w:pPr>
               <w:pStyle w:val="Compact"/>
@@ -9396,7 +9261,6 @@
       </w:tr>
       <w:tr>
         <w:tc>
-          <w:tcPr/>
           <w:p>
             <w:pPr>
               <w:pStyle w:val="Compact"/>
@@ -9408,7 +9272,6 @@
           </w:p>
         </w:tc>
         <w:tc>
-          <w:tcPr/>
           <w:p>
             <w:pPr>
               <w:pStyle w:val="Compact"/>
@@ -9420,7 +9283,6 @@
           </w:p>
         </w:tc>
         <w:tc>
-          <w:tcPr/>
           <w:p>
             <w:pPr>
               <w:pStyle w:val="Compact"/>
@@ -9432,7 +9294,6 @@
           </w:p>
         </w:tc>
         <w:tc>
-          <w:tcPr/>
           <w:p>
             <w:pPr>
               <w:pStyle w:val="Compact"/>
@@ -9444,7 +9305,6 @@
           </w:p>
         </w:tc>
         <w:tc>
-          <w:tcPr/>
           <w:p>
             <w:pPr>
               <w:pStyle w:val="Compact"/>
@@ -9456,7 +9316,6 @@
           </w:p>
         </w:tc>
         <w:tc>
-          <w:tcPr/>
           <w:p>
             <w:pPr>
               <w:pStyle w:val="Compact"/>
@@ -9469,14 +9328,15 @@
         </w:tc>
       </w:tr>
     </w:tbl>
-    <w:bookmarkStart w:id="60" w:name="X26c20bc63b5b81030f67eed7c8f5e93c737644c"/>
     <w:p>
       <w:pPr>
         <w:pStyle w:val="Heading3"/>
       </w:pPr>
+      <w:bookmarkStart w:id="62" w:name="X26c20bc63b5b81030f67eed7c8f5e93c737644c"/>
       <w:r>
         <w:t xml:space="preserve">B6-T01 - Lightweight neural-assisted unreliable-frame detector</w:t>
       </w:r>
+      <w:bookmarkEnd w:id="62"/>
     </w:p>
     <w:p>
       <w:pPr>
@@ -9484,7 +9344,6 @@
       </w:pPr>
       <w:r>
         <w:rPr>
-          <w:bCs/>
           <w:b/>
         </w:rPr>
         <w:t xml:space="preserve">English:</w:t>
@@ -9502,7 +9361,6 @@
       </w:pPr>
       <w:r>
         <w:rPr>
-          <w:bCs/>
           <w:b/>
         </w:rPr>
         <w:t xml:space="preserve">Scope:</w:t>
@@ -9520,7 +9378,6 @@
       </w:pPr>
       <w:r>
         <w:rPr>
-          <w:bCs/>
           <w:b/>
         </w:rPr>
         <w:t xml:space="preserve">Prerequisites:</w:t>
@@ -9536,14 +9393,12 @@
       </w:r>
       <w:r>
         <w:rPr>
-          <w:iCs/>
           <w:i/>
         </w:rPr>
         <w:t xml:space="preserve">(mã tham chiếu:</w:t>
       </w:r>
       <w:r>
         <w:rPr>
-          <w:iCs/>
           <w:i/>
         </w:rPr>
         <w:t xml:space="preserve"> </w:t>
@@ -9551,14 +9406,12 @@
       <w:r>
         <w:rPr>
           <w:rStyle w:val="VerbatimChar"/>
-          <w:iCs/>
           <w:i/>
         </w:rPr>
         <w:t xml:space="preserve">B5-T01</w:t>
       </w:r>
       <w:r>
         <w:rPr>
-          <w:iCs/>
           <w:i/>
         </w:rPr>
         <w:t xml:space="preserve">)</w:t>
@@ -9570,7 +9423,6 @@
       </w:pPr>
       <w:r>
         <w:rPr>
-          <w:bCs/>
           <w:b/>
         </w:rPr>
         <w:t xml:space="preserve">Deliverables:</w:t>
@@ -9588,7 +9440,6 @@
       </w:pPr>
       <w:r>
         <w:rPr>
-          <w:bCs/>
           <w:b/>
         </w:rPr>
         <w:t xml:space="preserve">MVT (phần bắt buộc):</w:t>
@@ -9606,7 +9457,6 @@
       </w:pPr>
       <w:r>
         <w:rPr>
-          <w:bCs/>
           <w:b/>
         </w:rPr>
         <w:t xml:space="preserve">Extension:</w:t>
@@ -9624,7 +9474,6 @@
       </w:pPr>
       <w:r>
         <w:rPr>
-          <w:bCs/>
           <w:b/>
         </w:rPr>
         <w:t xml:space="preserve">Công cụ:</w:t>
@@ -9642,7 +9491,6 @@
       </w:pPr>
       <w:r>
         <w:rPr>
-          <w:bCs/>
           <w:b/>
         </w:rPr>
         <w:t xml:space="preserve">Định hướng nghề nghiệp:</w:t>
@@ -9654,15 +9502,15 @@
         <w:t xml:space="preserve">ML-assisted communications; hardware-aware ML.</w:t>
       </w:r>
     </w:p>
-    <w:bookmarkEnd w:id="60"/>
-    <w:bookmarkStart w:id="61" w:name="X2845709d8e0162caa2f0d22d9118bb59e18246f"/>
     <w:p>
       <w:pPr>
         <w:pStyle w:val="Heading3"/>
       </w:pPr>
+      <w:bookmarkStart w:id="63" w:name="X2845709d8e0162caa2f0d22d9118bb59e18246f"/>
       <w:r>
         <w:t xml:space="preserve">B6-T02 - Neural-assisted candidate ranking cho SC-Flip Polar decoder</w:t>
       </w:r>
+      <w:bookmarkEnd w:id="63"/>
     </w:p>
     <w:p>
       <w:pPr>
@@ -9670,7 +9518,6 @@
       </w:pPr>
       <w:r>
         <w:rPr>
-          <w:bCs/>
           <w:b/>
         </w:rPr>
         <w:t xml:space="preserve">English:</w:t>
@@ -9688,7 +9535,6 @@
       </w:pPr>
       <w:r>
         <w:rPr>
-          <w:bCs/>
           <w:b/>
         </w:rPr>
         <w:t xml:space="preserve">Scope:</w:t>
@@ -9706,7 +9552,6 @@
       </w:pPr>
       <w:r>
         <w:rPr>
-          <w:bCs/>
           <w:b/>
         </w:rPr>
         <w:t xml:space="preserve">Prerequisites:</w:t>
@@ -9722,14 +9567,12 @@
       </w:r>
       <w:r>
         <w:rPr>
-          <w:iCs/>
           <w:i/>
         </w:rPr>
         <w:t xml:space="preserve">(mã tham chiếu:</w:t>
       </w:r>
       <w:r>
         <w:rPr>
-          <w:iCs/>
           <w:i/>
         </w:rPr>
         <w:t xml:space="preserve"> </w:t>
@@ -9737,14 +9580,12 @@
       <w:r>
         <w:rPr>
           <w:rStyle w:val="VerbatimChar"/>
-          <w:iCs/>
           <w:i/>
         </w:rPr>
         <w:t xml:space="preserve">B4-I01</w:t>
       </w:r>
       <w:r>
         <w:rPr>
-          <w:iCs/>
           <w:i/>
         </w:rPr>
         <w:t xml:space="preserve">)</w:t>
@@ -9756,7 +9597,6 @@
       </w:pPr>
       <w:r>
         <w:rPr>
-          <w:bCs/>
           <w:b/>
         </w:rPr>
         <w:t xml:space="preserve">Deliverables:</w:t>
@@ -9774,7 +9614,6 @@
       </w:pPr>
       <w:r>
         <w:rPr>
-          <w:bCs/>
           <w:b/>
         </w:rPr>
         <w:t xml:space="preserve">MVT (phần bắt buộc):</w:t>
@@ -9792,7 +9631,6 @@
       </w:pPr>
       <w:r>
         <w:rPr>
-          <w:bCs/>
           <w:b/>
         </w:rPr>
         <w:t xml:space="preserve">Extension:</w:t>
@@ -9810,7 +9648,6 @@
       </w:pPr>
       <w:r>
         <w:rPr>
-          <w:bCs/>
           <w:b/>
         </w:rPr>
         <w:t xml:space="preserve">Công cụ:</w:t>
@@ -9828,7 +9665,6 @@
       </w:pPr>
       <w:r>
         <w:rPr>
-          <w:bCs/>
           <w:b/>
         </w:rPr>
         <w:t xml:space="preserve">Định hướng nghề nghiệp:</w:t>
@@ -9840,16 +9676,15 @@
         <w:t xml:space="preserve">ML-assisted communications; hardware-aware ML.</w:t>
       </w:r>
     </w:p>
-    <w:bookmarkEnd w:id="61"/>
-    <w:bookmarkEnd w:id="62"/>
-    <w:bookmarkStart w:id="69" w:name="ab---digital-ic-x-polar"/>
     <w:p>
       <w:pPr>
         <w:pStyle w:val="Heading2"/>
       </w:pPr>
+      <w:bookmarkStart w:id="64" w:name="ab---digital-ic-x-polar"/>
       <w:r>
         <w:t xml:space="preserve">AB - Digital IC x Polar</w:t>
       </w:r>
+      <w:bookmarkEnd w:id="64"/>
     </w:p>
     <w:p>
       <w:pPr>
@@ -9857,7 +9692,6 @@
       </w:pPr>
       <w:r>
         <w:rPr>
-          <w:bCs/>
           <w:b/>
         </w:rPr>
         <w:t xml:space="preserve">Mục tiêu:</w:t>
@@ -9875,7 +9709,6 @@
       </w:pPr>
       <w:r>
         <w:rPr>
-          <w:bCs/>
           <w:b/>
         </w:rPr>
         <w:t xml:space="preserve">Điều kiện nền:</w:t>
@@ -9893,7 +9726,6 @@
       </w:pPr>
       <w:r>
         <w:rPr>
-          <w:bCs/>
           <w:b/>
         </w:rPr>
         <w:t xml:space="preserve">Công cụ gợi ý:</w:t>
@@ -9908,9 +9740,8 @@
     <w:tbl>
       <w:tblPr>
         <w:tblStyle w:val="Table"/>
-        <w:tblW w:type="pct" w:w="5000"/>
-        <w:tblLook w:firstRow="1" w:lastRow="0" w:firstColumn="0" w:lastColumn="0" w:noHBand="0" w:noVBand="0" w:val="0020"/>
-        <w:jc w:val="start"/>
+        <w:tblW w:type="pct" w:w="4999.999999999999"/>
+        <w:tblLook w:firstRow="1"/>
       </w:tblPr>
       <w:tblGrid>
         <w:gridCol w:w="1320"/>
@@ -9922,10 +9753,15 @@
       </w:tblGrid>
       <w:tr>
         <w:trPr>
-          <w:tblHeader w:val="true"/>
+          <w:cnfStyle w:firstRow="1"/>
         </w:trPr>
         <w:tc>
-          <w:tcPr/>
+          <w:tcPr>
+            <w:tcBorders>
+              <w:bottom w:val="single"/>
+            </w:tcBorders>
+            <w:vAlign w:val="bottom"/>
+          </w:tcPr>
           <w:p>
             <w:pPr>
               <w:pStyle w:val="Compact"/>
@@ -9937,7 +9773,12 @@
           </w:p>
         </w:tc>
         <w:tc>
-          <w:tcPr/>
+          <w:tcPr>
+            <w:tcBorders>
+              <w:bottom w:val="single"/>
+            </w:tcBorders>
+            <w:vAlign w:val="bottom"/>
+          </w:tcPr>
           <w:p>
             <w:pPr>
               <w:pStyle w:val="Compact"/>
@@ -9949,7 +9790,12 @@
           </w:p>
         </w:tc>
         <w:tc>
-          <w:tcPr/>
+          <w:tcPr>
+            <w:tcBorders>
+              <w:bottom w:val="single"/>
+            </w:tcBorders>
+            <w:vAlign w:val="bottom"/>
+          </w:tcPr>
           <w:p>
             <w:pPr>
               <w:pStyle w:val="Compact"/>
@@ -9961,7 +9807,12 @@
           </w:p>
         </w:tc>
         <w:tc>
-          <w:tcPr/>
+          <w:tcPr>
+            <w:tcBorders>
+              <w:bottom w:val="single"/>
+            </w:tcBorders>
+            <w:vAlign w:val="bottom"/>
+          </w:tcPr>
           <w:p>
             <w:pPr>
               <w:pStyle w:val="Compact"/>
@@ -9973,7 +9824,12 @@
           </w:p>
         </w:tc>
         <w:tc>
-          <w:tcPr/>
+          <w:tcPr>
+            <w:tcBorders>
+              <w:bottom w:val="single"/>
+            </w:tcBorders>
+            <w:vAlign w:val="bottom"/>
+          </w:tcPr>
           <w:p>
             <w:pPr>
               <w:pStyle w:val="Compact"/>
@@ -9985,7 +9841,12 @@
           </w:p>
         </w:tc>
         <w:tc>
-          <w:tcPr/>
+          <w:tcPr>
+            <w:tcBorders>
+              <w:bottom w:val="single"/>
+            </w:tcBorders>
+            <w:vAlign w:val="bottom"/>
+          </w:tcPr>
           <w:p>
             <w:pPr>
               <w:pStyle w:val="Compact"/>
@@ -9999,7 +9860,6 @@
       </w:tr>
       <w:tr>
         <w:tc>
-          <w:tcPr/>
           <w:p>
             <w:pPr>
               <w:pStyle w:val="Compact"/>
@@ -10011,7 +9871,6 @@
           </w:p>
         </w:tc>
         <w:tc>
-          <w:tcPr/>
           <w:p>
             <w:pPr>
               <w:pStyle w:val="Compact"/>
@@ -10023,7 +9882,6 @@
           </w:p>
         </w:tc>
         <w:tc>
-          <w:tcPr/>
           <w:p>
             <w:pPr>
               <w:pStyle w:val="Compact"/>
@@ -10035,7 +9893,6 @@
           </w:p>
         </w:tc>
         <w:tc>
-          <w:tcPr/>
           <w:p>
             <w:pPr>
               <w:pStyle w:val="Compact"/>
@@ -10047,7 +9904,6 @@
           </w:p>
         </w:tc>
         <w:tc>
-          <w:tcPr/>
           <w:p>
             <w:pPr>
               <w:pStyle w:val="Compact"/>
@@ -10059,7 +9915,6 @@
           </w:p>
         </w:tc>
         <w:tc>
-          <w:tcPr/>
           <w:p>
             <w:pPr>
               <w:pStyle w:val="Compact"/>
@@ -10073,7 +9928,6 @@
       </w:tr>
       <w:tr>
         <w:tc>
-          <w:tcPr/>
           <w:p>
             <w:pPr>
               <w:pStyle w:val="Compact"/>
@@ -10085,7 +9939,6 @@
           </w:p>
         </w:tc>
         <w:tc>
-          <w:tcPr/>
           <w:p>
             <w:pPr>
               <w:pStyle w:val="Compact"/>
@@ -10097,7 +9950,6 @@
           </w:p>
         </w:tc>
         <w:tc>
-          <w:tcPr/>
           <w:p>
             <w:pPr>
               <w:pStyle w:val="Compact"/>
@@ -10109,7 +9961,6 @@
           </w:p>
         </w:tc>
         <w:tc>
-          <w:tcPr/>
           <w:p>
             <w:pPr>
               <w:pStyle w:val="Compact"/>
@@ -10121,7 +9972,6 @@
           </w:p>
         </w:tc>
         <w:tc>
-          <w:tcPr/>
           <w:p>
             <w:pPr>
               <w:pStyle w:val="Compact"/>
@@ -10133,7 +9983,6 @@
           </w:p>
         </w:tc>
         <w:tc>
-          <w:tcPr/>
           <w:p>
             <w:pPr>
               <w:pStyle w:val="Compact"/>
@@ -10147,7 +9996,6 @@
       </w:tr>
       <w:tr>
         <w:tc>
-          <w:tcPr/>
           <w:p>
             <w:pPr>
               <w:pStyle w:val="Compact"/>
@@ -10159,7 +10007,6 @@
           </w:p>
         </w:tc>
         <w:tc>
-          <w:tcPr/>
           <w:p>
             <w:pPr>
               <w:pStyle w:val="Compact"/>
@@ -10171,7 +10018,6 @@
           </w:p>
         </w:tc>
         <w:tc>
-          <w:tcPr/>
           <w:p>
             <w:pPr>
               <w:pStyle w:val="Compact"/>
@@ -10183,7 +10029,6 @@
           </w:p>
         </w:tc>
         <w:tc>
-          <w:tcPr/>
           <w:p>
             <w:pPr>
               <w:pStyle w:val="Compact"/>
@@ -10195,7 +10040,6 @@
           </w:p>
         </w:tc>
         <w:tc>
-          <w:tcPr/>
           <w:p>
             <w:pPr>
               <w:pStyle w:val="Compact"/>
@@ -10207,7 +10051,6 @@
           </w:p>
         </w:tc>
         <w:tc>
-          <w:tcPr/>
           <w:p>
             <w:pPr>
               <w:pStyle w:val="Compact"/>
@@ -10221,7 +10064,6 @@
       </w:tr>
       <w:tr>
         <w:tc>
-          <w:tcPr/>
           <w:p>
             <w:pPr>
               <w:pStyle w:val="Compact"/>
@@ -10233,7 +10075,6 @@
           </w:p>
         </w:tc>
         <w:tc>
-          <w:tcPr/>
           <w:p>
             <w:pPr>
               <w:pStyle w:val="Compact"/>
@@ -10245,7 +10086,6 @@
           </w:p>
         </w:tc>
         <w:tc>
-          <w:tcPr/>
           <w:p>
             <w:pPr>
               <w:pStyle w:val="Compact"/>
@@ -10257,7 +10097,6 @@
           </w:p>
         </w:tc>
         <w:tc>
-          <w:tcPr/>
           <w:p>
             <w:pPr>
               <w:pStyle w:val="Compact"/>
@@ -10269,7 +10108,6 @@
           </w:p>
         </w:tc>
         <w:tc>
-          <w:tcPr/>
           <w:p>
             <w:pPr>
               <w:pStyle w:val="Compact"/>
@@ -10281,7 +10119,6 @@
           </w:p>
         </w:tc>
         <w:tc>
-          <w:tcPr/>
           <w:p>
             <w:pPr>
               <w:pStyle w:val="Compact"/>
@@ -10295,7 +10132,6 @@
       </w:tr>
       <w:tr>
         <w:tc>
-          <w:tcPr/>
           <w:p>
             <w:pPr>
               <w:pStyle w:val="Compact"/>
@@ -10307,7 +10143,6 @@
           </w:p>
         </w:tc>
         <w:tc>
-          <w:tcPr/>
           <w:p>
             <w:pPr>
               <w:pStyle w:val="Compact"/>
@@ -10319,7 +10154,6 @@
           </w:p>
         </w:tc>
         <w:tc>
-          <w:tcPr/>
           <w:p>
             <w:pPr>
               <w:pStyle w:val="Compact"/>
@@ -10331,7 +10165,6 @@
           </w:p>
         </w:tc>
         <w:tc>
-          <w:tcPr/>
           <w:p>
             <w:pPr>
               <w:pStyle w:val="Compact"/>
@@ -10343,7 +10176,6 @@
           </w:p>
         </w:tc>
         <w:tc>
-          <w:tcPr/>
           <w:p>
             <w:pPr>
               <w:pStyle w:val="Compact"/>
@@ -10355,7 +10187,6 @@
           </w:p>
         </w:tc>
         <w:tc>
-          <w:tcPr/>
           <w:p>
             <w:pPr>
               <w:pStyle w:val="Compact"/>
@@ -10369,7 +10200,6 @@
       </w:tr>
       <w:tr>
         <w:tc>
-          <w:tcPr/>
           <w:p>
             <w:pPr>
               <w:pStyle w:val="Compact"/>
@@ -10381,7 +10211,6 @@
           </w:p>
         </w:tc>
         <w:tc>
-          <w:tcPr/>
           <w:p>
             <w:pPr>
               <w:pStyle w:val="Compact"/>
@@ -10393,7 +10222,6 @@
           </w:p>
         </w:tc>
         <w:tc>
-          <w:tcPr/>
           <w:p>
             <w:pPr>
               <w:pStyle w:val="Compact"/>
@@ -10405,7 +10233,6 @@
           </w:p>
         </w:tc>
         <w:tc>
-          <w:tcPr/>
           <w:p>
             <w:pPr>
               <w:pStyle w:val="Compact"/>
@@ -10417,7 +10244,6 @@
           </w:p>
         </w:tc>
         <w:tc>
-          <w:tcPr/>
           <w:p>
             <w:pPr>
               <w:pStyle w:val="Compact"/>
@@ -10429,7 +10255,6 @@
           </w:p>
         </w:tc>
         <w:tc>
-          <w:tcPr/>
           <w:p>
             <w:pPr>
               <w:pStyle w:val="Compact"/>
@@ -10442,14 +10267,15 @@
         </w:tc>
       </w:tr>
     </w:tbl>
-    <w:bookmarkStart w:id="63" w:name="Xaa14247d47f91942067d00f4798aa84899b553a"/>
     <w:p>
       <w:pPr>
         <w:pStyle w:val="Heading3"/>
       </w:pPr>
+      <w:bookmarkStart w:id="65" w:name="Xaa14247d47f91942067d00f4798aa84899b553a"/>
       <w:r>
         <w:t xml:space="preserve">AB-T01 - ASIC feasibility study cho Polar Processing Element</w:t>
       </w:r>
+      <w:bookmarkEnd w:id="65"/>
     </w:p>
     <w:p>
       <w:pPr>
@@ -10457,7 +10283,6 @@
       </w:pPr>
       <w:r>
         <w:rPr>
-          <w:bCs/>
           <w:b/>
         </w:rPr>
         <w:t xml:space="preserve">English:</w:t>
@@ -10475,7 +10300,6 @@
       </w:pPr>
       <w:r>
         <w:rPr>
-          <w:bCs/>
           <w:b/>
         </w:rPr>
         <w:t xml:space="preserve">Scope:</w:t>
@@ -10493,7 +10317,6 @@
       </w:pPr>
       <w:r>
         <w:rPr>
-          <w:bCs/>
           <w:b/>
         </w:rPr>
         <w:t xml:space="preserve">Prerequisites:</w:t>
@@ -10509,14 +10332,12 @@
       </w:r>
       <w:r>
         <w:rPr>
-          <w:iCs/>
           <w:i/>
         </w:rPr>
         <w:t xml:space="preserve">(mã tham chiếu:</w:t>
       </w:r>
       <w:r>
         <w:rPr>
-          <w:iCs/>
           <w:i/>
         </w:rPr>
         <w:t xml:space="preserve"> </w:t>
@@ -10524,21 +10345,18 @@
       <w:r>
         <w:rPr>
           <w:rStyle w:val="VerbatimChar"/>
-          <w:iCs/>
           <w:i/>
         </w:rPr>
         <w:t xml:space="preserve">B1-P02</w:t>
       </w:r>
       <w:r>
         <w:rPr>
-          <w:iCs/>
           <w:i/>
         </w:rPr>
         <w:t xml:space="preserve">,</w:t>
       </w:r>
       <w:r>
         <w:rPr>
-          <w:iCs/>
           <w:i/>
         </w:rPr>
         <w:t xml:space="preserve"> </w:t>
@@ -10546,21 +10364,18 @@
       <w:r>
         <w:rPr>
           <w:rStyle w:val="VerbatimChar"/>
-          <w:iCs/>
           <w:i/>
         </w:rPr>
         <w:t xml:space="preserve">B1-P03</w:t>
       </w:r>
       <w:r>
         <w:rPr>
-          <w:iCs/>
           <w:i/>
         </w:rPr>
         <w:t xml:space="preserve">,</w:t>
       </w:r>
       <w:r>
         <w:rPr>
-          <w:iCs/>
           <w:i/>
         </w:rPr>
         <w:t xml:space="preserve"> </w:t>
@@ -10568,14 +10383,12 @@
       <w:r>
         <w:rPr>
           <w:rStyle w:val="VerbatimChar"/>
-          <w:iCs/>
           <w:i/>
         </w:rPr>
         <w:t xml:space="preserve">A4-P01</w:t>
       </w:r>
       <w:r>
         <w:rPr>
-          <w:iCs/>
           <w:i/>
         </w:rPr>
         <w:t xml:space="preserve">)</w:t>
@@ -10587,7 +10400,6 @@
       </w:pPr>
       <w:r>
         <w:rPr>
-          <w:bCs/>
           <w:b/>
         </w:rPr>
         <w:t xml:space="preserve">Deliverables:</w:t>
@@ -10605,7 +10417,6 @@
       </w:pPr>
       <w:r>
         <w:rPr>
-          <w:bCs/>
           <w:b/>
         </w:rPr>
         <w:t xml:space="preserve">MVT (phần bắt buộc):</w:t>
@@ -10623,7 +10434,6 @@
       </w:pPr>
       <w:r>
         <w:rPr>
-          <w:bCs/>
           <w:b/>
         </w:rPr>
         <w:t xml:space="preserve">Extension:</w:t>
@@ -10641,7 +10451,6 @@
       </w:pPr>
       <w:r>
         <w:rPr>
-          <w:bCs/>
           <w:b/>
         </w:rPr>
         <w:t xml:space="preserve">Công cụ:</w:t>
@@ -10659,7 +10468,6 @@
       </w:pPr>
       <w:r>
         <w:rPr>
-          <w:bCs/>
           <w:b/>
         </w:rPr>
         <w:t xml:space="preserve">Định hướng nghề nghiệp:</w:t>
@@ -10671,15 +10479,15 @@
         <w:t xml:space="preserve">Algorithm-hardware co-design; Digital IC x communications research.</w:t>
       </w:r>
     </w:p>
-    <w:bookmarkEnd w:id="63"/>
-    <w:bookmarkStart w:id="64" w:name="X08ef1dc0b6376e5c1ea358365037e1579ad3b9d"/>
     <w:p>
       <w:pPr>
         <w:pStyle w:val="Heading3"/>
       </w:pPr>
+      <w:bookmarkStart w:id="66" w:name="X08ef1dc0b6376e5c1ea358365037e1579ad3b9d"/>
       <w:r>
         <w:t xml:space="preserve">AB-T02 - FPGA-to-ASIC evaluation của Polar Encoder</w:t>
       </w:r>
+      <w:bookmarkEnd w:id="66"/>
     </w:p>
     <w:p>
       <w:pPr>
@@ -10687,7 +10495,6 @@
       </w:pPr>
       <w:r>
         <w:rPr>
-          <w:bCs/>
           <w:b/>
         </w:rPr>
         <w:t xml:space="preserve">English:</w:t>
@@ -10705,7 +10512,6 @@
       </w:pPr>
       <w:r>
         <w:rPr>
-          <w:bCs/>
           <w:b/>
         </w:rPr>
         <w:t xml:space="preserve">Scope:</w:t>
@@ -10723,7 +10529,6 @@
       </w:pPr>
       <w:r>
         <w:rPr>
-          <w:bCs/>
           <w:b/>
         </w:rPr>
         <w:t xml:space="preserve">Prerequisites:</w:t>
@@ -10739,14 +10544,12 @@
       </w:r>
       <w:r>
         <w:rPr>
-          <w:iCs/>
           <w:i/>
         </w:rPr>
         <w:t xml:space="preserve">(mã tham chiếu:</w:t>
       </w:r>
       <w:r>
         <w:rPr>
-          <w:iCs/>
           <w:i/>
         </w:rPr>
         <w:t xml:space="preserve"> </w:t>
@@ -10754,21 +10557,18 @@
       <w:r>
         <w:rPr>
           <w:rStyle w:val="VerbatimChar"/>
-          <w:iCs/>
           <w:i/>
         </w:rPr>
         <w:t xml:space="preserve">B1-T01</w:t>
       </w:r>
       <w:r>
         <w:rPr>
-          <w:iCs/>
           <w:i/>
         </w:rPr>
         <w:t xml:space="preserve">,</w:t>
       </w:r>
       <w:r>
         <w:rPr>
-          <w:iCs/>
           <w:i/>
         </w:rPr>
         <w:t xml:space="preserve"> </w:t>
@@ -10776,14 +10576,12 @@
       <w:r>
         <w:rPr>
           <w:rStyle w:val="VerbatimChar"/>
-          <w:iCs/>
           <w:i/>
         </w:rPr>
         <w:t xml:space="preserve">A4-P01</w:t>
       </w:r>
       <w:r>
         <w:rPr>
-          <w:iCs/>
           <w:i/>
         </w:rPr>
         <w:t xml:space="preserve">)</w:t>
@@ -10795,7 +10593,6 @@
       </w:pPr>
       <w:r>
         <w:rPr>
-          <w:bCs/>
           <w:b/>
         </w:rPr>
         <w:t xml:space="preserve">Deliverables:</w:t>
@@ -10813,7 +10610,6 @@
       </w:pPr>
       <w:r>
         <w:rPr>
-          <w:bCs/>
           <w:b/>
         </w:rPr>
         <w:t xml:space="preserve">MVT (phần bắt buộc):</w:t>
@@ -10831,7 +10627,6 @@
       </w:pPr>
       <w:r>
         <w:rPr>
-          <w:bCs/>
           <w:b/>
         </w:rPr>
         <w:t xml:space="preserve">Extension:</w:t>
@@ -10849,7 +10644,6 @@
       </w:pPr>
       <w:r>
         <w:rPr>
-          <w:bCs/>
           <w:b/>
         </w:rPr>
         <w:t xml:space="preserve">Công cụ:</w:t>
@@ -10867,7 +10661,6 @@
       </w:pPr>
       <w:r>
         <w:rPr>
-          <w:bCs/>
           <w:b/>
         </w:rPr>
         <w:t xml:space="preserve">Định hướng nghề nghiệp:</w:t>
@@ -10879,15 +10672,15 @@
         <w:t xml:space="preserve">Algorithm-hardware co-design; Digital IC x communications research.</w:t>
       </w:r>
     </w:p>
-    <w:bookmarkEnd w:id="64"/>
-    <w:bookmarkStart w:id="65" w:name="Xd844c5f33d321119a1bfa1e6659862a38cb095f"/>
     <w:p>
       <w:pPr>
         <w:pStyle w:val="Heading3"/>
       </w:pPr>
+      <w:bookmarkStart w:id="67" w:name="Xd844c5f33d321119a1bfa1e6659862a38cb095f"/>
       <w:r>
         <w:t xml:space="preserve">AB-T03 - FPGA-to-ASIC evaluation của SC Polar Decoder</w:t>
       </w:r>
+      <w:bookmarkEnd w:id="67"/>
     </w:p>
     <w:p>
       <w:pPr>
@@ -10895,7 +10688,6 @@
       </w:pPr>
       <w:r>
         <w:rPr>
-          <w:bCs/>
           <w:b/>
         </w:rPr>
         <w:t xml:space="preserve">English:</w:t>
@@ -10913,7 +10705,6 @@
       </w:pPr>
       <w:r>
         <w:rPr>
-          <w:bCs/>
           <w:b/>
         </w:rPr>
         <w:t xml:space="preserve">Scope:</w:t>
@@ -10931,7 +10722,6 @@
       </w:pPr>
       <w:r>
         <w:rPr>
-          <w:bCs/>
           <w:b/>
         </w:rPr>
         <w:t xml:space="preserve">Prerequisites:</w:t>
@@ -10947,14 +10737,12 @@
       </w:r>
       <w:r>
         <w:rPr>
-          <w:iCs/>
           <w:i/>
         </w:rPr>
         <w:t xml:space="preserve">(mã tham chiếu:</w:t>
       </w:r>
       <w:r>
         <w:rPr>
-          <w:iCs/>
           <w:i/>
         </w:rPr>
         <w:t xml:space="preserve"> </w:t>
@@ -10962,21 +10750,18 @@
       <w:r>
         <w:rPr>
           <w:rStyle w:val="VerbatimChar"/>
-          <w:iCs/>
           <w:i/>
         </w:rPr>
         <w:t xml:space="preserve">B2-T01</w:t>
       </w:r>
       <w:r>
         <w:rPr>
-          <w:iCs/>
           <w:i/>
         </w:rPr>
         <w:t xml:space="preserve">,</w:t>
       </w:r>
       <w:r>
         <w:rPr>
-          <w:iCs/>
           <w:i/>
         </w:rPr>
         <w:t xml:space="preserve"> </w:t>
@@ -10984,14 +10769,12 @@
       <w:r>
         <w:rPr>
           <w:rStyle w:val="VerbatimChar"/>
-          <w:iCs/>
           <w:i/>
         </w:rPr>
         <w:t xml:space="preserve">A4-T01</w:t>
       </w:r>
       <w:r>
         <w:rPr>
-          <w:iCs/>
           <w:i/>
         </w:rPr>
         <w:t xml:space="preserve">)</w:t>
@@ -11003,7 +10786,6 @@
       </w:pPr>
       <w:r>
         <w:rPr>
-          <w:bCs/>
           <w:b/>
         </w:rPr>
         <w:t xml:space="preserve">Deliverables:</w:t>
@@ -11021,7 +10803,6 @@
       </w:pPr>
       <w:r>
         <w:rPr>
-          <w:bCs/>
           <w:b/>
         </w:rPr>
         <w:t xml:space="preserve">MVT (phần bắt buộc):</w:t>
@@ -11039,7 +10820,6 @@
       </w:pPr>
       <w:r>
         <w:rPr>
-          <w:bCs/>
           <w:b/>
         </w:rPr>
         <w:t xml:space="preserve">Extension:</w:t>
@@ -11057,7 +10837,6 @@
       </w:pPr>
       <w:r>
         <w:rPr>
-          <w:bCs/>
           <w:b/>
         </w:rPr>
         <w:t xml:space="preserve">Công cụ:</w:t>
@@ -11075,7 +10854,6 @@
       </w:pPr>
       <w:r>
         <w:rPr>
-          <w:bCs/>
           <w:b/>
         </w:rPr>
         <w:t xml:space="preserve">Định hướng nghề nghiệp:</w:t>
@@ -11087,15 +10865,15 @@
         <w:t xml:space="preserve">Algorithm-hardware co-design; Digital IC x communications research.</w:t>
       </w:r>
     </w:p>
-    <w:bookmarkEnd w:id="65"/>
-    <w:bookmarkStart w:id="66" w:name="Xe047f0dd62d49c66a055d32d9330bf7710f7170"/>
     <w:p>
       <w:pPr>
         <w:pStyle w:val="Heading3"/>
       </w:pPr>
+      <w:bookmarkStart w:id="68" w:name="Xe047f0dd62d49c66a055d32d9330bf7710f7170"/>
       <w:r>
         <w:t xml:space="preserve">AB-T04 - PPA optimization cho fixed-point Polar Processing Element</w:t>
       </w:r>
+      <w:bookmarkEnd w:id="68"/>
     </w:p>
     <w:p>
       <w:pPr>
@@ -11103,7 +10881,6 @@
       </w:pPr>
       <w:r>
         <w:rPr>
-          <w:bCs/>
           <w:b/>
         </w:rPr>
         <w:t xml:space="preserve">English:</w:t>
@@ -11121,7 +10898,6 @@
       </w:pPr>
       <w:r>
         <w:rPr>
-          <w:bCs/>
           <w:b/>
         </w:rPr>
         <w:t xml:space="preserve">Scope:</w:t>
@@ -11139,7 +10915,6 @@
       </w:pPr>
       <w:r>
         <w:rPr>
-          <w:bCs/>
           <w:b/>
         </w:rPr>
         <w:t xml:space="preserve">Prerequisites:</w:t>
@@ -11155,14 +10930,12 @@
       </w:r>
       <w:r>
         <w:rPr>
-          <w:iCs/>
           <w:i/>
         </w:rPr>
         <w:t xml:space="preserve">(mã tham chiếu:</w:t>
       </w:r>
       <w:r>
         <w:rPr>
-          <w:iCs/>
           <w:i/>
         </w:rPr>
         <w:t xml:space="preserve"> </w:t>
@@ -11170,21 +10943,18 @@
       <w:r>
         <w:rPr>
           <w:rStyle w:val="VerbatimChar"/>
-          <w:iCs/>
           <w:i/>
         </w:rPr>
         <w:t xml:space="preserve">B3-T01</w:t>
       </w:r>
       <w:r>
         <w:rPr>
-          <w:iCs/>
           <w:i/>
         </w:rPr>
         <w:t xml:space="preserve">,</w:t>
       </w:r>
       <w:r>
         <w:rPr>
-          <w:iCs/>
           <w:i/>
         </w:rPr>
         <w:t xml:space="preserve"> </w:t>
@@ -11192,14 +10962,12 @@
       <w:r>
         <w:rPr>
           <w:rStyle w:val="VerbatimChar"/>
-          <w:iCs/>
           <w:i/>
         </w:rPr>
         <w:t xml:space="preserve">A4-P01</w:t>
       </w:r>
       <w:r>
         <w:rPr>
-          <w:iCs/>
           <w:i/>
         </w:rPr>
         <w:t xml:space="preserve">)</w:t>
@@ -11211,7 +10979,6 @@
       </w:pPr>
       <w:r>
         <w:rPr>
-          <w:bCs/>
           <w:b/>
         </w:rPr>
         <w:t xml:space="preserve">Deliverables:</w:t>
@@ -11229,7 +10996,6 @@
       </w:pPr>
       <w:r>
         <w:rPr>
-          <w:bCs/>
           <w:b/>
         </w:rPr>
         <w:t xml:space="preserve">MVT (phần bắt buộc):</w:t>
@@ -11247,7 +11013,6 @@
       </w:pPr>
       <w:r>
         <w:rPr>
-          <w:bCs/>
           <w:b/>
         </w:rPr>
         <w:t xml:space="preserve">Extension:</w:t>
@@ -11265,7 +11030,6 @@
       </w:pPr>
       <w:r>
         <w:rPr>
-          <w:bCs/>
           <w:b/>
         </w:rPr>
         <w:t xml:space="preserve">Công cụ:</w:t>
@@ -11283,7 +11047,6 @@
       </w:pPr>
       <w:r>
         <w:rPr>
-          <w:bCs/>
           <w:b/>
         </w:rPr>
         <w:t xml:space="preserve">Định hướng nghề nghiệp:</w:t>
@@ -11295,15 +11058,15 @@
         <w:t xml:space="preserve">Algorithm-hardware co-design; Digital IC x communications research.</w:t>
       </w:r>
     </w:p>
-    <w:bookmarkEnd w:id="66"/>
-    <w:bookmarkStart w:id="67" w:name="X314c2b659a658b7ccd6ef44d9204aa6eb801aca"/>
     <w:p>
       <w:pPr>
         <w:pStyle w:val="Heading3"/>
       </w:pPr>
+      <w:bookmarkStart w:id="69" w:name="X314c2b659a658b7ccd6ef44d9204aa6eb801aca"/>
       <w:r>
         <w:t xml:space="preserve">AB-T05 - Tăng tốc phần cứng cho suy luận AI biên trên SoC FPGA</w:t>
       </w:r>
+      <w:bookmarkEnd w:id="69"/>
     </w:p>
     <w:p>
       <w:pPr>
@@ -11311,7 +11074,6 @@
       </w:pPr>
       <w:r>
         <w:rPr>
-          <w:bCs/>
           <w:b/>
         </w:rPr>
         <w:t xml:space="preserve">English:</w:t>
@@ -11329,7 +11091,6 @@
       </w:pPr>
       <w:r>
         <w:rPr>
-          <w:bCs/>
           <w:b/>
         </w:rPr>
         <w:t xml:space="preserve">Scope:</w:t>
@@ -11347,7 +11108,6 @@
       </w:pPr>
       <w:r>
         <w:rPr>
-          <w:bCs/>
           <w:b/>
         </w:rPr>
         <w:t xml:space="preserve">Prerequisites:</w:t>
@@ -11363,14 +11123,12 @@
       </w:r>
       <w:r>
         <w:rPr>
-          <w:iCs/>
           <w:i/>
         </w:rPr>
         <w:t xml:space="preserve">(mã tham chiếu:</w:t>
       </w:r>
       <w:r>
         <w:rPr>
-          <w:iCs/>
           <w:i/>
         </w:rPr>
         <w:t xml:space="preserve"> </w:t>
@@ -11378,21 +11136,18 @@
       <w:r>
         <w:rPr>
           <w:rStyle w:val="VerbatimChar"/>
-          <w:iCs/>
           <w:i/>
         </w:rPr>
         <w:t xml:space="preserve">A6-P03</w:t>
       </w:r>
       <w:r>
         <w:rPr>
-          <w:iCs/>
           <w:i/>
         </w:rPr>
         <w:t xml:space="preserve">,</w:t>
       </w:r>
       <w:r>
         <w:rPr>
-          <w:iCs/>
           <w:i/>
         </w:rPr>
         <w:t xml:space="preserve"> </w:t>
@@ -11400,14 +11155,12 @@
       <w:r>
         <w:rPr>
           <w:rStyle w:val="VerbatimChar"/>
-          <w:iCs/>
           <w:i/>
         </w:rPr>
         <w:t xml:space="preserve">A7-P03</w:t>
       </w:r>
       <w:r>
         <w:rPr>
-          <w:iCs/>
           <w:i/>
         </w:rPr>
         <w:t xml:space="preserve">)</w:t>
@@ -11419,7 +11172,6 @@
       </w:pPr>
       <w:r>
         <w:rPr>
-          <w:bCs/>
           <w:b/>
         </w:rPr>
         <w:t xml:space="preserve">Deliverables:</w:t>
@@ -11437,7 +11189,6 @@
       </w:pPr>
       <w:r>
         <w:rPr>
-          <w:bCs/>
           <w:b/>
         </w:rPr>
         <w:t xml:space="preserve">MVT (phần bắt buộc):</w:t>
@@ -11455,7 +11206,6 @@
       </w:pPr>
       <w:r>
         <w:rPr>
-          <w:bCs/>
           <w:b/>
         </w:rPr>
         <w:t xml:space="preserve">Extension:</w:t>
@@ -11473,7 +11223,6 @@
       </w:pPr>
       <w:r>
         <w:rPr>
-          <w:bCs/>
           <w:b/>
         </w:rPr>
         <w:t xml:space="preserve">Công cụ:</w:t>
@@ -11491,7 +11240,6 @@
       </w:pPr>
       <w:r>
         <w:rPr>
-          <w:bCs/>
           <w:b/>
         </w:rPr>
         <w:t xml:space="preserve">Định hướng nghề nghiệp:</w:t>
@@ -11503,15 +11251,15 @@
         <w:t xml:space="preserve">Edge-AI hardware engineer; đúng mạch nghiên cứu accelerator hiện nay.</w:t>
       </w:r>
     </w:p>
-    <w:bookmarkEnd w:id="67"/>
-    <w:bookmarkStart w:id="68" w:name="Xcafdf113080269022ee20126a8e9476ab7fa2c3"/>
     <w:p>
       <w:pPr>
         <w:pStyle w:val="Heading3"/>
       </w:pPr>
+      <w:bookmarkStart w:id="70" w:name="Xcafdf113080269022ee20126a8e9476ab7fa2c3"/>
       <w:r>
         <w:t xml:space="preserve">AB-T06 - Bộ giải mã SC Polar tiết kiệm năng lượng cho liên kết IoT</w:t>
       </w:r>
+      <w:bookmarkEnd w:id="70"/>
     </w:p>
     <w:p>
       <w:pPr>
@@ -11519,7 +11267,6 @@
       </w:pPr>
       <w:r>
         <w:rPr>
-          <w:bCs/>
           <w:b/>
         </w:rPr>
         <w:t xml:space="preserve">English:</w:t>
@@ -11537,7 +11284,6 @@
       </w:pPr>
       <w:r>
         <w:rPr>
-          <w:bCs/>
           <w:b/>
         </w:rPr>
         <w:t xml:space="preserve">Scope:</w:t>
@@ -11588,7 +11334,6 @@
       </w:pPr>
       <w:r>
         <w:rPr>
-          <w:bCs/>
           <w:b/>
         </w:rPr>
         <w:t xml:space="preserve">Prerequisites:</w:t>
@@ -11604,14 +11349,12 @@
       </w:r>
       <w:r>
         <w:rPr>
-          <w:iCs/>
           <w:i/>
         </w:rPr>
         <w:t xml:space="preserve">(mã tham chiếu:</w:t>
       </w:r>
       <w:r>
         <w:rPr>
-          <w:iCs/>
           <w:i/>
         </w:rPr>
         <w:t xml:space="preserve"> </w:t>
@@ -11619,21 +11362,18 @@
       <w:r>
         <w:rPr>
           <w:rStyle w:val="VerbatimChar"/>
-          <w:iCs/>
           <w:i/>
         </w:rPr>
         <w:t xml:space="preserve">B1-T*</w:t>
       </w:r>
       <w:r>
         <w:rPr>
-          <w:iCs/>
           <w:i/>
         </w:rPr>
         <w:t xml:space="preserve">,</w:t>
       </w:r>
       <w:r>
         <w:rPr>
-          <w:iCs/>
           <w:i/>
         </w:rPr>
         <w:t xml:space="preserve"> </w:t>
@@ -11641,14 +11381,12 @@
       <w:r>
         <w:rPr>
           <w:rStyle w:val="VerbatimChar"/>
-          <w:iCs/>
           <w:i/>
         </w:rPr>
         <w:t xml:space="preserve">B3-P01</w:t>
       </w:r>
       <w:r>
         <w:rPr>
-          <w:iCs/>
           <w:i/>
         </w:rPr>
         <w:t xml:space="preserve">)</w:t>
@@ -11660,7 +11398,6 @@
       </w:pPr>
       <w:r>
         <w:rPr>
-          <w:bCs/>
           <w:b/>
         </w:rPr>
         <w:t xml:space="preserve">Deliverables:</w:t>
@@ -11678,7 +11415,6 @@
       </w:pPr>
       <w:r>
         <w:rPr>
-          <w:bCs/>
           <w:b/>
         </w:rPr>
         <w:t xml:space="preserve">MVT (phần bắt buộc):</w:t>
@@ -11696,7 +11432,6 @@
       </w:pPr>
       <w:r>
         <w:rPr>
-          <w:bCs/>
           <w:b/>
         </w:rPr>
         <w:t xml:space="preserve">Extension:</w:t>
@@ -11714,7 +11449,6 @@
       </w:pPr>
       <w:r>
         <w:rPr>
-          <w:bCs/>
           <w:b/>
         </w:rPr>
         <w:t xml:space="preserve">Công cụ:</w:t>
@@ -11732,7 +11466,6 @@
       </w:pPr>
       <w:r>
         <w:rPr>
-          <w:bCs/>
           <w:b/>
         </w:rPr>
         <w:t xml:space="preserve">Định hướng nghề nghiệp:</w:t>
@@ -11744,23 +11477,21 @@
         <w:t xml:space="preserve">Baseband/hardware engineer cho truyền thông IoT; trực tiếp phục vụ hướng luận án.</w:t>
       </w:r>
     </w:p>
-    <w:bookmarkEnd w:id="68"/>
-    <w:bookmarkEnd w:id="69"/>
-    <w:bookmarkStart w:id="70" w:name="điều-kiện-chung-theo-level"/>
     <w:p>
       <w:pPr>
         <w:pStyle w:val="Heading2"/>
       </w:pPr>
+      <w:bookmarkStart w:id="71" w:name="điều-kiện-chung-theo-level"/>
       <w:r>
         <w:t xml:space="preserve">Điều kiện chung theo level</w:t>
       </w:r>
+      <w:bookmarkEnd w:id="71"/>
     </w:p>
     <w:tbl>
       <w:tblPr>
         <w:tblStyle w:val="Table"/>
-        <w:tblW w:type="pct" w:w="5000"/>
-        <w:tblLook w:firstRow="1" w:lastRow="0" w:firstColumn="0" w:lastColumn="0" w:noHBand="0" w:noVBand="0" w:val="0020"/>
-        <w:jc w:val="start"/>
+        <w:tblW w:type="pct" w:w="5000.0"/>
+        <w:tblLook w:firstRow="1"/>
       </w:tblPr>
       <w:tblGrid>
         <w:gridCol w:w="2640"/>
@@ -11769,10 +11500,15 @@
       </w:tblGrid>
       <w:tr>
         <w:trPr>
-          <w:tblHeader w:val="true"/>
+          <w:cnfStyle w:firstRow="1"/>
         </w:trPr>
         <w:tc>
-          <w:tcPr/>
+          <w:tcPr>
+            <w:tcBorders>
+              <w:bottom w:val="single"/>
+            </w:tcBorders>
+            <w:vAlign w:val="bottom"/>
+          </w:tcPr>
           <w:p>
             <w:pPr>
               <w:pStyle w:val="Compact"/>
@@ -11784,7 +11520,12 @@
           </w:p>
         </w:tc>
         <w:tc>
-          <w:tcPr/>
+          <w:tcPr>
+            <w:tcBorders>
+              <w:bottom w:val="single"/>
+            </w:tcBorders>
+            <w:vAlign w:val="bottom"/>
+          </w:tcPr>
           <w:p>
             <w:pPr>
               <w:pStyle w:val="Compact"/>
@@ -11796,7 +11537,12 @@
           </w:p>
         </w:tc>
         <w:tc>
-          <w:tcPr/>
+          <w:tcPr>
+            <w:tcBorders>
+              <w:bottom w:val="single"/>
+            </w:tcBorders>
+            <w:vAlign w:val="bottom"/>
+          </w:tcPr>
           <w:p>
             <w:pPr>
               <w:pStyle w:val="Compact"/>
@@ -11810,7 +11556,6 @@
       </w:tr>
       <w:tr>
         <w:tc>
-          <w:tcPr/>
           <w:p>
             <w:pPr>
               <w:pStyle w:val="Compact"/>
@@ -11822,7 +11567,6 @@
           </w:p>
         </w:tc>
         <w:tc>
-          <w:tcPr/>
           <w:p>
             <w:pPr>
               <w:pStyle w:val="Compact"/>
@@ -11834,7 +11578,6 @@
           </w:p>
         </w:tc>
         <w:tc>
-          <w:tcPr/>
           <w:p>
             <w:pPr>
               <w:pStyle w:val="Compact"/>
@@ -11848,7 +11591,6 @@
       </w:tr>
       <w:tr>
         <w:tc>
-          <w:tcPr/>
           <w:p>
             <w:pPr>
               <w:pStyle w:val="Compact"/>
@@ -11860,7 +11602,6 @@
           </w:p>
         </w:tc>
         <w:tc>
-          <w:tcPr/>
           <w:p>
             <w:pPr>
               <w:pStyle w:val="Compact"/>
@@ -11872,7 +11613,6 @@
           </w:p>
         </w:tc>
         <w:tc>
-          <w:tcPr/>
           <w:p>
             <w:pPr>
               <w:pStyle w:val="Compact"/>
@@ -11886,7 +11626,6 @@
       </w:tr>
       <w:tr>
         <w:tc>
-          <w:tcPr/>
           <w:p>
             <w:pPr>
               <w:pStyle w:val="Compact"/>
@@ -11898,7 +11637,6 @@
           </w:p>
         </w:tc>
         <w:tc>
-          <w:tcPr/>
           <w:p>
             <w:pPr>
               <w:pStyle w:val="Compact"/>
@@ -11910,7 +11648,6 @@
           </w:p>
         </w:tc>
         <w:tc>
-          <w:tcPr/>
           <w:p>
             <w:pPr>
               <w:pStyle w:val="Compact"/>
@@ -11924,7 +11661,6 @@
       </w:tr>
       <w:tr>
         <w:tc>
-          <w:tcPr/>
           <w:p>
             <w:pPr>
               <w:pStyle w:val="Compact"/>
@@ -11936,7 +11672,6 @@
           </w:p>
         </w:tc>
         <w:tc>
-          <w:tcPr/>
           <w:p>
             <w:pPr>
               <w:pStyle w:val="Compact"/>
@@ -11948,7 +11683,6 @@
           </w:p>
         </w:tc>
         <w:tc>
-          <w:tcPr/>
           <w:p>
             <w:pPr>
               <w:pStyle w:val="Compact"/>
@@ -11962,7 +11696,6 @@
       </w:tr>
       <w:tr>
         <w:tc>
-          <w:tcPr/>
           <w:p>
             <w:pPr>
               <w:pStyle w:val="Compact"/>
@@ -11974,7 +11707,6 @@
           </w:p>
         </w:tc>
         <w:tc>
-          <w:tcPr/>
           <w:p>
             <w:pPr>
               <w:pStyle w:val="Compact"/>
@@ -11986,7 +11718,6 @@
           </w:p>
         </w:tc>
         <w:tc>
-          <w:tcPr/>
           <w:p>
             <w:pPr>
               <w:pStyle w:val="Compact"/>
@@ -12000,7 +11731,6 @@
       </w:tr>
       <w:tr>
         <w:tc>
-          <w:tcPr/>
           <w:p>
             <w:pPr>
               <w:pStyle w:val="Compact"/>
@@ -12012,7 +11742,6 @@
           </w:p>
         </w:tc>
         <w:tc>
-          <w:tcPr/>
           <w:p>
             <w:pPr>
               <w:pStyle w:val="Compact"/>
@@ -12024,7 +11753,6 @@
           </w:p>
         </w:tc>
         <w:tc>
-          <w:tcPr/>
           <w:p>
             <w:pPr>
               <w:pStyle w:val="Compact"/>
@@ -12037,8 +11765,6 @@
         </w:tc>
       </w:tr>
     </w:tbl>
-    <w:bookmarkEnd w:id="70"/>
-    <w:bookmarkEnd w:id="71"/>
     <w:sectPr/>
   </w:body>
 </w:document>
@@ -12070,14 +11796,17 @@
 <file path=word/numbering.xml><?xml version="1.0" encoding="utf-8"?>
 <w:numbering xmlns:w="http://schemas.openxmlformats.org/wordprocessingml/2006/main">
   <w:abstractNum w:abstractNumId="990">
-    <w:nsid w:val="A990"/>
+    <w:nsid w:val="2c1ae401"/>
     <w:multiLevelType w:val="multilevel"/>
     <w:lvl w:ilvl="0">
       <w:numFmt w:val="bullet"/>
       <w:lvlText w:val=" "/>
       <w:lvlJc w:val="left"/>
       <w:pPr>
-        <w:ind w:left="720" w:hanging="480"/>
+        <w:tabs>
+          <w:tab w:val="num" w:pos="0"/>
+        </w:tabs>
+        <w:ind w:left="480" w:hanging="480"/>
       </w:pPr>
     </w:lvl>
     <w:lvl w:ilvl="1">
@@ -12085,7 +11814,10 @@
       <w:lvlText w:val=" "/>
       <w:lvlJc w:val="left"/>
       <w:pPr>
-        <w:ind w:left="1440" w:hanging="480"/>
+        <w:tabs>
+          <w:tab w:val="num" w:pos="720"/>
+        </w:tabs>
+        <w:ind w:left="1200" w:hanging="480"/>
       </w:pPr>
     </w:lvl>
     <w:lvl w:ilvl="2">
@@ -12093,7 +11825,10 @@
       <w:lvlText w:val=" "/>
       <w:lvlJc w:val="left"/>
       <w:pPr>
-        <w:ind w:left="2160" w:hanging="480"/>
+        <w:tabs>
+          <w:tab w:val="num" w:pos="1440"/>
+        </w:tabs>
+        <w:ind w:left="1920" w:hanging="480"/>
       </w:pPr>
     </w:lvl>
     <w:lvl w:ilvl="3">
@@ -12101,7 +11836,10 @@
       <w:lvlText w:val=" "/>
       <w:lvlJc w:val="left"/>
       <w:pPr>
-        <w:ind w:left="2880" w:hanging="480"/>
+        <w:tabs>
+          <w:tab w:val="num" w:pos="2160"/>
+        </w:tabs>
+        <w:ind w:left="2640" w:hanging="480"/>
       </w:pPr>
     </w:lvl>
     <w:lvl w:ilvl="4">
@@ -12109,7 +11847,10 @@
       <w:lvlText w:val=" "/>
       <w:lvlJc w:val="left"/>
       <w:pPr>
-        <w:ind w:left="3600" w:hanging="480"/>
+        <w:tabs>
+          <w:tab w:val="num" w:pos="2880"/>
+        </w:tabs>
+        <w:ind w:left="3360" w:hanging="480"/>
       </w:pPr>
     </w:lvl>
     <w:lvl w:ilvl="5">
@@ -12117,7 +11858,10 @@
       <w:lvlText w:val=" "/>
       <w:lvlJc w:val="left"/>
       <w:pPr>
-        <w:ind w:left="4320" w:hanging="480"/>
+        <w:tabs>
+          <w:tab w:val="num" w:pos="3600"/>
+        </w:tabs>
+        <w:ind w:left="4080" w:hanging="480"/>
       </w:pPr>
     </w:lvl>
     <w:lvl w:ilvl="6">
@@ -12125,7 +11869,10 @@
       <w:lvlText w:val=" "/>
       <w:lvlJc w:val="left"/>
       <w:pPr>
-        <w:ind w:left="5040" w:hanging="480"/>
+        <w:tabs>
+          <w:tab w:val="num" w:pos="4320"/>
+        </w:tabs>
+        <w:ind w:left="4800" w:hanging="480"/>
       </w:pPr>
     </w:lvl>
     <w:lvl w:ilvl="7">
@@ -12133,7 +11880,10 @@
       <w:lvlText w:val=" "/>
       <w:lvlJc w:val="left"/>
       <w:pPr>
-        <w:ind w:left="5760" w:hanging="480"/>
+        <w:tabs>
+          <w:tab w:val="num" w:pos="5040"/>
+        </w:tabs>
+        <w:ind w:left="5520" w:hanging="480"/>
       </w:pPr>
     </w:lvl>
     <w:lvl w:ilvl="8">
@@ -12141,19 +11891,25 @@
       <w:lvlText w:val=" "/>
       <w:lvlJc w:val="left"/>
       <w:pPr>
-        <w:ind w:left="6480" w:hanging="480"/>
+        <w:tabs>
+          <w:tab w:val="num" w:pos="5760"/>
+        </w:tabs>
+        <w:ind w:left="6240" w:hanging="480"/>
       </w:pPr>
     </w:lvl>
   </w:abstractNum>
   <w:abstractNum w:abstractNumId="991">
-    <w:nsid w:val="A991"/>
+    <w:nsid w:val="ea454b4c"/>
     <w:multiLevelType w:val="multilevel"/>
     <w:lvl w:ilvl="0">
       <w:numFmt w:val="bullet"/>
       <w:lvlText w:val="•"/>
       <w:lvlJc w:val="left"/>
       <w:pPr>
-        <w:ind w:left="720" w:hanging="480"/>
+        <w:tabs>
+          <w:tab w:val="num" w:pos="0"/>
+        </w:tabs>
+        <w:ind w:left="480" w:hanging="480"/>
       </w:pPr>
     </w:lvl>
     <w:lvl w:ilvl="1">
@@ -12161,7 +11917,10 @@
       <w:lvlText w:val="–"/>
       <w:lvlJc w:val="left"/>
       <w:pPr>
-        <w:ind w:left="1440" w:hanging="480"/>
+        <w:tabs>
+          <w:tab w:val="num" w:pos="720"/>
+        </w:tabs>
+        <w:ind w:left="1200" w:hanging="480"/>
       </w:pPr>
     </w:lvl>
     <w:lvl w:ilvl="2">
@@ -12169,7 +11928,10 @@
       <w:lvlText w:val="•"/>
       <w:lvlJc w:val="left"/>
       <w:pPr>
-        <w:ind w:left="2160" w:hanging="480"/>
+        <w:tabs>
+          <w:tab w:val="num" w:pos="1440"/>
+        </w:tabs>
+        <w:ind w:left="1920" w:hanging="480"/>
       </w:pPr>
     </w:lvl>
     <w:lvl w:ilvl="3">
@@ -12177,7 +11939,10 @@
       <w:lvlText w:val="–"/>
       <w:lvlJc w:val="left"/>
       <w:pPr>
-        <w:ind w:left="2880" w:hanging="480"/>
+        <w:tabs>
+          <w:tab w:val="num" w:pos="2160"/>
+        </w:tabs>
+        <w:ind w:left="2640" w:hanging="480"/>
       </w:pPr>
     </w:lvl>
     <w:lvl w:ilvl="4">
@@ -12185,7 +11950,10 @@
       <w:lvlText w:val="•"/>
       <w:lvlJc w:val="left"/>
       <w:pPr>
-        <w:ind w:left="3600" w:hanging="480"/>
+        <w:tabs>
+          <w:tab w:val="num" w:pos="2880"/>
+        </w:tabs>
+        <w:ind w:left="3360" w:hanging="480"/>
       </w:pPr>
     </w:lvl>
     <w:lvl w:ilvl="5">
@@ -12193,7 +11961,10 @@
       <w:lvlText w:val="–"/>
       <w:lvlJc w:val="left"/>
       <w:pPr>
-        <w:ind w:left="4320" w:hanging="480"/>
+        <w:tabs>
+          <w:tab w:val="num" w:pos="3600"/>
+        </w:tabs>
+        <w:ind w:left="4080" w:hanging="480"/>
       </w:pPr>
     </w:lvl>
     <w:lvl w:ilvl="6">
@@ -12201,7 +11972,10 @@
       <w:lvlText w:val="•"/>
       <w:lvlJc w:val="left"/>
       <w:pPr>
-        <w:ind w:left="5040" w:hanging="480"/>
+        <w:tabs>
+          <w:tab w:val="num" w:pos="4320"/>
+        </w:tabs>
+        <w:ind w:left="4800" w:hanging="480"/>
       </w:pPr>
     </w:lvl>
     <w:lvl w:ilvl="7">
@@ -12209,7 +11983,10 @@
       <w:lvlText w:val="–"/>
       <w:lvlJc w:val="left"/>
       <w:pPr>
-        <w:ind w:left="5760" w:hanging="480"/>
+        <w:tabs>
+          <w:tab w:val="num" w:pos="5040"/>
+        </w:tabs>
+        <w:ind w:left="5520" w:hanging="480"/>
       </w:pPr>
     </w:lvl>
     <w:lvl w:ilvl="8">
@@ -12217,7 +11994,10 @@
       <w:lvlText w:val="•"/>
       <w:lvlJc w:val="left"/>
       <w:pPr>
-        <w:ind w:left="6480" w:hanging="480"/>
+        <w:tabs>
+          <w:tab w:val="num" w:pos="5760"/>
+        </w:tabs>
+        <w:ind w:left="6240" w:hanging="480"/>
       </w:pPr>
     </w:lvl>
   </w:abstractNum>
@@ -12235,10 +12015,10 @@
   <w:docDefaults>
     <w:rPrDefault>
       <w:rPr>
-        <w:rFonts w:asciiTheme="minorHAnsi" w:cstheme="minorBidi" w:eastAsiaTheme="minorHAnsi" w:hAnsiTheme="minorHAnsi"/>
+        <w:rFonts w:asciiTheme="minorHAnsi" w:eastAsiaTheme="minorHAnsi" w:hAnsiTheme="minorHAnsi" w:cstheme="minorBidi"/>
         <w:sz w:val="24"/>
         <w:szCs w:val="24"/>
-        <w:lang w:bidi="ar-SA" w:eastAsia="en-US" w:val="en-US"/>
+        <w:lang w:val="en-US" w:eastAsia="en-US" w:bidi="ar-SA"/>
       </w:rPr>
     </w:rPrDefault>
     <w:pPrDefault>
@@ -12247,35 +12027,35 @@
       </w:pPr>
     </w:pPrDefault>
   </w:docDefaults>
-  <w:latentStyles w:count="276" w:defLockedState="0" w:defQFormat="0" w:defSemiHidden="0" w:defUIPriority="0" w:defUnhideWhenUsed="0"/>
-  <w:style w:default="1" w:styleId="Normal" w:type="paragraph">
+  <w:latentStyles w:defLockedState="0" w:defUIPriority="0" w:defSemiHidden="0" w:defUnhideWhenUsed="0" w:defQFormat="0" w:count="276"/>
+  <w:style w:type="paragraph" w:default="1" w:styleId="Normal">
     <w:name w:val="Normal"/>
     <w:qFormat/>
   </w:style>
-  <w:style w:styleId="BodyText" w:type="paragraph">
+  <w:style w:type="paragraph" w:styleId="BodyText">
     <w:name w:val="Body Text"/>
     <w:basedOn w:val="Normal"/>
     <w:link w:val="BodyTextChar"/>
     <w:pPr>
-      <w:spacing w:after="180" w:before="180"/>
+      <w:spacing w:before="180" w:after="180"/>
     </w:pPr>
     <w:qFormat/>
   </w:style>
-  <w:style w:customStyle="1" w:styleId="FirstParagraph" w:type="paragraph">
+  <w:style w:type="paragraph" w:customStyle="1" w:styleId="FirstParagraph">
     <w:name w:val="First Paragraph"/>
     <w:basedOn w:val="BodyText"/>
     <w:next w:val="BodyText"/>
     <w:qFormat/>
   </w:style>
-  <w:style w:customStyle="1" w:styleId="Compact" w:type="paragraph">
+  <w:style w:type="paragraph" w:customStyle="1" w:styleId="Compact">
     <w:name w:val="Compact"/>
     <w:basedOn w:val="BodyText"/>
     <w:qFormat/>
     <w:pPr>
-      <w:spacing w:after="36" w:before="36"/>
+      <w:spacing w:before="36" w:after="36"/>
     </w:pPr>
   </w:style>
-  <w:style w:styleId="Title" w:type="paragraph">
+  <w:style w:type="paragraph" w:styleId="Title">
     <w:name w:val="Title"/>
     <w:basedOn w:val="Normal"/>
     <w:next w:val="BodyText"/>
@@ -12283,19 +12063,19 @@
     <w:pPr>
       <w:keepNext/>
       <w:keepLines/>
-      <w:spacing w:after="240" w:before="480"/>
+      <w:spacing w:before="480" w:after="240"/>
       <w:jc w:val="center"/>
     </w:pPr>
     <w:rPr>
-      <w:rFonts w:asciiTheme="majorHAnsi" w:cstheme="majorBidi" w:eastAsiaTheme="majorEastAsia" w:hAnsiTheme="majorHAnsi"/>
+      <w:rFonts w:asciiTheme="majorHAnsi" w:eastAsiaTheme="majorEastAsia" w:hAnsiTheme="majorHAnsi" w:cstheme="majorBidi"/>
       <w:b/>
       <w:bCs/>
-      <w:color w:themeColor="accent1" w:themeShade="B5" w:val="345A8A"/>
+      <w:color w:val="345A8A" w:themeColor="accent1" w:themeShade="B5"/>
       <w:sz w:val="36"/>
       <w:szCs w:val="36"/>
     </w:rPr>
   </w:style>
-  <w:style w:styleId="Subtitle" w:type="paragraph">
+  <w:style w:type="paragraph" w:styleId="Subtitle">
     <w:name w:val="Subtitle"/>
     <w:basedOn w:val="Title"/>
     <w:next w:val="BodyText"/>
@@ -12303,7 +12083,7 @@
     <w:pPr>
       <w:keepNext/>
       <w:keepLines/>
-      <w:spacing w:after="240" w:before="240"/>
+      <w:spacing w:before="240" w:after="240"/>
       <w:jc w:val="center"/>
     </w:pPr>
     <w:rPr>
@@ -12311,7 +12091,7 @@
       <w:szCs w:val="30"/>
     </w:rPr>
   </w:style>
-  <w:style w:customStyle="1" w:styleId="Author" w:type="paragraph">
+  <w:style w:type="paragraph" w:customStyle="1" w:styleId="Author">
     <w:name w:val="Author"/>
     <w:next w:val="BodyText"/>
     <w:qFormat/>
@@ -12321,7 +12101,7 @@
       <w:jc w:val="center"/>
     </w:pPr>
   </w:style>
-  <w:style w:styleId="Date" w:type="paragraph">
+  <w:style w:type="paragraph" w:styleId="Date">
     <w:name w:val="Date"/>
     <w:next w:val="BodyText"/>
     <w:qFormat/>
@@ -12331,26 +12111,7 @@
       <w:jc w:val="center"/>
     </w:pPr>
   </w:style>
-  <w:style w:customStyle="1" w:styleId="AbstractTitle" w:type="paragraph">
-    <w:name w:val="Abstract Title"/>
-    <w:basedOn w:val="Normal"/>
-    <w:next w:val="Abstract"/>
-    <w:qFormat/>
-    <w:pPr>
-      <w:keepNext/>
-      <w:keepLines/>
-      <w:jc w:val="center"/>
-      <w:spacing w:after="0" w:before="300"/>
-    </w:pPr>
-    <w:rPr>
-      <w:sz w:val="20"/>
-      <w:szCs w:val="20"/>
-      <w:b/>
-      <w:color w:val="345A8A"/>
-      &gt;
-    </w:rPr>
-  </w:style>
-  <w:style w:customStyle="1" w:styleId="Abstract" w:type="paragraph">
+  <w:style w:type="paragraph" w:customStyle="1" w:styleId="Abstract">
     <w:name w:val="Abstract"/>
     <w:basedOn w:val="Normal"/>
     <w:next w:val="BodyText"/>
@@ -12358,14 +12119,14 @@
     <w:pPr>
       <w:keepNext/>
       <w:keepLines/>
-      <w:spacing w:after="300" w:before="100"/>
+      <w:spacing w:before="300" w:after="300"/>
     </w:pPr>
     <w:rPr>
       <w:sz w:val="20"/>
       <w:szCs w:val="20"/>
     </w:rPr>
   </w:style>
-  <w:style w:styleId="Bibliography" w:type="paragraph">
+  <w:style w:type="paragraph" w:styleId="Bibliography">
     <w:name w:val="Bibliography"/>
     <w:basedOn w:val="Normal"/>
     <w:next w:val="Bibliography"/>
@@ -12373,7 +12134,7 @@
     <w:pPr/>
     <w:rPr/>
   </w:style>
-  <w:style w:styleId="Heading1" w:type="paragraph">
+  <w:style w:type="paragraph" w:styleId="Heading1">
     <w:name w:val="Heading 1"/>
     <w:basedOn w:val="Normal"/>
     <w:next w:val="BodyText"/>
@@ -12382,19 +12143,19 @@
     <w:pPr>
       <w:keepNext/>
       <w:keepLines/>
-      <w:spacing w:after="0" w:before="480"/>
+      <w:spacing w:before="480" w:after="0"/>
       <w:outlineLvl w:val="0"/>
     </w:pPr>
     <w:rPr>
-      <w:rFonts w:asciiTheme="majorHAnsi" w:cstheme="majorBidi" w:eastAsiaTheme="majorEastAsia" w:hAnsiTheme="majorHAnsi"/>
+      <w:rFonts w:asciiTheme="majorHAnsi" w:eastAsiaTheme="majorEastAsia" w:hAnsiTheme="majorHAnsi" w:cstheme="majorBidi"/>
       <w:b/>
       <w:bCs/>
-      <w:color w:themeColor="accent1" w:val="4F81BD"/>
+      <w:color w:val="4F81BD" w:themeColor="accent1"/>
       <w:sz w:val="32"/>
       <w:szCs w:val="32"/>
     </w:rPr>
   </w:style>
-  <w:style w:styleId="Heading2" w:type="paragraph">
+  <w:style w:type="paragraph" w:styleId="Heading2">
     <w:name w:val="Heading 2"/>
     <w:basedOn w:val="Normal"/>
     <w:next w:val="BodyText"/>
@@ -12404,19 +12165,19 @@
     <w:pPr>
       <w:keepNext/>
       <w:keepLines/>
-      <w:spacing w:after="0" w:before="200"/>
+      <w:spacing w:before="200" w:after="0"/>
       <w:outlineLvl w:val="1"/>
     </w:pPr>
     <w:rPr>
-      <w:rFonts w:asciiTheme="majorHAnsi" w:cstheme="majorBidi" w:eastAsiaTheme="majorEastAsia" w:hAnsiTheme="majorHAnsi"/>
+      <w:rFonts w:asciiTheme="majorHAnsi" w:eastAsiaTheme="majorEastAsia" w:hAnsiTheme="majorHAnsi" w:cstheme="majorBidi"/>
       <w:b/>
       <w:bCs/>
-      <w:color w:themeColor="accent1" w:val="4F81BD"/>
+      <w:color w:val="4F81BD" w:themeColor="accent1"/>
       <w:sz w:val="28"/>
       <w:szCs w:val="28"/>
     </w:rPr>
   </w:style>
-  <w:style w:styleId="Heading3" w:type="paragraph">
+  <w:style w:type="paragraph" w:styleId="Heading3">
     <w:name w:val="Heading 3"/>
     <w:basedOn w:val="Normal"/>
     <w:next w:val="BodyText"/>
@@ -12426,19 +12187,19 @@
     <w:pPr>
       <w:keepNext/>
       <w:keepLines/>
-      <w:spacing w:after="0" w:before="200"/>
+      <w:spacing w:before="200" w:after="0"/>
       <w:outlineLvl w:val="2"/>
     </w:pPr>
     <w:rPr>
-      <w:rFonts w:asciiTheme="majorHAnsi" w:cstheme="majorBidi" w:eastAsiaTheme="majorEastAsia" w:hAnsiTheme="majorHAnsi"/>
+      <w:rFonts w:asciiTheme="majorHAnsi" w:eastAsiaTheme="majorEastAsia" w:hAnsiTheme="majorHAnsi" w:cstheme="majorBidi"/>
       <w:b/>
       <w:bCs/>
-      <w:color w:themeColor="accent1" w:val="4F81BD"/>
+      <w:color w:val="4F81BD" w:themeColor="accent1"/>
       <w:sz w:val="24"/>
       <w:szCs w:val="24"/>
     </w:rPr>
   </w:style>
-  <w:style w:styleId="Heading4" w:type="paragraph">
+  <w:style w:type="paragraph" w:styleId="Heading4">
     <w:name w:val="Heading 4"/>
     <w:basedOn w:val="Normal"/>
     <w:next w:val="BodyText"/>
@@ -12448,19 +12209,19 @@
     <w:pPr>
       <w:keepNext/>
       <w:keepLines/>
-      <w:spacing w:after="0" w:before="200"/>
+      <w:spacing w:before="200" w:after="0"/>
       <w:outlineLvl w:val="3"/>
     </w:pPr>
     <w:rPr>
-      <w:rFonts w:asciiTheme="majorHAnsi" w:cstheme="majorBidi" w:eastAsiaTheme="majorEastAsia" w:hAnsiTheme="majorHAnsi"/>
+      <w:rFonts w:asciiTheme="majorHAnsi" w:eastAsiaTheme="majorEastAsia" w:hAnsiTheme="majorHAnsi" w:cstheme="majorBidi"/>
       <w:i/>
       <w:bCs/>
-      <w:color w:themeColor="accent1" w:val="4F81BD"/>
+      <w:color w:val="4F81BD" w:themeColor="accent1"/>
       <w:sz w:val="24"/>
       <w:szCs w:val="24"/>
     </w:rPr>
   </w:style>
-  <w:style w:styleId="Heading5" w:type="paragraph">
+  <w:style w:type="paragraph" w:styleId="Heading5">
     <w:name w:val="Heading 5"/>
     <w:basedOn w:val="Normal"/>
     <w:next w:val="BodyText"/>
@@ -12470,18 +12231,18 @@
     <w:pPr>
       <w:keepNext/>
       <w:keepLines/>
-      <w:spacing w:after="0" w:before="200"/>
+      <w:spacing w:before="200" w:after="0"/>
       <w:outlineLvl w:val="4"/>
     </w:pPr>
     <w:rPr>
-      <w:rFonts w:asciiTheme="majorHAnsi" w:cstheme="majorBidi" w:eastAsiaTheme="majorEastAsia" w:hAnsiTheme="majorHAnsi"/>
+      <w:rFonts w:asciiTheme="majorHAnsi" w:eastAsiaTheme="majorEastAsia" w:hAnsiTheme="majorHAnsi" w:cstheme="majorBidi"/>
       <w:iCs/>
-      <w:color w:themeColor="accent1" w:val="4F81BD"/>
+      <w:color w:val="4F81BD" w:themeColor="accent1"/>
       <w:sz w:val="24"/>
       <w:szCs w:val="24"/>
     </w:rPr>
   </w:style>
-  <w:style w:styleId="Heading6" w:type="paragraph">
+  <w:style w:type="paragraph" w:styleId="Heading6">
     <w:name w:val="Heading 6"/>
     <w:basedOn w:val="Normal"/>
     <w:next w:val="BodyText"/>
@@ -12491,17 +12252,17 @@
     <w:pPr>
       <w:keepNext/>
       <w:keepLines/>
-      <w:spacing w:after="0" w:before="200"/>
+      <w:spacing w:before="200" w:after="0"/>
       <w:outlineLvl w:val="5"/>
     </w:pPr>
     <w:rPr>
-      <w:rFonts w:asciiTheme="majorHAnsi" w:cstheme="majorBidi" w:eastAsiaTheme="majorEastAsia" w:hAnsiTheme="majorHAnsi"/>
-      <w:color w:themeColor="accent1" w:val="4F81BD"/>
+      <w:rFonts w:asciiTheme="majorHAnsi" w:eastAsiaTheme="majorEastAsia" w:hAnsiTheme="majorHAnsi" w:cstheme="majorBidi"/>
+      <w:color w:val="4F81BD" w:themeColor="accent1"/>
       <w:sz w:val="24"/>
       <w:szCs w:val="24"/>
     </w:rPr>
   </w:style>
-  <w:style w:styleId="Heading7" w:type="paragraph">
+  <w:style w:type="paragraph" w:styleId="Heading7">
     <w:name w:val="Heading 7"/>
     <w:basedOn w:val="Normal"/>
     <w:next w:val="BodyText"/>
@@ -12511,17 +12272,17 @@
     <w:pPr>
       <w:keepNext/>
       <w:keepLines/>
-      <w:spacing w:after="0" w:before="200"/>
+      <w:spacing w:before="200" w:after="0"/>
       <w:outlineLvl w:val="6"/>
     </w:pPr>
     <w:rPr>
-      <w:rFonts w:asciiTheme="majorHAnsi" w:cstheme="majorBidi" w:eastAsiaTheme="majorEastAsia" w:hAnsiTheme="majorHAnsi"/>
-      <w:color w:themeColor="accent1" w:val="4F81BD"/>
+      <w:rFonts w:asciiTheme="majorHAnsi" w:eastAsiaTheme="majorEastAsia" w:hAnsiTheme="majorHAnsi" w:cstheme="majorBidi"/>
+      <w:color w:val="4F81BD" w:themeColor="accent1"/>
       <w:sz w:val="24"/>
       <w:szCs w:val="24"/>
     </w:rPr>
   </w:style>
-  <w:style w:styleId="Heading8" w:type="paragraph">
+  <w:style w:type="paragraph" w:styleId="Heading8">
     <w:name w:val="Heading 8"/>
     <w:basedOn w:val="Normal"/>
     <w:next w:val="BodyText"/>
@@ -12531,17 +12292,17 @@
     <w:pPr>
       <w:keepNext/>
       <w:keepLines/>
-      <w:spacing w:after="0" w:before="200"/>
+      <w:spacing w:before="200" w:after="0"/>
       <w:outlineLvl w:val="7"/>
     </w:pPr>
     <w:rPr>
-      <w:rFonts w:asciiTheme="majorHAnsi" w:cstheme="majorBidi" w:eastAsiaTheme="majorEastAsia" w:hAnsiTheme="majorHAnsi"/>
-      <w:color w:themeColor="accent1" w:val="4F81BD"/>
+      <w:rFonts w:asciiTheme="majorHAnsi" w:eastAsiaTheme="majorEastAsia" w:hAnsiTheme="majorHAnsi" w:cstheme="majorBidi"/>
+      <w:color w:val="4F81BD" w:themeColor="accent1"/>
       <w:sz w:val="24"/>
       <w:szCs w:val="24"/>
     </w:rPr>
   </w:style>
-  <w:style w:styleId="Heading9" w:type="paragraph">
+  <w:style w:type="paragraph" w:styleId="Heading9">
     <w:name w:val="Heading 9"/>
     <w:basedOn w:val="Normal"/>
     <w:next w:val="BodyText"/>
@@ -12551,17 +12312,17 @@
     <w:pPr>
       <w:keepNext/>
       <w:keepLines/>
-      <w:spacing w:after="0" w:before="200"/>
+      <w:spacing w:before="200" w:after="0"/>
       <w:outlineLvl w:val="8"/>
     </w:pPr>
     <w:rPr>
-      <w:rFonts w:asciiTheme="majorHAnsi" w:cstheme="majorBidi" w:eastAsiaTheme="majorEastAsia" w:hAnsiTheme="majorHAnsi"/>
-      <w:color w:themeColor="accent1" w:val="4F81BD"/>
+      <w:rFonts w:asciiTheme="majorHAnsi" w:eastAsiaTheme="majorEastAsia" w:hAnsiTheme="majorHAnsi" w:cstheme="majorBidi"/>
+      <w:color w:val="4F81BD" w:themeColor="accent1"/>
       <w:sz w:val="24"/>
       <w:szCs w:val="24"/>
     </w:rPr>
   </w:style>
-  <w:style w:styleId="BlockText" w:type="paragraph">
+  <w:style w:type="paragraph" w:styleId="BlockText">
     <w:name w:val="Block Text"/>
     <w:basedOn w:val="BodyText"/>
     <w:next w:val="BodyText"/>
@@ -12569,11 +12330,11 @@
     <w:unhideWhenUsed/>
     <w:qFormat/>
     <w:pPr>
-      <w:spacing w:after="100" w:before="100"/>
+      <w:spacing w:before="100" w:after="100"/>
       <w:ind w:firstLine="0" w:left="480" w:right="480"/>
     </w:pPr>
   </w:style>
-  <w:style w:styleId="FootnoteText" w:type="paragraph">
+  <w:style w:type="paragraph" w:styleId="FootnoteText">
     <w:name w:val="Footnote Text"/>
     <w:basedOn w:val="Normal"/>
     <w:next w:val="FootnoteText"/>
@@ -12581,43 +12342,28 @@
     <w:unhideWhenUsed/>
     <w:qFormat/>
   </w:style>
-  <w:style w:default="1" w:styleId="DefaultParagraphFont" w:type="character">
+  <w:style w:type="character" w:default="1" w:styleId="DefaultParagraphFont">
     <w:name w:val="Default Paragraph Font"/>
     <w:semiHidden/>
     <w:unhideWhenUsed/>
   </w:style>
-  <w:style w:default="1" w:styleId="Table" w:type="table">
+  <w:style w:type="table" w:default="1" w:styleId="Table">
     <w:name w:val="Table"/>
     <w:basedOn w:val="TableNormal"/>
     <w:semiHidden/>
     <w:unhideWhenUsed/>
     <w:qFormat/>
     <w:tblPr>
-      <w:tblInd w:type="dxa" w:w="0"/>
+      <w:tblInd w:w="0" w:type="dxa"/>
       <w:tblCellMar>
-        <w:top w:type="dxa" w:w="0"/>
-        <w:left w:type="dxa" w:w="108"/>
-        <w:bottom w:type="dxa" w:w="0"/>
-        <w:right w:type="dxa" w:w="108"/>
+        <w:top w:w="0" w:type="dxa"/>
+        <w:left w:w="108" w:type="dxa"/>
+        <w:bottom w:w="0" w:type="dxa"/>
+        <w:right w:w="108" w:type="dxa"/>
       </w:tblCellMar>
     </w:tblPr>
-    <w:tblStylePr w:type="firstRow">
-      <w:tblPr>
-        <w:jc w:val="left"/>
-        <w:tblInd w:type="dxa" w:w="0"/>
-      </w:tblPr>
-      <w:trPr>
-        <w:jc w:val="left"/>
-      </w:trPr>
-      <w:tcPr>
-        <w:vAlign w:val="bottom"/>
-        <w:tcBorders>
-          <w:bottom w:val="single"/>
-        </w:tcBorders>
-      </w:tcPr>
-    </w:tblStylePr>
   </w:style>
-  <w:style w:customStyle="1" w:styleId="DefinitionTerm" w:type="paragraph">
+  <w:style w:type="paragraph" w:customStyle="1" w:styleId="DefinitionTerm">
     <w:name w:val="Definition Term"/>
     <w:basedOn w:val="Normal"/>
     <w:next w:val="Definition"/>
@@ -12630,49 +12376,49 @@
       <w:b/>
     </w:rPr>
   </w:style>
-  <w:style w:customStyle="1" w:styleId="Definition" w:type="paragraph">
+  <w:style w:type="paragraph" w:customStyle="1" w:styleId="Definition">
     <w:name w:val="Definition"/>
     <w:basedOn w:val="Normal"/>
   </w:style>
-  <w:style w:styleId="Caption" w:type="paragraph">
+  <w:style w:type="paragraph" w:styleId="Caption">
     <w:name w:val="Caption"/>
     <w:basedOn w:val="Normal"/>
     <w:link w:val="BodyTextChar"/>
     <w:pPr>
-      <w:spacing w:after="120" w:before="0"/>
+      <w:spacing w:before="0" w:after="120"/>
     </w:pPr>
     <w:rPr>
       <w:i/>
     </w:rPr>
   </w:style>
-  <w:style w:customStyle="1" w:styleId="TableCaption" w:type="paragraph">
+  <w:style w:type="paragraph" w:customStyle="1" w:styleId="TableCaption">
     <w:name w:val="Table Caption"/>
     <w:basedOn w:val="Caption"/>
     <w:pPr>
       <w:keepNext/>
     </w:pPr>
   </w:style>
-  <w:style w:customStyle="1" w:styleId="ImageCaption" w:type="paragraph">
+  <w:style w:type="paragraph" w:customStyle="1" w:styleId="ImageCaption">
     <w:name w:val="Image Caption"/>
     <w:basedOn w:val="Caption"/>
   </w:style>
-  <w:style w:customStyle="1" w:styleId="Figure" w:type="paragraph">
+  <w:style w:type="paragraph" w:customStyle="1" w:styleId="Figure">
     <w:name w:val="Figure"/>
     <w:basedOn w:val="Normal"/>
   </w:style>
-  <w:style w:customStyle="1" w:styleId="CaptionedFigure" w:type="paragraph">
+  <w:style w:type="paragraph" w:customStyle="1" w:styleId="CaptionedFigure">
     <w:name w:val="Captioned Figure"/>
     <w:basedOn w:val="Figure"/>
     <w:pPr>
       <w:keepNext/>
     </w:pPr>
   </w:style>
-  <w:style w:customStyle="1" w:styleId="BodyTextChar" w:type="character">
+  <w:style w:type="character" w:customStyle="1" w:styleId="BodyTextChar">
     <w:name w:val="Body Text Char"/>
     <w:basedOn w:val="DefaultParagraphFont"/>
     <w:link w:val="BodyText"/>
   </w:style>
-  <w:style w:customStyle="1" w:styleId="VerbatimChar" w:type="character">
+  <w:style w:type="character" w:customStyle="1" w:styleId="VerbatimChar">
     <w:name w:val="Verbatim Char"/>
     <w:basedOn w:val="BodyTextChar"/>
     <w:rPr>
@@ -12680,25 +12426,21 @@
       <w:sz w:val="22"/>
     </w:rPr>
   </w:style>
-  <w:style w:customStyle="1" w:styleId="SectionNumber" w:type="character">
-    <w:name w:val="Section Number"/>
-    <w:basedOn w:val="BodyTextChar"/>
-  </w:style>
-  <w:style w:styleId="FootnoteReference" w:type="character">
+  <w:style w:type="character" w:styleId="FootnoteReference">
     <w:name w:val="Footnote Reference"/>
     <w:basedOn w:val="BodyTextChar"/>
     <w:rPr>
       <w:vertAlign w:val="superscript"/>
     </w:rPr>
   </w:style>
-  <w:style w:styleId="Hyperlink" w:type="character">
+  <w:style w:type="character" w:styleId="Hyperlink">
     <w:name w:val="Hyperlink"/>
     <w:basedOn w:val="BodyTextChar"/>
     <w:rPr>
-      <w:color w:themeColor="accent1" w:val="4F81BD"/>
+      <w:color w:val="4F81BD" w:themeColor="accent1"/>
     </w:rPr>
   </w:style>
-  <w:style w:styleId="TOCHeading" w:type="paragraph">
+  <w:style w:type="paragraph" w:styleId="TOCHeading">
     <w:name w:val="TOC Heading"/>
     <w:basedOn w:val="Heading1"/>
     <w:next w:val="BodyText"/>
@@ -12710,10 +12452,10 @@
       <w:outlineLvl w:val="9"/>
     </w:pPr>
     <w:rPr>
-      <w:rFonts w:asciiTheme="majorHAnsi" w:cstheme="majorBidi" w:eastAsiaTheme="majorEastAsia" w:hAnsiTheme="majorHAnsi"/>
+      <w:rFonts w:asciiTheme="majorHAnsi" w:eastAsiaTheme="majorEastAsia" w:hAnsiTheme="majorHAnsi" w:cstheme="majorBidi"/>
       <w:b w:val="0"/>
       <w:bCs w:val="0"/>
-      <w:color w:themeColor="accent1" w:themeShade="BF" w:val="365F91"/>
+      <w:color w:val="365F91" w:themeColor="accent1" w:themeShade="BF"/>
     </w:rPr>
   </w:style>
   <w:style w:type="paragraph" w:customStyle="1" w:styleId="SourceCode">
@@ -12805,10 +12547,7 @@
   <w:style w:type="character" w:customStyle="1" w:styleId="ImportTok">
     <w:name w:val="ImportTok"/>
     <w:basedOn w:val="VerbatimChar"/>
-    <w:rPr>
-      <w:color w:val="008000"/>
-      <w:b/>
-    </w:rPr>
+    <w:rPr/>
   </w:style>
   <w:style w:type="character" w:customStyle="1" w:styleId="CommentTok">
     <w:name w:val="CommentTok"/>
@@ -12883,9 +12622,7 @@
   <w:style w:type="character" w:customStyle="1" w:styleId="BuiltInTok">
     <w:name w:val="BuiltInTok"/>
     <w:basedOn w:val="VerbatimChar"/>
-    <w:rPr>
-      <w:color w:val="008000"/>
-    </w:rPr>
+    <w:rPr/>
   </w:style>
   <w:style w:type="character" w:customStyle="1" w:styleId="ExtensionTok">
     <w:name w:val="ExtensionTok"/>

--- a/02_Project_Portfolio/Graduation_Thesis_Catalog.docx
+++ b/02_Project_Portfolio/Graduation_Thesis_Catalog.docx
@@ -54,7 +54,7 @@
         <w:pStyle w:val="BodyText"/>
       </w:pPr>
       <w:r>
-        <w:t xml:space="preserve">Engineering &amp; Research Mentoring Program (Lucero) · Phiên bản 1.6.0 · 2026-08-23</w:t>
+        <w:t xml:space="preserve">Engineering &amp; Research Mentoring Program (Lucero) · Phiên bản 1.7.0 · 2026-08-23</w:t>
       </w:r>
     </w:p>
     <w:p>

--- a/02_Project_Portfolio/Graduation_Thesis_Catalog.docx
+++ b/02_Project_Portfolio/Graduation_Thesis_Catalog.docx
@@ -54,7 +54,7 @@
         <w:pStyle w:val="BodyText"/>
       </w:pPr>
       <w:r>
-        <w:t xml:space="preserve">Engineering &amp; Research Mentoring Program (Lucero) · Phiên bản 1.7.0 · 2026-08-23</w:t>
+        <w:t xml:space="preserve">Engineering &amp; Research Mentoring Program (Lucero) · Phiên bản 1.8.0 · 2026-09-02</w:t>
       </w:r>
     </w:p>
     <w:p>

--- a/02_Project_Portfolio/Graduation_Thesis_Catalog.docx
+++ b/02_Project_Portfolio/Graduation_Thesis_Catalog.docx
@@ -54,7 +54,7 @@
         <w:pStyle w:val="BodyText"/>
       </w:pPr>
       <w:r>
-        <w:t xml:space="preserve">Engineering &amp; Research Mentoring Program (Lucero) · Phiên bản 1.8.0 · 2026-09-02</w:t>
+        <w:t xml:space="preserve">Engineering &amp; Research Mentoring Program (Lucero) · Phiên bản 1.9.0 · 2026-09-02</w:t>
       </w:r>
     </w:p>
     <w:p>

--- a/02_Project_Portfolio/Graduation_Thesis_Catalog.docx
+++ b/02_Project_Portfolio/Graduation_Thesis_Catalog.docx
@@ -54,7 +54,7 @@
         <w:pStyle w:val="BodyText"/>
       </w:pPr>
       <w:r>
-        <w:t xml:space="preserve">Engineering &amp; Research Mentoring Program (Lucero) · Phiên bản 1.9.0 · 2026-09-02</w:t>
+        <w:t xml:space="preserve">Engineering &amp; Research Mentoring Program (Lucero) · Phiên bản 1.10.0 · 2026-09-04</w:t>
       </w:r>
     </w:p>
     <w:p>
